--- a/Smlouva-LUNASTAV-vzor.docx
+++ b/Smlouva-LUNASTAV-vzor.docx
@@ -1,6 +1,6 @@
 
 <file path=word/document.xml><?xml version="1.0" encoding="utf-8"?>
-<w:document xmlns:wpc="http://schemas.microsoft.com/office/word/2010/wordprocessingCanvas" xmlns:cx="http://schemas.microsoft.com/office/drawing/2014/chartex" xmlns:cx1="http://schemas.microsoft.com/office/drawing/2015/9/8/chartex" xmlns:cx2="http://schemas.microsoft.com/office/drawing/2015/10/21/chartex" xmlns:cx3="http://schemas.microsoft.com/office/drawing/2016/5/9/chartex" xmlns:cx4="http://schemas.microsoft.com/office/drawing/2016/5/10/chartex" xmlns:cx5="http://schemas.microsoft.com/office/drawing/2016/5/11/chartex" xmlns:cx6="http://schemas.microsoft.com/office/drawing/2016/5/12/chartex" xmlns:cx7="http://schemas.microsoft.com/office/drawing/2016/5/13/chartex" xmlns:cx8="http://schemas.microsoft.com/office/drawing/2016/5/14/chartex" xmlns:mc="http://schemas.openxmlformats.org/markup-compatibility/2006" xmlns:aink="http://schemas.microsoft.com/office/drawing/2016/ink" xmlns:am3d="http://schemas.microsoft.com/office/drawing/2017/model3d" xmlns:o="urn:schemas-microsoft-com:office:office" xmlns:oel="http://schemas.microsoft.com/office/2019/extlst" xmlns:r="http://schemas.openxmlformats.org/officeDocument/2006/relationships" xmlns:m="http://schemas.openxmlformats.org/officeDocument/2006/math" xmlns:v="urn:schemas-microsoft-com:vml" xmlns:wp14="http://schemas.microsoft.com/office/word/2010/wordprocessingDrawing" xmlns:wp="http://schemas.openxmlformats.org/drawingml/2006/wordprocessingDrawing" xmlns:w10="urn:schemas-microsoft-com:office:word" xmlns:w="http://schemas.openxmlformats.org/wordprocessingml/2006/main" xmlns:w14="http://schemas.microsoft.com/office/word/2010/wordml" xmlns:w15="http://schemas.microsoft.com/office/word/2012/wordml" xmlns:w16cex="http://schemas.microsoft.com/office/word/2018/wordml/cex" xmlns:w16cid="http://schemas.microsoft.com/office/word/2016/wordml/cid" xmlns:w16="http://schemas.microsoft.com/office/word/2018/wordml" xmlns:w16sdtdh="http://schemas.microsoft.com/office/word/2020/wordml/sdtdatahash" xmlns:w16se="http://schemas.microsoft.com/office/word/2015/wordml/symex" xmlns:wpg="http://schemas.microsoft.com/office/word/2010/wordprocessingGroup" xmlns:wpi="http://schemas.microsoft.com/office/word/2010/wordprocessingInk" xmlns:wne="http://schemas.microsoft.com/office/word/2006/wordml" xmlns:wps="http://schemas.microsoft.com/office/word/2010/wordprocessingShape" xmlns:a="http://schemas.openxmlformats.org/drawingml/2006/main" xmlns:pic="http://schemas.openxmlformats.org/drawingml/2006/picture" xmlns:a14="http://schemas.microsoft.com/office/drawing/2010/main" xmlns:w16du="http://schemas.microsoft.com/office/word/2023/wordml/word16du" mc:Ignorable="w14 w15 w16se w16cid w16 w16cex w16sdtdh wp14">
+<w:document xmlns:wpc="http://schemas.microsoft.com/office/word/2010/wordprocessingCanvas" xmlns:cx="http://schemas.microsoft.com/office/drawing/2014/chartex" xmlns:cx1="http://schemas.microsoft.com/office/drawing/2015/9/8/chartex" xmlns:cx2="http://schemas.microsoft.com/office/drawing/2015/10/21/chartex" xmlns:cx3="http://schemas.microsoft.com/office/drawing/2016/5/9/chartex" xmlns:cx4="http://schemas.microsoft.com/office/drawing/2016/5/10/chartex" xmlns:cx5="http://schemas.microsoft.com/office/drawing/2016/5/11/chartex" xmlns:cx6="http://schemas.microsoft.com/office/drawing/2016/5/12/chartex" xmlns:cx7="http://schemas.microsoft.com/office/drawing/2016/5/13/chartex" xmlns:cx8="http://schemas.microsoft.com/office/drawing/2016/5/14/chartex" xmlns:mc="http://schemas.openxmlformats.org/markup-compatibility/2006" xmlns:aink="http://schemas.microsoft.com/office/drawing/2016/ink" xmlns:am3d="http://schemas.microsoft.com/office/drawing/2017/model3d" xmlns:o="urn:schemas-microsoft-com:office:office" xmlns:oel="http://schemas.microsoft.com/office/2019/extlst" xmlns:r="http://schemas.openxmlformats.org/officeDocument/2006/relationships" xmlns:m="http://schemas.openxmlformats.org/officeDocument/2006/math" xmlns:v="urn:schemas-microsoft-com:vml" xmlns:wp14="http://schemas.microsoft.com/office/word/2010/wordprocessingDrawing" xmlns:wp="http://schemas.openxmlformats.org/drawingml/2006/wordprocessingDrawing" xmlns:w10="urn:schemas-microsoft-com:office:word" xmlns:w="http://schemas.openxmlformats.org/wordprocessingml/2006/main" xmlns:w14="http://schemas.microsoft.com/office/word/2010/wordml" xmlns:w15="http://schemas.microsoft.com/office/word/2012/wordml" xmlns:w16cei="http://schemas.microsoft.com/office/word/2026/wordml/cei" xmlns:w16cex="http://schemas.microsoft.com/office/word/2018/wordml/cex" xmlns:w16cid="http://schemas.microsoft.com/office/word/2016/wordml/cid" xmlns:w16="http://schemas.microsoft.com/office/word/2018/wordml" xmlns:w16du="http://schemas.microsoft.com/office/word/2023/wordml/word16du" xmlns:w16sdtdh="http://schemas.microsoft.com/office/word/2020/wordml/sdtdatahash" xmlns:w16sdtfl="http://schemas.microsoft.com/office/word/2024/wordml/sdtformatlock" xmlns:w16se="http://schemas.microsoft.com/office/word/2015/wordml/symex" xmlns:wpg="http://schemas.microsoft.com/office/word/2010/wordprocessingGroup" xmlns:wpi="http://schemas.microsoft.com/office/word/2010/wordprocessingInk" xmlns:wne="http://schemas.microsoft.com/office/word/2006/wordml" xmlns:wps="http://schemas.microsoft.com/office/word/2010/wordprocessingShape" mc:Ignorable="w14 w15 w16se w16cid w16 w16cex w16sdtdh w16sdtfl w16du wp14">
   <w:body>
     <w:p>
       <w:pPr>
@@ -435,66 +435,57 @@
     </w:p>
     <w:p>
       <w:r>
-        <w:rPr/>
         <w:t>(</w:t>
       </w:r>
       <w:r>
-        <w:rPr/>
-        <w:t>objednatel a zhotovitel</w:t>
-      </w:r>
-      <w:r>
-        <w:rPr/>
-        <w:t xml:space="preserve"> </w:t>
-      </w:r>
-      <w:r>
-        <w:rPr/>
+        <w:t xml:space="preserve">objednatel a zhotovitel </w:t>
+      </w:r>
+      <w:r>
         <w:t>dále jen jako „</w:t>
-      </w:r>
-      <w:r>
-        <w:rPr>
-          <w:b w:val="1"/>
-          <w:bCs w:val="1"/>
-        </w:rPr>
-        <w:t>smluvní strany</w:t>
-      </w:r>
-      <w:r>
-        <w:rPr/>
-        <w:t>“ nebo „</w:t>
-      </w:r>
-      <w:r>
-        <w:rPr>
-          <w:b w:val="1"/>
-          <w:bCs w:val="1"/>
-        </w:rPr>
-        <w:t>strany</w:t>
-      </w:r>
-      <w:r>
-        <w:rPr/>
-        <w:t xml:space="preserve">“) </w:t>
-      </w:r>
-    </w:p>
-    <w:p>
-      <w:pPr>
-        <w:jc w:val="both"/>
-      </w:pPr>
-      <w:r>
-        <w:t>uzavírají v souladu s § 2586 a násl. zákona č. 89/2012 Sb., občanský zákoník, ve znění pozdějších předpisů (dále jen jako „</w:t>
       </w:r>
       <w:r>
         <w:rPr>
           <w:b/>
           <w:bCs/>
         </w:rPr>
-        <w:t>OZ</w:t>
-      </w:r>
-      <w:r>
-        <w:t>“), tuto Smlouvu o dílo (dále jen jako „</w:t>
+        <w:t>smluvní strany</w:t>
+      </w:r>
+      <w:r>
+        <w:t>“ nebo „</w:t>
       </w:r>
       <w:r>
         <w:rPr>
           <w:b/>
           <w:bCs/>
         </w:rPr>
+        <w:t>strany</w:t>
+      </w:r>
+      <w:r>
+        <w:t xml:space="preserve">“) </w:t>
+      </w:r>
+    </w:p>
+    <w:p>
+      <w:pPr>
+        <w:jc w:val="both"/>
+      </w:pPr>
+      <w:r>
+        <w:t>uzavírají v souladu s § 2586 a násl. zákona č. 89/2012 Sb., občanský zákoník, ve znění pozdějších předpisů (dále jen jako „</w:t>
+      </w:r>
+      <w:r>
+        <w:rPr>
+          <w:b/>
+          <w:bCs/>
+        </w:rPr>
+        <w:t>OZ</w:t>
+      </w:r>
+      <w:r>
+        <w:t>“), tuto Smlouvu o dílo (dále jen jako „</w:t>
+      </w:r>
+      <w:r>
+        <w:rPr>
+          <w:b/>
+          <w:bCs/>
+        </w:rPr>
         <w:t>smlouva</w:t>
       </w:r>
       <w:r>
@@ -504,7 +495,7 @@
     <w:p/>
     <w:p>
       <w:pPr>
-        <w:pStyle w:val="Odstavecseseznamem"/>
+        <w:pStyle w:val="ListParagraph"/>
         <w:numPr>
           <w:ilvl w:val="0"/>
           <w:numId w:val="10"/>
@@ -526,7 +517,7 @@
     </w:p>
     <w:p>
       <w:pPr>
-        <w:pStyle w:val="Odstavecseseznamem"/>
+        <w:pStyle w:val="ListParagraph"/>
         <w:numPr>
           <w:ilvl w:val="0"/>
           <w:numId w:val="8"/>
@@ -534,14 +525,11 @@
         <w:spacing w:before="240" w:after="240"/>
         <w:ind w:left="426" w:hanging="426"/>
         <w:jc w:val="both"/>
-        <w:rPr/>
-      </w:pPr>
-      <w:r>
-        <w:rPr/>
+      </w:pPr>
+      <w:r>
         <w:t>Zhotovitel je společností zabývající se</w:t>
       </w:r>
       <w:r>
-        <w:rPr/>
         <w:t xml:space="preserve"> </w:t>
       </w:r>
       <w:r>
@@ -580,7 +568,7 @@
         </w:rPr>
         <w:t xml:space="preserve"> energetické náročnosti budov</w:t>
       </w:r>
-      <w:ins w:author="Lukáš Najman" w:date="2026-06-14T06:30:10.007Z" w16du:dateUtc="2026-06-14T06:30:10.007Z" w:id="247816079">
+      <w:ins w:id="0" w:author="Lukáš Najman" w:date="2026-06-14T06:30:00Z" w16du:dateUtc="2026-06-14T06:30:10Z">
         <w:r>
           <w:rPr>
             <w:rFonts w:eastAsia="Times" w:cs="Arial"/>
@@ -595,14 +583,13 @@
         <w:t>a s tím souvisejících služeb včetně vyřízení příslušné dotace na realizované zateplení domu</w:t>
       </w:r>
       <w:r>
-        <w:rPr/>
         <w:t>.</w:t>
       </w:r>
-      <w:bookmarkStart w:name="_Hlk166067625" w:id="6"/>
-    </w:p>
-    <w:p>
-      <w:pPr>
-        <w:pStyle w:val="Odstavecseseznamem"/>
+      <w:bookmarkStart w:id="1" w:name="_Hlk166067625"/>
+    </w:p>
+    <w:p>
+      <w:pPr>
+        <w:pStyle w:val="ListParagraph"/>
         <w:numPr>
           <w:ilvl w:val="0"/>
           <w:numId w:val="8"/>
@@ -610,79 +597,65 @@
         <w:spacing w:before="240" w:after="240"/>
         <w:ind w:left="426" w:hanging="426"/>
         <w:jc w:val="both"/>
-        <w:rPr/>
-      </w:pPr>
-      <w:r>
-        <w:rPr/>
+      </w:pPr>
+      <w:r>
         <w:t xml:space="preserve">Předmětem této smlouvy je závazek zhotovitele dodat a </w:t>
       </w:r>
       <w:r>
-        <w:rPr/>
         <w:t>nainstalovat</w:t>
       </w:r>
       <w:r>
-        <w:rPr/>
         <w:t xml:space="preserve"> objednateli </w:t>
       </w:r>
       <w:r>
-        <w:rPr/>
         <w:t>dílo</w:t>
       </w:r>
       <w:r>
-        <w:rPr/>
         <w:t xml:space="preserve">, tak jak je blíže specifikováno v odst. 4 tohoto článku (dále jen jako „dílo“). Součástí závazku zhotovitele dle této smlouvy je </w:t>
       </w:r>
       <w:r>
-        <w:rPr/>
         <w:t xml:space="preserve">dodávka a </w:t>
       </w:r>
       <w:r>
-        <w:rPr/>
         <w:t xml:space="preserve">montáž díla na rodinný dům (stavbu) </w:t>
       </w:r>
       <w:r>
-        <w:rPr/>
         <w:t xml:space="preserve">či přilehlou stavbu </w:t>
       </w:r>
       <w:r>
-        <w:rPr/>
         <w:t xml:space="preserve">na adrese </w:t>
       </w:r>
       <w:r>
         <w:rPr>
-          <w:b w:val="1"/>
-          <w:bCs w:val="1"/>
+          <w:b/>
+          <w:bCs/>
         </w:rPr>
         <w:t>{Adresa_rea_db304}</w:t>
       </w:r>
       <w:r>
-        <w:rPr/>
         <w:t xml:space="preserve"> </w:t>
       </w:r>
       <w:r>
-        <w:rPr/>
         <w:t>(dále jen jako „</w:t>
       </w:r>
       <w:r>
         <w:rPr>
-          <w:b w:val="1"/>
-          <w:bCs w:val="1"/>
+          <w:b/>
+          <w:bCs/>
         </w:rPr>
         <w:t>místo plnění</w:t>
       </w:r>
       <w:r>
-        <w:rPr/>
         <w:t>“)</w:t>
       </w:r>
       <w:r>
-        <w:rPr/>
         <w:t>.</w:t>
       </w:r>
-      <w:bookmarkEnd w:id="6"/>
-    </w:p>
-    <w:p>
-      <w:pPr>
-        <w:pStyle w:val="Odstavecseseznamem"/>
+      <w:bookmarkEnd w:id="1"/>
+    </w:p>
+    <w:p>
+      <w:pPr>
+        <w:pStyle w:val="ListParagraph"/>
         <w:numPr>
           <w:ilvl w:val="0"/>
           <w:numId w:val="8"/>
@@ -697,7 +670,7 @@
     </w:p>
     <w:p>
       <w:pPr>
-        <w:pStyle w:val="Odstavecseseznamem"/>
+        <w:pStyle w:val="ListParagraph"/>
         <w:numPr>
           <w:ilvl w:val="0"/>
           <w:numId w:val="8"/>
@@ -719,7 +692,7 @@
     </w:p>
     <w:p>
       <w:pPr>
-        <w:pStyle w:val="Odstavecseseznamem"/>
+        <w:pStyle w:val="ListParagraph"/>
         <w:spacing w:before="240" w:after="240"/>
         <w:ind w:left="426"/>
         <w:jc w:val="both"/>
@@ -730,13 +703,13 @@
     </w:p>
     <w:p>
       <w:pPr>
-        <w:pStyle w:val="Odstavecseseznamem"/>
-      </w:pPr>
-      <w:commentRangeStart w:id="12"/>
-    </w:p>
-    <w:p>
-      <w:pPr>
-        <w:pStyle w:val="Odstavecseseznamem"/>
+        <w:pStyle w:val="ListParagraph"/>
+      </w:pPr>
+      <w:commentRangeStart w:id="2"/>
+    </w:p>
+    <w:p>
+      <w:pPr>
+        <w:pStyle w:val="ListParagraph"/>
         <w:numPr>
           <w:ilvl w:val="0"/>
           <w:numId w:val="10"/>
@@ -750,22 +723,27 @@
       </w:pPr>
       <w:r>
         <w:rPr>
-          <w:b w:val="1"/>
-          <w:bCs w:val="1"/>
+          <w:b/>
+          <w:bCs/>
         </w:rPr>
         <w:t>Cena za dílo a platební podmínky</w:t>
       </w:r>
-      <w:commentRangeEnd w:id="12"/>
+      <w:commentRangeEnd w:id="2"/>
       <w:r>
         <w:rPr>
           <w:rStyle w:val="CommentReference"/>
-        </w:rPr>
-        <w:commentReference w:id="12"/>
-      </w:r>
-    </w:p>
-    <w:p>
-      <w:pPr>
-        <w:pStyle w:val="Odstavecseseznamem"/>
+          <w:rFonts w:asciiTheme="minorHAnsi" w:hAnsiTheme="minorHAnsi" w:cstheme="minorBidi"/>
+          <w:b/>
+          <w:bCs/>
+          <w:sz w:val="22"/>
+          <w:szCs w:val="22"/>
+        </w:rPr>
+        <w:commentReference w:id="2"/>
+      </w:r>
+    </w:p>
+    <w:p>
+      <w:pPr>
+        <w:pStyle w:val="ListParagraph"/>
         <w:numPr>
           <w:ilvl w:val="0"/>
           <w:numId w:val="25"/>
@@ -800,7 +778,7 @@
     </w:p>
     <w:p>
       <w:pPr>
-        <w:pStyle w:val="Odstavecseseznamem"/>
+        <w:pStyle w:val="ListParagraph"/>
         <w:numPr>
           <w:ilvl w:val="0"/>
           <w:numId w:val="25"/>
@@ -808,80 +786,59 @@
         <w:spacing w:before="240" w:after="240"/>
         <w:ind w:left="426" w:hanging="426"/>
         <w:jc w:val="both"/>
-        <w:rPr/>
-      </w:pPr>
-      <w:r>
-        <w:rPr/>
+      </w:pPr>
+      <w:r>
         <w:t xml:space="preserve">Cena za provedení díla se v případě rozdílu mezi </w:t>
       </w:r>
       <w:r>
-        <w:rPr/>
         <w:t xml:space="preserve">zateplovanou plochou uvedenou v </w:t>
       </w:r>
       <w:r>
-        <w:rPr/>
         <w:t>renovačním pase</w:t>
       </w:r>
       <w:r>
-        <w:rPr/>
+        <w:t xml:space="preserve"> nutném </w:t>
+      </w:r>
+      <w:r>
+        <w:t>pro zpracování dotace</w:t>
+      </w:r>
+      <w:r>
+        <w:t xml:space="preserve"> a plochou uvedenou v </w:t>
+      </w:r>
+      <w:r>
+        <w:t>r</w:t>
+      </w:r>
+      <w:r>
+        <w:t>ozpisu ceny díla</w:t>
+      </w:r>
+      <w:r>
+        <w:t xml:space="preserve"> o tento rozdíl</w:t>
+      </w:r>
+      <w:r>
+        <w:t xml:space="preserve"> sníží, nebo zvýší</w:t>
+      </w:r>
+      <w:r>
+        <w:t xml:space="preserve"> dl</w:t>
+      </w:r>
+      <w:r>
+        <w:t>e skutečně poskytnuté dotace</w:t>
+      </w:r>
+      <w:r>
         <w:t xml:space="preserve"> </w:t>
       </w:r>
       <w:r>
-        <w:rPr/>
-        <w:t xml:space="preserve">nutném </w:t>
-      </w:r>
-      <w:r>
-        <w:rPr/>
-        <w:t>pro zpracování dotace</w:t>
-      </w:r>
-      <w:r>
-        <w:rPr/>
-        <w:t xml:space="preserve"> a plochou uvedenou v </w:t>
-      </w:r>
-      <w:r>
-        <w:rPr/>
-        <w:t>r</w:t>
-      </w:r>
-      <w:r>
-        <w:rPr/>
-        <w:t>ozpisu ceny díla</w:t>
-      </w:r>
-      <w:r>
-        <w:rPr/>
-        <w:t xml:space="preserve"> o tento rozdíl</w:t>
-      </w:r>
-      <w:r>
-        <w:rPr/>
-        <w:t xml:space="preserve"> sníží, nebo zvýší</w:t>
-      </w:r>
-      <w:r>
-        <w:rPr/>
-        <w:t xml:space="preserve"> dl</w:t>
-      </w:r>
-      <w:r>
-        <w:rPr/>
-        <w:t>e skutečně poskytnuté dotace</w:t>
-      </w:r>
-      <w:r>
-        <w:rPr/>
-        <w:t xml:space="preserve"> </w:t>
-      </w:r>
-      <w:r>
-        <w:rPr/>
         <w:t>na zateplovanou plochu</w:t>
       </w:r>
       <w:r>
-        <w:rPr/>
         <w:t xml:space="preserve"> a tím pádem i realizovanou plochou zateplení</w:t>
       </w:r>
       <w:r>
-        <w:rPr/>
         <w:t>.</w:t>
       </w:r>
     </w:p>
     <w:p>
       <w:pPr>
-        <w:pStyle w:val="Odstavecseseznamem"/>
+        <w:pStyle w:val="ListParagraph"/>
         <w:numPr>
           <w:ilvl w:val="0"/>
           <w:numId w:val="25"/>
@@ -889,108 +846,54 @@
         <w:spacing w:before="240" w:after="240"/>
         <w:ind w:left="426" w:hanging="426"/>
         <w:jc w:val="both"/>
-        <w:rPr/>
-      </w:pPr>
-      <w:r>
-        <w:rPr/>
+      </w:pPr>
+      <w:r>
+        <w:lastRenderedPageBreak/>
         <w:t>C</w:t>
       </w:r>
-      <w:del w:author="NH" w:date="2026-06-09T16:00:00Z" w16du:dateUtc="2026-06-09T16:00:00Z" w:id="1807461725">
+      <w:del w:id="3" w:author="NH" w:date="2026-06-09T16:00:00Z" w16du:dateUtc="2026-06-09T16:00:00Z">
         <w:r>
           <w:delText>c</w:delText>
         </w:r>
       </w:del>
       <w:r>
-        <w:rPr/>
         <w:t xml:space="preserve">ena za provedení díla </w:t>
       </w:r>
       <w:r>
-        <w:rPr/>
-        <w:t>je specifiko</w:t>
-      </w:r>
-      <w:r>
-        <w:rPr/>
-        <w:t>vána v </w:t>
-      </w:r>
-      <w:r>
-        <w:rPr/>
+        <w:t>je specifikována v </w:t>
+      </w:r>
+      <w:r>
         <w:t>r</w:t>
       </w:r>
       <w:r>
-        <w:rPr/>
         <w:t>ozpisu ceny Díla</w:t>
       </w:r>
       <w:r>
-        <w:rPr/>
         <w:t xml:space="preserve">, který je </w:t>
       </w:r>
       <w:r>
         <w:rPr>
-          <w:b w:val="1"/>
-          <w:bCs w:val="1"/>
+          <w:b/>
+          <w:bCs/>
         </w:rPr>
         <w:t>přílohou č. 1</w:t>
       </w:r>
       <w:r>
-        <w:rPr/>
         <w:t xml:space="preserve"> této smlouvy</w:t>
       </w:r>
       <w:r>
-        <w:rPr/>
         <w:t>.</w:t>
       </w:r>
       <w:r>
-        <w:rPr/>
+        <w:t xml:space="preserve"> Cena Díla byla sjednána na základě rozsahu Díla specifikovaného ve Smlouvě a jejích přílohách. Cena Díla nezahrnuje práce, dodávky a služby, které nejsou výslovně zahrnuty do sjednaného rozsahu Díla, zejména práce vyvolané dodatečnými požadavky Objednatele, vadami nebo nedostatky podkladů poskytnutých Objednatelem, skrytými překážkami zjištěnými při provádění Díla nebo jinými okolnostmi, které Zhotovitel nemohl při uzavření Smlouvy rozumně předvídat.</w:t>
+      </w:r>
+      <w:r>
         <w:t xml:space="preserve"> </w:t>
       </w:r>
-      <w:r>
-        <w:rPr/>
-        <w:t xml:space="preserve">Cena </w:t>
-      </w:r>
-      <w:r>
-        <w:rPr/>
-        <w:t>D</w:t>
-      </w:r>
-      <w:r>
-        <w:rPr/>
-        <w:t xml:space="preserve">íla byla sjednána na základě rozsahu Díla specifikovaného ve Smlouvě a </w:t>
-      </w:r>
-      <w:r>
-        <w:rPr/>
-        <w:t>její</w:t>
-      </w:r>
-      <w:r>
-        <w:rPr/>
-        <w:t>ch přílohách</w:t>
-      </w:r>
-      <w:r>
-        <w:rPr/>
-        <w:t>.</w:t>
-      </w:r>
-      <w:r>
-        <w:rPr/>
-        <w:t xml:space="preserve"> </w:t>
-      </w:r>
-      <w:r>
-        <w:rPr/>
-        <w:t xml:space="preserve">Cena </w:t>
-      </w:r>
-      <w:r>
-        <w:rPr/>
-        <w:t>D</w:t>
-      </w:r>
-      <w:r>
-        <w:rPr/>
-        <w:t>íla nezahrnuje práce, dodávky a služby, které nejsou výslovně zahrnuty do sjednaného rozsahu Díla, zejména práce vyvolané dodatečnými požadavky Objednatele, vadami nebo nedostatky podkladů poskytnutých Objednatelem, skrytými překážkami zjištěnými při provádění Díla nebo jinými okolnostmi, které Zhotovitel nemohl při uzavření Smlouvy rozumně předvídat.</w:t>
-      </w:r>
-      <w:r>
-        <w:rPr/>
-        <w:t xml:space="preserve"> </w:t>
-      </w:r>
-    </w:p>
-    <w:p>
-      <w:pPr>
-        <w:pStyle w:val="Odstavecseseznamem"/>
+    </w:p>
+    <w:p>
+      <w:pPr>
+        <w:pStyle w:val="ListParagraph"/>
         <w:numPr>
           <w:ilvl w:val="0"/>
           <w:numId w:val="25"/>
@@ -998,40 +901,17 @@
         <w:spacing w:before="240" w:after="240"/>
         <w:ind w:left="426" w:hanging="426"/>
         <w:jc w:val="both"/>
-        <w:rPr/>
-      </w:pPr>
-      <w:r>
-        <w:rPr/>
-        <w:t xml:space="preserve">Jakékoli práce, dodávky nebo služby nad rámec vymezeného rozsahu Díla (vícepráce) nejsou součástí </w:t>
-      </w:r>
-      <w:r>
-        <w:rPr/>
-        <w:t>c</w:t>
-      </w:r>
-      <w:r>
-        <w:rPr/>
-        <w:t>eny Díla.</w:t>
-      </w:r>
-      <w:r>
-        <w:rPr/>
-        <w:t xml:space="preserve"> </w:t>
-      </w:r>
-      <w:r>
-        <w:rPr/>
-        <w:t xml:space="preserve">Požaduje-li Objednatel po uzavření Smlouvy změnu rozsahu Díla nebo provedení prací, dodávek či služeb nezahrnutých do rozsahu Díla, má Zhotovitel nárok na odpovídající zvýšení </w:t>
-      </w:r>
-      <w:r>
-        <w:rPr/>
-        <w:t>c</w:t>
-      </w:r>
-      <w:r>
-        <w:rPr/>
-        <w:t>eny Díla a přiměřené prodloužení termínu dokončení Díla.</w:t>
-      </w:r>
-    </w:p>
-    <w:p>
-      <w:pPr>
-        <w:pStyle w:val="Odstavecseseznamem"/>
+      </w:pPr>
+      <w:r>
+        <w:t xml:space="preserve">Jakékoli práce, dodávky nebo služby nad rámec vymezeného rozsahu Díla (vícepráce) nejsou součástí ceny Díla. </w:t>
+      </w:r>
+      <w:r>
+        <w:t>Požaduje-li Objednatel po uzavření Smlouvy změnu rozsahu Díla nebo provedení prací, dodávek či služeb nezahrnutých do rozsahu Díla, má Zhotovitel nárok na odpovídající zvýšení ceny Díla a přiměřené prodloužení termínu dokončení Díla.</w:t>
+      </w:r>
+    </w:p>
+    <w:p>
+      <w:pPr>
+        <w:pStyle w:val="ListParagraph"/>
         <w:numPr>
           <w:ilvl w:val="0"/>
           <w:numId w:val="25"/>
@@ -1039,36 +919,23 @@
         <w:spacing w:before="240" w:after="240"/>
         <w:ind w:left="426" w:hanging="426"/>
         <w:jc w:val="both"/>
-        <w:rPr/>
-      </w:pPr>
-      <w:r>
-        <w:rPr/>
-        <w:t xml:space="preserve">Zhotovitel je dále oprávněn požadovat přiměřené zvýšení </w:t>
-      </w:r>
-      <w:r>
-        <w:rPr/>
-        <w:t>c</w:t>
-      </w:r>
-      <w:r>
-        <w:rPr/>
-        <w:t>eny Díla a prodloužení termínu dokončení Díla také v případě, že se v průběhu provádění Díla vyskytnou okolnosti, které Zhotovitel nemohl při uzavření Smlouvy ani při vynaložení odborné péče rozumně předvídat a</w:t>
-      </w:r>
-      <w:r>
-        <w:rPr/>
+      </w:pPr>
+      <w:r>
+        <w:t>Zhotovitel je dále oprávněn požadovat přiměřené zvýšení ceny Díla a prodloužení termínu dokončení Díla také v případě, že se v průběhu provádění Díla vyskytnou okolnosti, které Zhotovitel nemohl při uzavření Smlouvy ani při vynaložení odborné péče rozumně předvídat a</w:t>
+      </w:r>
+      <w:r>
         <w:t> </w:t>
       </w:r>
       <w:r>
-        <w:rPr/>
         <w:t>které mají prokazatelný vliv na náklady nebo dobu provádění Díla</w:t>
       </w:r>
       <w:r>
-        <w:rPr/>
         <w:t>.</w:t>
       </w:r>
     </w:p>
     <w:p>
       <w:pPr>
-        <w:pStyle w:val="Odstavecseseznamem"/>
+        <w:pStyle w:val="ListParagraph"/>
         <w:numPr>
           <w:ilvl w:val="0"/>
           <w:numId w:val="25"/>
@@ -1083,7 +950,7 @@
     </w:p>
     <w:p>
       <w:pPr>
-        <w:pStyle w:val="Odstavecseseznamem"/>
+        <w:pStyle w:val="ListParagraph"/>
         <w:keepLines/>
         <w:numPr>
           <w:ilvl w:val="1"/>
@@ -1176,7 +1043,7 @@
       <w:r>
         <w:t>.</w:t>
       </w:r>
-      <w:ins w:author="NH" w:date="2026-06-09T09:32:00Z" w:id="42">
+      <w:ins w:id="4" w:author="NH" w:date="2026-06-09T09:32:00Z">
         <w:r>
           <w:t>,</w:t>
         </w:r>
@@ -1193,8 +1060,8 @@
     </w:p>
     <w:p>
       <w:pPr>
-        <w:pStyle w:val="Odstavecseseznamem"/>
-        <w:keepLines w:val="1"/>
+        <w:pStyle w:val="ListParagraph"/>
+        <w:keepLines/>
         <w:numPr>
           <w:ilvl w:val="1"/>
           <w:numId w:val="10"/>
@@ -1209,144 +1076,91 @@
         </w:rPr>
       </w:pPr>
       <w:r>
-        <w:rPr/>
         <w:t>Druhá část ceny ve výši</w:t>
       </w:r>
       <w:r>
-        <w:rPr/>
         <w:t xml:space="preserve"> </w:t>
       </w:r>
       <w:r>
         <w:rPr>
-          <w:b w:val="1"/>
-          <w:bCs w:val="1"/>
+          <w:b/>
+          <w:bCs/>
         </w:rPr>
         <w:t>{Doplatek_3d201}</w:t>
       </w:r>
       <w:r>
         <w:rPr>
-          <w:b w:val="1"/>
-          <w:bCs w:val="1"/>
+          <w:b/>
+          <w:bCs/>
         </w:rPr>
         <w:t xml:space="preserve"> Kč</w:t>
       </w:r>
       <w:r>
-        <w:rPr/>
         <w:t>,</w:t>
       </w:r>
       <w:r>
-        <w:rPr/>
         <w:t xml:space="preserve"> jakožto doplatek ceny</w:t>
       </w:r>
       <w:r>
-        <w:rPr/>
         <w:t xml:space="preserve"> </w:t>
       </w:r>
       <w:r>
-        <w:rPr/>
         <w:t xml:space="preserve">díla </w:t>
       </w:r>
       <w:r>
-        <w:rPr/>
         <w:t xml:space="preserve">bude uhrazena nejpozději do </w:t>
       </w:r>
       <w:r>
-        <w:rPr/>
         <w:t>7</w:t>
       </w:r>
       <w:r>
-        <w:rPr/>
         <w:t xml:space="preserve"> dnů ode dne zaslání konečného vyúčtování objednatel</w:t>
       </w:r>
       <w:r>
-        <w:rPr/>
         <w:t>em</w:t>
       </w:r>
       <w:r>
-        <w:rPr/>
         <w:t xml:space="preserve"> na účet zhotovitele </w:t>
       </w:r>
       <w:r>
         <w:rPr>
-          <w:b w:val="1"/>
-          <w:bCs w:val="1"/>
-        </w:rPr>
-        <w:t>č.ú</w:t>
-      </w:r>
-      <w:r>
-        <w:rPr>
-          <w:b w:val="1"/>
-          <w:bCs w:val="1"/>
-        </w:rPr>
-        <w:t xml:space="preserve">: </w:t>
-      </w:r>
-      <w:r>
-        <w:rPr>
-          <w:b w:val="1"/>
-          <w:bCs w:val="1"/>
+          <w:b/>
+          <w:bCs/>
+        </w:rPr>
+        <w:t xml:space="preserve">č.ú: </w:t>
+      </w:r>
+      <w:r>
+        <w:rPr>
+          <w:b/>
+          <w:bCs/>
         </w:rPr>
         <w:t>255286223/0600</w:t>
       </w:r>
       <w:r>
-        <w:rPr/>
-        <w:t xml:space="preserve">, vedený u MONETA MONEY BANK, </w:t>
-      </w:r>
-      <w:r>
-        <w:rPr/>
-        <w:t>a</w:t>
-      </w:r>
-      <w:r>
-        <w:rPr/>
-        <w:t xml:space="preserve">. </w:t>
-      </w:r>
-      <w:r>
-        <w:rPr/>
-        <w:t>s</w:t>
-      </w:r>
-      <w:r>
-        <w:rPr/>
-        <w:t>.</w:t>
-      </w:r>
-      <w:r>
-        <w:rPr/>
+        <w:t>, vedený u MONETA MONEY BANK, a. s.</w:t>
+      </w:r>
+      <w:r>
         <w:t xml:space="preserve">; </w:t>
       </w:r>
-      <w:commentRangeStart w:id="50"/>
-      <w:r>
-        <w:rPr/>
-        <w:t>konečné vyúčtování vystaví Zho</w:t>
-      </w:r>
-      <w:r>
-        <w:rPr/>
-        <w:t xml:space="preserve">tovitel nejdříve </w:t>
-      </w:r>
-      <w:r>
-        <w:rPr/>
-        <w:t>v</w:t>
-      </w:r>
-      <w:r>
-        <w:rPr/>
-        <w:t> </w:t>
-      </w:r>
-      <w:r>
-        <w:rPr/>
-        <w:t>den</w:t>
-      </w:r>
-      <w:r>
-        <w:rPr/>
-        <w:t xml:space="preserve"> dokončení Díla.</w:t>
-      </w:r>
-      <w:commentRangeEnd w:id="50"/>
+      <w:commentRangeStart w:id="5"/>
+      <w:r>
+        <w:t>konečné vyúčtování vystaví Zhotovitel nejdříve v den dokončení Díla.</w:t>
+      </w:r>
+      <w:commentRangeEnd w:id="5"/>
       <w:r>
         <w:rPr>
           <w:rStyle w:val="CommentReference"/>
-        </w:rPr>
-        <w:commentReference w:id="50"/>
-      </w:r>
-    </w:p>
-    <w:p>
-      <w:pPr>
-        <w:pStyle w:val="Odstavecseseznamem"/>
+          <w:rFonts w:ascii="Arial" w:hAnsi="Arial" w:cs="Arial"/>
+          <w:color w:val="000000"/>
+          <w:sz w:val="24"/>
+          <w:szCs w:val="24"/>
+        </w:rPr>
+        <w:commentReference w:id="5"/>
+      </w:r>
+    </w:p>
+    <w:p>
+      <w:pPr>
+        <w:pStyle w:val="ListParagraph"/>
         <w:numPr>
           <w:ilvl w:val="0"/>
           <w:numId w:val="25"/>
@@ -1354,80 +1168,20 @@
         <w:spacing w:before="240" w:after="240"/>
         <w:ind w:left="426" w:hanging="426"/>
         <w:jc w:val="both"/>
-        <w:rPr/>
-      </w:pPr>
-      <w:r>
-        <w:rPr/>
-        <w:t>V případě prodlení Objednatele s úhradou jakékoliv fakturované částky za</w:t>
-      </w:r>
-      <w:r>
-        <w:rPr/>
-        <w:t xml:space="preserve"> Dílo </w:t>
-      </w:r>
-      <w:r>
-        <w:rPr/>
-        <w:t>se Objednatel zavazuje Zhotoviteli uhradit smluvní pokutu</w:t>
-      </w:r>
-      <w:r>
-        <w:rPr/>
-        <w:t xml:space="preserve"> </w:t>
-      </w:r>
-      <w:r>
-        <w:rPr/>
-        <w:t>ve výši 0,</w:t>
-      </w:r>
-      <w:r>
-        <w:rPr/>
+      </w:pPr>
+      <w:r>
+        <w:t>V případě prodlení Objednatele s úhradou jakékoliv fakturované částky za Dílo se Objednatel zavazuje Zhotoviteli uhradit smluvní pokutu ve výši 0,</w:t>
+      </w:r>
+      <w:r>
         <w:t>1</w:t>
       </w:r>
       <w:r>
-        <w:rPr/>
-        <w:t xml:space="preserve"> % z</w:t>
-      </w:r>
-      <w:r>
-        <w:rPr/>
-        <w:t> dlužné částky</w:t>
-      </w:r>
-      <w:r>
-        <w:rPr/>
-        <w:t xml:space="preserve"> bez DPH</w:t>
-      </w:r>
-      <w:r>
-        <w:rPr/>
-        <w:t xml:space="preserve"> za každý</w:t>
-      </w:r>
-      <w:r>
-        <w:rPr/>
-        <w:t xml:space="preserve"> </w:t>
-      </w:r>
-      <w:r>
-        <w:rPr/>
-        <w:t>započatý den prodlení</w:t>
-      </w:r>
-      <w:r>
-        <w:rPr/>
-        <w:t xml:space="preserve">. </w:t>
-      </w:r>
-      <w:r>
-        <w:rPr/>
-        <w:t>Tímto ustanovením není dotčen nárok</w:t>
-      </w:r>
-      <w:r>
-        <w:rPr/>
-        <w:t xml:space="preserve"> </w:t>
-      </w:r>
-      <w:r>
-        <w:rPr/>
-        <w:t>Zhotovitele</w:t>
-      </w:r>
-      <w:r>
-        <w:rPr/>
-        <w:t xml:space="preserve"> na náhradu škody. </w:t>
-      </w:r>
-    </w:p>
-    <w:p>
-      <w:pPr>
-        <w:pStyle w:val="Odstavecseseznamem"/>
+        <w:t xml:space="preserve"> % z dlužné částky bez DPH za každý započatý den prodlení. Tímto ustanovením není dotčen nárok Zhotovitele na náhradu škody. </w:t>
+      </w:r>
+    </w:p>
+    <w:p>
+      <w:pPr>
+        <w:pStyle w:val="ListParagraph"/>
         <w:tabs>
           <w:tab w:val="left" w:pos="6315"/>
         </w:tabs>
@@ -1448,7 +1202,7 @@
     </w:p>
     <w:p>
       <w:pPr>
-        <w:pStyle w:val="Odstavecseseznamem"/>
+        <w:pStyle w:val="ListParagraph"/>
         <w:numPr>
           <w:ilvl w:val="0"/>
           <w:numId w:val="10"/>
@@ -1470,7 +1224,7 @@
     </w:p>
     <w:p>
       <w:pPr>
-        <w:pStyle w:val="Odstavecseseznamem"/>
+        <w:pStyle w:val="ListParagraph"/>
         <w:numPr>
           <w:ilvl w:val="0"/>
           <w:numId w:val="14"/>
@@ -1478,60 +1232,37 @@
         <w:spacing w:before="240" w:after="240"/>
         <w:ind w:left="426" w:hanging="426"/>
         <w:jc w:val="both"/>
-        <w:rPr/>
-      </w:pPr>
-      <w:r>
-        <w:rPr/>
+      </w:pPr>
+      <w:r>
         <w:t xml:space="preserve">Zhotovitel se zavazuje na základě této smlouvy </w:t>
       </w:r>
       <w:r>
-        <w:rPr/>
-        <w:t>dokončit</w:t>
-      </w:r>
-      <w:r>
-        <w:rPr/>
+        <w:t xml:space="preserve">dokončit </w:t>
+      </w:r>
+      <w:r>
+        <w:t>dílo nejdéle</w:t>
+      </w:r>
+      <w:r>
         <w:t xml:space="preserve"> </w:t>
       </w:r>
       <w:r>
-        <w:rPr/>
-        <w:t>dílo nejdéle</w:t>
-      </w:r>
-      <w:r>
-        <w:rPr/>
-        <w:t xml:space="preserve"> </w:t>
-      </w:r>
-      <w:r>
-        <w:rPr>
-          <w:b w:val="1"/>
-          <w:bCs w:val="1"/>
-        </w:rPr>
-        <w:t>{Platebni_p_</w:t>
-      </w:r>
-      <w:r>
-        <w:rPr>
-          <w:b w:val="1"/>
-          <w:bCs w:val="1"/>
-        </w:rPr>
-        <w:t>0757d</w:t>
-      </w:r>
-      <w:r>
-        <w:rPr>
-          <w:b w:val="1"/>
-          <w:bCs w:val="1"/>
-        </w:rPr>
-        <w:t>}</w:t>
-      </w:r>
-      <w:r>
-        <w:rPr>
-          <w:b w:val="1"/>
-          <w:bCs w:val="1"/>
+        <w:rPr>
+          <w:b/>
+          <w:bCs/>
+        </w:rPr>
+        <w:t>{Platebni_p_0757d}</w:t>
+      </w:r>
+      <w:r>
+        <w:rPr>
+          <w:b/>
+          <w:bCs/>
         </w:rPr>
         <w:t>.</w:t>
       </w:r>
     </w:p>
     <w:p>
       <w:pPr>
-        <w:pStyle w:val="Odstavecseseznamem"/>
+        <w:pStyle w:val="ListParagraph"/>
         <w:numPr>
           <w:ilvl w:val="0"/>
           <w:numId w:val="14"/>
@@ -1558,7 +1289,7 @@
     </w:p>
     <w:p>
       <w:pPr>
-        <w:pStyle w:val="Odstavecseseznamem"/>
+        <w:pStyle w:val="ListParagraph"/>
         <w:numPr>
           <w:ilvl w:val="0"/>
           <w:numId w:val="14"/>
@@ -1566,48 +1297,38 @@
         <w:spacing w:before="240" w:after="240"/>
         <w:ind w:left="426" w:hanging="426"/>
         <w:jc w:val="both"/>
-        <w:rPr/>
-      </w:pPr>
-      <w:r>
-        <w:rPr/>
+      </w:pPr>
+      <w:r>
         <w:t>Objednatel bere na vědomí, že provádění díla není možné při nevhodných klimatických podmínkách. Pokud nastanou podmínky pro provádění díla nevhodné, neběží po dobu jejich trvání lhůta k provedení díla dle odst. 1 tohoto článku</w:t>
       </w:r>
       <w:r>
-        <w:rPr/>
         <w:t>, resp. datum dokončení díla se posunuje o</w:t>
       </w:r>
       <w:r>
-        <w:rPr/>
         <w:t> </w:t>
       </w:r>
       <w:r>
-        <w:rPr/>
         <w:t>tolik dnů, o kolik nebylo možné provádět práce na díle</w:t>
       </w:r>
       <w:r>
-        <w:rPr/>
         <w:t>. Za nevhodné klimatické podmínky se považuje silný vítr, mráz, nebo příliš vysoké teploty.</w:t>
       </w:r>
       <w:r>
-        <w:rPr/>
         <w:t xml:space="preserve"> Aplikace PUR pěny je možná pouze v případě, že venkovní teplota v průběhu dne </w:t>
       </w:r>
       <w:r>
-        <w:rPr/>
         <w:t>přesahuje</w:t>
       </w:r>
       <w:r>
-        <w:rPr/>
         <w:t xml:space="preserve"> 5 stupňů Celsia.</w:t>
       </w:r>
       <w:r>
-        <w:rPr/>
         <w:t xml:space="preserve"> Zhotovitel si vyhrazuje právo posoudit vhodnost klimatických podmínek pro provádění díla a v případě nevhodnosti klimatických podmínek o tom vyrozumí objednatele a zároveň jej informuje, kdy je předpoklad opětovného zahájení provádění díla. </w:t>
       </w:r>
     </w:p>
     <w:p>
       <w:pPr>
-        <w:pStyle w:val="Odstavecseseznamem"/>
+        <w:pStyle w:val="ListParagraph"/>
         <w:numPr>
           <w:ilvl w:val="0"/>
           <w:numId w:val="14"/>
@@ -1619,7 +1340,7 @@
       <w:r>
         <w:t>Dílo je dokončeno předvedením jeho způsobilosti sloužit svému účelu. Zhotovitel se zavazuje po dokončení díla toto dílo protokolárně předat objednateli bez závad a nedodělků.</w:t>
       </w:r>
-      <w:ins w:author="NH" w:date="2026-06-09T09:48:00Z" w:id="71">
+      <w:ins w:id="6" w:author="NH" w:date="2026-06-09T09:48:00Z">
         <w:r>
           <w:t xml:space="preserve"> </w:t>
         </w:r>
@@ -1627,7 +1348,7 @@
     </w:p>
     <w:p>
       <w:pPr>
-        <w:pStyle w:val="Odstavecseseznamem"/>
+        <w:pStyle w:val="ListParagraph"/>
         <w:numPr>
           <w:ilvl w:val="0"/>
           <w:numId w:val="14"/>
@@ -1642,7 +1363,7 @@
     </w:p>
     <w:p>
       <w:pPr>
-        <w:pStyle w:val="Odstavecseseznamem"/>
+        <w:pStyle w:val="ListParagraph"/>
         <w:numPr>
           <w:ilvl w:val="0"/>
           <w:numId w:val="14"/>
@@ -1652,12 +1373,16 @@
         <w:jc w:val="both"/>
       </w:pPr>
       <w:r>
-        <w:t>Předání a převzetí díla bude písemně potvrzeno podpisem předávacího protokolu oběma smluvními stranami. Smluvní strany jsou povinny poskytnout si pro protokolární předání a převzetí díla veškerou potřebnou součinnost. Dílo se považuje za dokončené a předané dnem podpisu předávacího protokolu oběma smluvními stranami, nebo ke dni, ke kterému byl objednatel vyzván k podpisu předávacího protokolu, načež odmítl poskytnout součinnost nutnou k protokolárnímu předání a převzetí díla.</w:t>
-      </w:r>
-    </w:p>
-    <w:p>
-      <w:pPr>
-        <w:pStyle w:val="Odstavecseseznamem"/>
+        <w:t xml:space="preserve">Předání a převzetí díla bude písemně potvrzeno podpisem předávacího protokolu oběma smluvními stranami. Smluvní strany jsou povinny poskytnout si pro protokolární předání a převzetí díla veškerou potřebnou součinnost. Dílo se považuje za dokončené a předané dnem podpisu předávacího protokolu oběma smluvními stranami, nebo ke dni, ke kterému byl objednatel vyzván </w:t>
+      </w:r>
+      <w:r>
+        <w:lastRenderedPageBreak/>
+        <w:t>k podpisu předávacího protokolu, načež odmítl poskytnout součinnost nutnou k protokolárnímu předání a převzetí díla.</w:t>
+      </w:r>
+    </w:p>
+    <w:p>
+      <w:pPr>
+        <w:pStyle w:val="ListParagraph"/>
         <w:numPr>
           <w:ilvl w:val="0"/>
           <w:numId w:val="14"/>
@@ -1678,13 +1403,13 @@
     </w:p>
     <w:p>
       <w:pPr>
-        <w:pStyle w:val="Odstavecseseznamem"/>
-        <w:jc w:val="both"/>
-      </w:pPr>
-    </w:p>
-    <w:p>
-      <w:pPr>
-        <w:pStyle w:val="Odstavecseseznamem"/>
+        <w:pStyle w:val="ListParagraph"/>
+        <w:jc w:val="both"/>
+      </w:pPr>
+    </w:p>
+    <w:p>
+      <w:pPr>
+        <w:pStyle w:val="ListParagraph"/>
         <w:numPr>
           <w:ilvl w:val="0"/>
           <w:numId w:val="10"/>
@@ -1706,7 +1431,7 @@
     </w:p>
     <w:p>
       <w:pPr>
-        <w:pStyle w:val="Odstavecseseznamem"/>
+        <w:pStyle w:val="ListParagraph"/>
         <w:numPr>
           <w:ilvl w:val="0"/>
           <w:numId w:val="27"/>
@@ -1745,7 +1470,7 @@
     </w:p>
     <w:p>
       <w:pPr>
-        <w:pStyle w:val="Odstavecseseznamem"/>
+        <w:pStyle w:val="ListParagraph"/>
         <w:numPr>
           <w:ilvl w:val="0"/>
           <w:numId w:val="27"/>
@@ -1760,7 +1485,7 @@
     </w:p>
     <w:p>
       <w:pPr>
-        <w:pStyle w:val="Odstavecseseznamem"/>
+        <w:pStyle w:val="ListParagraph"/>
         <w:numPr>
           <w:ilvl w:val="0"/>
           <w:numId w:val="27"/>
@@ -1778,7 +1503,7 @@
     </w:p>
     <w:p>
       <w:pPr>
-        <w:pStyle w:val="Odstavecseseznamem"/>
+        <w:pStyle w:val="ListParagraph"/>
         <w:numPr>
           <w:ilvl w:val="1"/>
           <w:numId w:val="10"/>
@@ -1791,7 +1516,7 @@
     </w:p>
     <w:p>
       <w:pPr>
-        <w:pStyle w:val="Odstavecseseznamem"/>
+        <w:pStyle w:val="ListParagraph"/>
         <w:numPr>
           <w:ilvl w:val="1"/>
           <w:numId w:val="10"/>
@@ -1807,7 +1532,7 @@
     </w:p>
     <w:p>
       <w:pPr>
-        <w:pStyle w:val="Odstavecseseznamem"/>
+        <w:pStyle w:val="ListParagraph"/>
         <w:numPr>
           <w:ilvl w:val="0"/>
           <w:numId w:val="27"/>
@@ -1822,7 +1547,7 @@
     </w:p>
     <w:p>
       <w:pPr>
-        <w:pStyle w:val="Odstavecseseznamem"/>
+        <w:pStyle w:val="ListParagraph"/>
         <w:numPr>
           <w:ilvl w:val="0"/>
           <w:numId w:val="27"/>
@@ -1847,7 +1572,7 @@
     </w:p>
     <w:p>
       <w:pPr>
-        <w:pStyle w:val="Odstavecseseznamem"/>
+        <w:pStyle w:val="ListParagraph"/>
         <w:numPr>
           <w:ilvl w:val="0"/>
           <w:numId w:val="27"/>
@@ -1862,7 +1587,7 @@
     </w:p>
     <w:p>
       <w:pPr>
-        <w:pStyle w:val="Odstavecseseznamem"/>
+        <w:pStyle w:val="ListParagraph"/>
         <w:numPr>
           <w:ilvl w:val="0"/>
           <w:numId w:val="27"/>
@@ -1890,7 +1615,7 @@
     </w:p>
     <w:p>
       <w:pPr>
-        <w:pStyle w:val="Odstavecseseznamem"/>
+        <w:pStyle w:val="ListParagraph"/>
         <w:numPr>
           <w:ilvl w:val="0"/>
           <w:numId w:val="27"/>
@@ -1911,7 +1636,7 @@
     </w:p>
     <w:p>
       <w:pPr>
-        <w:pStyle w:val="Odstavecseseznamem"/>
+        <w:pStyle w:val="ListParagraph"/>
         <w:numPr>
           <w:ilvl w:val="0"/>
           <w:numId w:val="27"/>
@@ -1919,40 +1644,24 @@
         <w:spacing w:before="240" w:after="240"/>
         <w:ind w:left="426" w:hanging="426"/>
         <w:jc w:val="both"/>
-        <w:rPr/>
-      </w:pPr>
-      <w:r>
-        <w:rPr/>
+      </w:pPr>
+      <w:r>
         <w:t xml:space="preserve">Je-li Objednatel v prodlení s poskytnutím součinnosti potřebné k řádnému provedení </w:t>
       </w:r>
       <w:r>
-        <w:rPr/>
         <w:t>D</w:t>
       </w:r>
       <w:r>
-        <w:rPr/>
-        <w:t>íla, není Zhotovitel po dobu trvání takového prodlení Objednatele v prodlení s prováděním ani dokončením Díla</w:t>
-      </w:r>
-      <w:r>
-        <w:rPr/>
-        <w:t xml:space="preserve">. </w:t>
-      </w:r>
-      <w:r>
-        <w:rPr/>
-        <w:t>Termín dokončení Díla se v takovém případě automaticky prodlužuje nejméně o dobu trvání prodlení Objednatele s poskytnutím součinnosti, a dále o dobu přiměřeně potřebnou k obnovení a navázání prací Zhotovitele po odpadnutí překážky způsobené prodlením Objednatele.</w:t>
-      </w:r>
-      <w:r>
-        <w:rPr/>
-        <w:t xml:space="preserve"> </w:t>
-      </w:r>
-      <w:r>
-        <w:rPr/>
-        <w:t>Zhotovitel není odpovědný za škodu ani jiné následky vzniklé v důsledku prodlení Objednatele s poskytnutím součinnosti.</w:t>
-      </w:r>
-    </w:p>
-    <w:p>
-      <w:pPr>
-        <w:pStyle w:val="Odstavecseseznamem"/>
+        <w:t xml:space="preserve">íla, není Zhotovitel po dobu trvání takového prodlení Objednatele v prodlení s prováděním ani dokončením Díla. Termín dokončení Díla se v takovém případě automaticky prodlužuje nejméně o dobu trvání prodlení Objednatele s poskytnutím součinnosti, a dále o dobu přiměřeně potřebnou k obnovení a navázání prací Zhotovitele po odpadnutí překážky způsobené prodlením </w:t>
+      </w:r>
+      <w:r>
+        <w:lastRenderedPageBreak/>
+        <w:t>Objednatele. Zhotovitel není odpovědný za škodu ani jiné následky vzniklé v důsledku prodlení Objednatele s poskytnutím součinnosti.</w:t>
+      </w:r>
+    </w:p>
+    <w:p>
+      <w:pPr>
+        <w:pStyle w:val="ListParagraph"/>
         <w:spacing w:before="240" w:after="240"/>
         <w:ind w:left="426"/>
         <w:jc w:val="both"/>
@@ -1960,7 +1669,7 @@
     </w:p>
     <w:p>
       <w:pPr>
-        <w:pStyle w:val="Odstavecseseznamem"/>
+        <w:pStyle w:val="ListParagraph"/>
         <w:numPr>
           <w:ilvl w:val="0"/>
           <w:numId w:val="10"/>
@@ -1982,7 +1691,7 @@
     </w:p>
     <w:p>
       <w:pPr>
-        <w:pStyle w:val="Odstavecseseznamem"/>
+        <w:pStyle w:val="ListParagraph"/>
         <w:numPr>
           <w:ilvl w:val="0"/>
           <w:numId w:val="28"/>
@@ -2003,7 +1712,7 @@
     </w:p>
     <w:p>
       <w:pPr>
-        <w:pStyle w:val="Odstavecseseznamem"/>
+        <w:pStyle w:val="ListParagraph"/>
         <w:numPr>
           <w:ilvl w:val="1"/>
           <w:numId w:val="10"/>
@@ -2018,7 +1727,7 @@
     </w:p>
     <w:p>
       <w:pPr>
-        <w:pStyle w:val="Odstavecseseznamem"/>
+        <w:pStyle w:val="ListParagraph"/>
         <w:numPr>
           <w:ilvl w:val="1"/>
           <w:numId w:val="10"/>
@@ -2069,7 +1778,7 @@
     </w:p>
     <w:p>
       <w:pPr>
-        <w:pStyle w:val="Odstavecseseznamem"/>
+        <w:pStyle w:val="ListParagraph"/>
         <w:numPr>
           <w:ilvl w:val="1"/>
           <w:numId w:val="10"/>
@@ -2114,7 +1823,7 @@
     </w:p>
     <w:p>
       <w:pPr>
-        <w:pStyle w:val="Odstavecseseznamem"/>
+        <w:pStyle w:val="ListParagraph"/>
         <w:spacing w:after="240"/>
         <w:ind w:left="1434"/>
         <w:jc w:val="both"/>
@@ -2122,7 +1831,7 @@
     </w:p>
     <w:p>
       <w:pPr>
-        <w:pStyle w:val="Odstavecseseznamem"/>
+        <w:pStyle w:val="ListParagraph"/>
         <w:numPr>
           <w:ilvl w:val="0"/>
           <w:numId w:val="28"/>
@@ -2140,7 +1849,7 @@
     </w:p>
     <w:p>
       <w:pPr>
-        <w:pStyle w:val="Odstavecseseznamem"/>
+        <w:pStyle w:val="ListParagraph"/>
         <w:numPr>
           <w:ilvl w:val="0"/>
           <w:numId w:val="18"/>
@@ -2181,7 +1890,7 @@
     </w:p>
     <w:p>
       <w:pPr>
-        <w:pStyle w:val="Odstavecseseznamem"/>
+        <w:pStyle w:val="ListParagraph"/>
         <w:numPr>
           <w:ilvl w:val="0"/>
           <w:numId w:val="18"/>
@@ -2195,7 +1904,7 @@
     </w:p>
     <w:p>
       <w:pPr>
-        <w:pStyle w:val="Odstavecseseznamem"/>
+        <w:pStyle w:val="ListParagraph"/>
         <w:numPr>
           <w:ilvl w:val="0"/>
           <w:numId w:val="28"/>
@@ -2203,43 +1912,33 @@
         <w:spacing w:before="240" w:after="240"/>
         <w:ind w:left="426" w:hanging="426"/>
         <w:jc w:val="both"/>
-        <w:rPr/>
-      </w:pPr>
-      <w:r>
-        <w:rPr/>
+      </w:pPr>
+      <w:r>
         <w:t xml:space="preserve">Odstoupení od této smlouvy musí být vyhotoveno písemně a doručeno zhotoviteli, nebo objednateli na adresu uvedenou v záhlaví této smlouvy. Dojde-li k platnému a účinnému odstoupení od této smlouvy dle některého z výše uvedených odstavců tohoto článku, jsou si smluvní strany povinny ve lhůtě </w:t>
       </w:r>
       <w:r>
-        <w:rPr/>
         <w:t>14</w:t>
       </w:r>
       <w:r>
-        <w:rPr/>
         <w:t xml:space="preserve"> dní ode dne odstoupení od této smlouvy vrátit vše, co si podle této smlouvy do dne platného a účinného odstoupení od smlouvy poskytly, je-li to na základě již provedeného díla či jeho části možné, včetně veškerých částek již uhrazených objednatelem zhotoviteli dle článku II. odst. </w:t>
       </w:r>
       <w:r>
-        <w:rPr/>
-        <w:t>4</w:t>
-      </w:r>
-      <w:r>
-        <w:rPr/>
-        <w:t xml:space="preserve"> </w:t>
-      </w:r>
-      <w:r>
-        <w:rPr/>
+        <w:t xml:space="preserve">4 </w:t>
+      </w:r>
+      <w:r>
         <w:t xml:space="preserve">této smlouvy, to však s ohledem na možnost vrácení provedeného díla či jeho části dle v tomto odstavci uvedeného. </w:t>
       </w:r>
     </w:p>
     <w:p>
       <w:pPr>
-        <w:pStyle w:val="Odstavecseseznamem"/>
+        <w:pStyle w:val="ListParagraph"/>
         <w:spacing w:line="256" w:lineRule="auto"/>
         <w:jc w:val="both"/>
       </w:pPr>
     </w:p>
     <w:p>
       <w:pPr>
-        <w:pStyle w:val="Odstavecseseznamem"/>
+        <w:pStyle w:val="ListParagraph"/>
         <w:numPr>
           <w:ilvl w:val="0"/>
           <w:numId w:val="10"/>
@@ -2267,7 +1966,7 @@
     </w:p>
     <w:p>
       <w:pPr>
-        <w:pStyle w:val="Odstavecseseznamem"/>
+        <w:pStyle w:val="ListParagraph"/>
         <w:numPr>
           <w:ilvl w:val="0"/>
           <w:numId w:val="29"/>
@@ -2282,7 +1981,7 @@
     </w:p>
     <w:p>
       <w:pPr>
-        <w:pStyle w:val="Odstavecseseznamem"/>
+        <w:pStyle w:val="ListParagraph"/>
         <w:numPr>
           <w:ilvl w:val="0"/>
           <w:numId w:val="29"/>
@@ -2297,7 +1996,7 @@
     </w:p>
     <w:p>
       <w:pPr>
-        <w:pStyle w:val="Odstavecseseznamem"/>
+        <w:pStyle w:val="ListParagraph"/>
         <w:numPr>
           <w:ilvl w:val="0"/>
           <w:numId w:val="29"/>
@@ -2318,7 +2017,7 @@
     </w:p>
     <w:p>
       <w:pPr>
-        <w:pStyle w:val="Odstavecseseznamem"/>
+        <w:pStyle w:val="ListParagraph"/>
         <w:numPr>
           <w:ilvl w:val="0"/>
           <w:numId w:val="29"/>
@@ -2333,7 +2032,7 @@
     </w:p>
     <w:p>
       <w:pPr>
-        <w:pStyle w:val="Odstavecseseznamem"/>
+        <w:pStyle w:val="ListParagraph"/>
         <w:numPr>
           <w:ilvl w:val="0"/>
           <w:numId w:val="29"/>
@@ -2348,7 +2047,7 @@
     </w:p>
     <w:p>
       <w:pPr>
-        <w:pStyle w:val="Odstavecseseznamem"/>
+        <w:pStyle w:val="ListParagraph"/>
         <w:numPr>
           <w:ilvl w:val="0"/>
           <w:numId w:val="29"/>
@@ -2358,12 +2057,13 @@
         <w:jc w:val="both"/>
       </w:pPr>
       <w:r>
+        <w:lastRenderedPageBreak/>
         <w:t xml:space="preserve">Tato smlouva se uzavírá ve dvou vyhotoveních, z nichž každá strana obdrží po jednom vyhotovení. </w:t>
       </w:r>
     </w:p>
     <w:p>
       <w:pPr>
-        <w:pStyle w:val="Odstavecseseznamem"/>
+        <w:pStyle w:val="ListParagraph"/>
         <w:numPr>
           <w:ilvl w:val="0"/>
           <w:numId w:val="29"/>
@@ -2378,7 +2078,7 @@
     </w:p>
     <w:p>
       <w:pPr>
-        <w:pStyle w:val="Odstavecseseznamem"/>
+        <w:pStyle w:val="ListParagraph"/>
         <w:numPr>
           <w:ilvl w:val="0"/>
           <w:numId w:val="29"/>
@@ -2411,48 +2111,48 @@
       <w:pPr>
         <w:jc w:val="both"/>
         <w:rPr>
-          <w:i w:val="1"/>
-          <w:iCs w:val="1"/>
-        </w:rPr>
-      </w:pPr>
-      <w:r>
-        <w:rPr>
-          <w:i w:val="1"/>
-          <w:iCs w:val="1"/>
-        </w:rPr>
-        <w:t xml:space="preserve">1) </w:t>
-      </w:r>
-      <w:r>
-        <w:rPr>
-          <w:i w:val="1"/>
-          <w:iCs w:val="1"/>
-        </w:rPr>
-        <w:t>Rozpis ceny díla</w:t>
-      </w:r>
-      <w:r>
-        <w:rPr>
-          <w:i w:val="1"/>
-          <w:iCs w:val="1"/>
-        </w:rPr>
-        <w:t xml:space="preserve"> </w:t>
-      </w:r>
-    </w:p>
-    <w:p>
-      <w:pPr>
-        <w:jc w:val="both"/>
-      </w:pPr>
-      <w:r>
-        <w:rPr>
           <w:i/>
           <w:iCs/>
         </w:rPr>
-        <w:t>2</w:t>
-      </w:r>
+      </w:pPr>
       <w:r>
         <w:rPr>
           <w:i/>
           <w:iCs/>
         </w:rPr>
+        <w:t xml:space="preserve">1) </w:t>
+      </w:r>
+      <w:r>
+        <w:rPr>
+          <w:i/>
+          <w:iCs/>
+        </w:rPr>
+        <w:t>Rozpis ceny díla</w:t>
+      </w:r>
+      <w:r>
+        <w:rPr>
+          <w:i/>
+          <w:iCs/>
+        </w:rPr>
+        <w:t xml:space="preserve"> </w:t>
+      </w:r>
+    </w:p>
+    <w:p>
+      <w:pPr>
+        <w:jc w:val="both"/>
+      </w:pPr>
+      <w:r>
+        <w:rPr>
+          <w:i/>
+          <w:iCs/>
+        </w:rPr>
+        <w:t>2</w:t>
+      </w:r>
+      <w:r>
+        <w:rPr>
+          <w:i/>
+          <w:iCs/>
+        </w:rPr>
         <w:t xml:space="preserve">) Všeobecné obchodní podmínky </w:t>
       </w:r>
     </w:p>
@@ -2500,7 +2200,7 @@
     </w:p>
     <w:tbl>
       <w:tblPr>
-        <w:tblStyle w:val="Mkatabulky"/>
+        <w:tblStyle w:val="TableGrid"/>
         <w:tblW w:w="9194" w:type="dxa"/>
         <w:tblLook w:val="04A0" w:firstRow="1" w:lastRow="0" w:firstColumn="1" w:lastColumn="0" w:noHBand="0" w:noVBand="1"/>
       </w:tblPr>
@@ -2515,7 +2215,6 @@
         <w:tc>
           <w:tcPr>
             <w:tcW w:w="4410" w:type="dxa"/>
-            <w:tcMar/>
           </w:tcPr>
           <w:p>
             <w:pPr>
@@ -2536,7 +2235,6 @@
         <w:tc>
           <w:tcPr>
             <w:tcW w:w="4784" w:type="dxa"/>
-            <w:tcMar/>
           </w:tcPr>
           <w:p>
             <w:r>
@@ -2566,14 +2264,12 @@
         <w:tc>
           <w:tcPr>
             <w:tcW w:w="4410" w:type="dxa"/>
-            <w:tcMar/>
           </w:tcPr>
           <w:p/>
         </w:tc>
         <w:tc>
           <w:tcPr>
             <w:tcW w:w="4784" w:type="dxa"/>
-            <w:tcMar/>
           </w:tcPr>
           <w:p/>
         </w:tc>
@@ -2585,7 +2281,6 @@
         <w:tc>
           <w:tcPr>
             <w:tcW w:w="4410" w:type="dxa"/>
-            <w:tcMar/>
           </w:tcPr>
           <w:p>
             <w:pPr>
@@ -2599,7 +2294,6 @@
         <w:tc>
           <w:tcPr>
             <w:tcW w:w="4784" w:type="dxa"/>
-            <w:tcMar/>
           </w:tcPr>
           <w:p>
             <w:pPr>
@@ -2616,49 +2310,49 @@
     <w:p>
       <w:pPr>
         <w:rPr>
-          <w:ins w:author="Lukáš Najman" w:date="2026-06-14T06:49:00.097Z" w16du:dateUtc="2026-06-14T06:49:00.097Z" w:id="685279683"/>
-        </w:rPr>
-      </w:pPr>
-    </w:p>
-    <w:p>
-      <w:pPr>
-        <w:rPr>
-          <w:ins w:author="Lukáš Najman" w:date="2026-06-14T06:49:00.543Z" w16du:dateUtc="2026-06-14T06:49:00.543Z" w:id="1544655222"/>
-        </w:rPr>
-      </w:pPr>
-    </w:p>
-    <w:p>
-      <w:pPr>
-        <w:rPr>
-          <w:ins w:author="Lukáš Najman" w:date="2026-06-14T06:49:00.926Z" w16du:dateUtc="2026-06-14T06:49:00.926Z" w:id="1844616287"/>
-        </w:rPr>
-      </w:pPr>
-    </w:p>
-    <w:p>
-      <w:pPr>
-        <w:rPr>
-          <w:ins w:author="Lukáš Najman" w:date="2026-06-14T06:49:01.407Z" w16du:dateUtc="2026-06-14T06:49:01.407Z" w:id="494788650"/>
-        </w:rPr>
-      </w:pPr>
-    </w:p>
-    <w:p>
-      <w:pPr>
-        <w:rPr>
-          <w:ins w:author="Lukáš Najman" w:date="2026-06-14T06:49:01.77Z" w16du:dateUtc="2026-06-14T06:49:01.77Z" w:id="1491981724"/>
-        </w:rPr>
-      </w:pPr>
-    </w:p>
-    <w:p>
-      <w:pPr>
-        <w:rPr>
-          <w:ins w:author="Lukáš Najman" w:date="2026-06-14T06:49:02.143Z" w16du:dateUtc="2026-06-14T06:49:02.143Z" w:id="142077106"/>
-        </w:rPr>
-      </w:pPr>
-    </w:p>
-    <w:p>
-      <w:pPr>
-        <w:rPr>
-          <w:ins w:author="Lukáš Najman" w:date="2026-06-14T06:49:02.817Z" w16du:dateUtc="2026-06-14T06:49:02.817Z" w:id="99471638"/>
+          <w:ins w:id="7" w:author="Lukáš Najman" w:date="2026-06-14T06:49:00Z" w16du:dateUtc="2026-06-14T06:49:00Z"/>
+        </w:rPr>
+      </w:pPr>
+    </w:p>
+    <w:p>
+      <w:pPr>
+        <w:rPr>
+          <w:ins w:id="8" w:author="Lukáš Najman" w:date="2026-06-14T06:49:00Z" w16du:dateUtc="2026-06-14T06:49:00Z"/>
+        </w:rPr>
+      </w:pPr>
+    </w:p>
+    <w:p>
+      <w:pPr>
+        <w:rPr>
+          <w:ins w:id="9" w:author="Lukáš Najman" w:date="2026-06-14T06:49:00Z" w16du:dateUtc="2026-06-14T06:49:00Z"/>
+        </w:rPr>
+      </w:pPr>
+    </w:p>
+    <w:p>
+      <w:pPr>
+        <w:rPr>
+          <w:ins w:id="10" w:author="Lukáš Najman" w:date="2026-06-14T06:49:00Z" w16du:dateUtc="2026-06-14T06:49:01Z"/>
+        </w:rPr>
+      </w:pPr>
+    </w:p>
+    <w:p>
+      <w:pPr>
+        <w:rPr>
+          <w:ins w:id="11" w:author="Lukáš Najman" w:date="2026-06-14T06:49:00Z" w16du:dateUtc="2026-06-14T06:49:01Z"/>
+        </w:rPr>
+      </w:pPr>
+    </w:p>
+    <w:p>
+      <w:pPr>
+        <w:rPr>
+          <w:ins w:id="12" w:author="Lukáš Najman" w:date="2026-06-14T06:49:00Z" w16du:dateUtc="2026-06-14T06:49:02Z"/>
+        </w:rPr>
+      </w:pPr>
+    </w:p>
+    <w:p>
+      <w:pPr>
+        <w:rPr>
+          <w:ins w:id="13" w:author="Lukáš Najman" w:date="2026-06-14T06:49:00Z" w16du:dateUtc="2026-06-14T06:49:02Z"/>
         </w:rPr>
       </w:pPr>
     </w:p>
@@ -2668,12 +2362,12 @@
         <w:tblpPr w:leftFromText="141" w:rightFromText="141" w:vertAnchor="text" w:horzAnchor="margin" w:tblpXSpec="center" w:tblpY="759"/>
         <w:tblW w:w="9215" w:type="dxa"/>
         <w:tblBorders>
-          <w:top w:val="single" w:color="auto" w:sz="4" w:space="0"/>
-          <w:left w:val="single" w:color="auto" w:sz="4" w:space="0"/>
-          <w:bottom w:val="single" w:color="auto" w:sz="4" w:space="0"/>
-          <w:right w:val="single" w:color="auto" w:sz="4" w:space="0"/>
-          <w:insideH w:val="single" w:color="auto" w:sz="4" w:space="0"/>
-          <w:insideV w:val="single" w:color="auto" w:sz="4" w:space="0"/>
+          <w:top w:val="single" w:sz="4" w:space="0" w:color="auto"/>
+          <w:left w:val="single" w:sz="4" w:space="0" w:color="auto"/>
+          <w:bottom w:val="single" w:sz="4" w:space="0" w:color="auto"/>
+          <w:right w:val="single" w:sz="4" w:space="0" w:color="auto"/>
+          <w:insideH w:val="single" w:sz="4" w:space="0" w:color="auto"/>
+          <w:insideV w:val="single" w:sz="4" w:space="0" w:color="auto"/>
         </w:tblBorders>
         <w:tblLayout w:type="fixed"/>
         <w:tblCellMar>
@@ -2702,12 +2396,11 @@
               <w:bottom w:val="nil"/>
               <w:right w:val="nil"/>
             </w:tcBorders>
-            <w:tcMar/>
             <w:vAlign w:val="center"/>
           </w:tcPr>
           <w:p>
             <w:pPr>
-              <w:pStyle w:val="Nadpis1"/>
+              <w:pStyle w:val="Heading1"/>
               <w:pageBreakBefore/>
               <w:suppressAutoHyphens/>
               <w:spacing w:line="276" w:lineRule="auto"/>
@@ -2720,8 +2413,8 @@
           </w:p>
           <w:p>
             <w:pPr>
-              <w:pStyle w:val="Nadpis1"/>
-              <w:pageBreakBefore w:val="1"/>
+              <w:pStyle w:val="Heading1"/>
+              <w:pageBreakBefore/>
               <w:suppressAutoHyphens/>
               <w:spacing w:line="276" w:lineRule="auto"/>
               <w:jc w:val="center"/>
@@ -2732,9 +2425,9 @@
             <w:r>
               <w:rPr>
                 <w:rFonts w:ascii="Open Sans" w:hAnsi="Open Sans" w:cs="Open Sans"/>
-                <w:b w:val="1"/>
-                <w:bCs w:val="1"/>
-                <w:caps w:val="1"/>
+                <w:b/>
+                <w:bCs/>
+                <w:caps/>
                 <w:color w:val="auto"/>
                 <w:sz w:val="36"/>
                 <w:szCs w:val="36"/>
@@ -2759,7 +2452,6 @@
               <w:right w:val="nil"/>
             </w:tcBorders>
             <w:shd w:val="clear" w:color="auto" w:fill="FFC000" w:themeFill="accent4"/>
-            <w:tcMar/>
             <w:vAlign w:val="center"/>
           </w:tcPr>
           <w:p>
@@ -2797,7 +2489,6 @@
               <w:right w:val="nil"/>
             </w:tcBorders>
             <w:shd w:val="clear" w:color="auto" w:fill="FFC000" w:themeFill="accent4"/>
-            <w:tcMar/>
             <w:vAlign w:val="center"/>
           </w:tcPr>
           <w:p>
@@ -2844,7 +2535,6 @@
               <w:right w:val="nil"/>
             </w:tcBorders>
             <w:shd w:val="clear" w:color="auto" w:fill="FFC000" w:themeFill="accent4"/>
-            <w:tcMar/>
             <w:vAlign w:val="center"/>
           </w:tcPr>
           <w:p>
@@ -2885,10 +2575,9 @@
             <w:tcBorders>
               <w:top w:val="nil"/>
               <w:left w:val="nil"/>
-              <w:bottom w:val="single" w:color="auto" w:sz="4" w:space="0"/>
+              <w:bottom w:val="single" w:sz="4" w:space="0" w:color="auto"/>
               <w:right w:val="nil"/>
             </w:tcBorders>
-            <w:tcMar/>
             <w:vAlign w:val="center"/>
           </w:tcPr>
           <w:p>
@@ -2933,10 +2622,9 @@
             <w:tcBorders>
               <w:top w:val="nil"/>
               <w:left w:val="nil"/>
-              <w:bottom w:val="single" w:color="auto" w:sz="4" w:space="0"/>
+              <w:bottom w:val="single" w:sz="4" w:space="0" w:color="auto"/>
               <w:right w:val="nil"/>
             </w:tcBorders>
-            <w:tcMar/>
             <w:vAlign w:val="center"/>
           </w:tcPr>
           <w:p>
@@ -2994,10 +2682,9 @@
             <w:tcBorders>
               <w:top w:val="nil"/>
               <w:left w:val="nil"/>
-              <w:bottom w:val="single" w:color="auto" w:sz="4" w:space="0"/>
+              <w:bottom w:val="single" w:sz="4" w:space="0" w:color="auto"/>
               <w:right w:val="nil"/>
             </w:tcBorders>
-            <w:tcMar/>
             <w:vAlign w:val="center"/>
           </w:tcPr>
           <w:p>
@@ -3061,12 +2748,11 @@
           <w:tcPr>
             <w:tcW w:w="989" w:type="dxa"/>
             <w:tcBorders>
-              <w:top w:val="single" w:color="auto" w:sz="12" w:space="0"/>
+              <w:top w:val="single" w:sz="12" w:space="0" w:color="auto"/>
               <w:left w:val="nil"/>
               <w:bottom w:val="nil"/>
               <w:right w:val="nil"/>
             </w:tcBorders>
-            <w:tcMar/>
             <w:vAlign w:val="center"/>
           </w:tcPr>
           <w:p>
@@ -3086,12 +2772,11 @@
           <w:tcPr>
             <w:tcW w:w="6099" w:type="dxa"/>
             <w:tcBorders>
-              <w:top w:val="single" w:color="auto" w:sz="12" w:space="0"/>
+              <w:top w:val="single" w:sz="12" w:space="0" w:color="auto"/>
               <w:left w:val="nil"/>
               <w:bottom w:val="nil"/>
               <w:right w:val="nil"/>
             </w:tcBorders>
-            <w:tcMar/>
             <w:vAlign w:val="center"/>
           </w:tcPr>
           <w:p>
@@ -3119,12 +2804,11 @@
           <w:tcPr>
             <w:tcW w:w="2127" w:type="dxa"/>
             <w:tcBorders>
-              <w:top w:val="single" w:color="auto" w:sz="12" w:space="0"/>
+              <w:top w:val="single" w:sz="12" w:space="0" w:color="auto"/>
               <w:left w:val="nil"/>
               <w:bottom w:val="nil"/>
               <w:right w:val="nil"/>
             </w:tcBorders>
-            <w:tcMar/>
             <w:vAlign w:val="center"/>
           </w:tcPr>
           <w:p>
@@ -3154,7 +2838,6 @@
               <w:bottom w:val="nil"/>
               <w:right w:val="nil"/>
             </w:tcBorders>
-            <w:tcMar/>
             <w:vAlign w:val="center"/>
           </w:tcPr>
           <w:p>
@@ -3179,7 +2862,6 @@
               <w:bottom w:val="nil"/>
               <w:right w:val="nil"/>
             </w:tcBorders>
-            <w:tcMar/>
             <w:vAlign w:val="center"/>
           </w:tcPr>
           <w:p>
@@ -3206,7 +2888,6 @@
               <w:bottom w:val="nil"/>
               <w:right w:val="nil"/>
             </w:tcBorders>
-            <w:tcMar/>
             <w:vAlign w:val="center"/>
           </w:tcPr>
           <w:p>
@@ -3236,7 +2917,6 @@
               <w:bottom w:val="nil"/>
               <w:right w:val="nil"/>
             </w:tcBorders>
-            <w:tcMar/>
             <w:vAlign w:val="center"/>
           </w:tcPr>
           <w:p>
@@ -3261,7 +2941,6 @@
               <w:bottom w:val="nil"/>
               <w:right w:val="nil"/>
             </w:tcBorders>
-            <w:tcMar/>
             <w:vAlign w:val="center"/>
           </w:tcPr>
           <w:p>
@@ -3289,7 +2968,6 @@
               <w:bottom w:val="nil"/>
               <w:right w:val="nil"/>
             </w:tcBorders>
-            <w:tcMar/>
             <w:vAlign w:val="center"/>
           </w:tcPr>
           <w:p>
@@ -3316,10 +2994,9 @@
             <w:tcBorders>
               <w:top w:val="nil"/>
               <w:left w:val="nil"/>
-              <w:bottom w:val="single" w:color="auto" w:sz="12" w:space="0"/>
+              <w:bottom w:val="single" w:sz="12" w:space="0" w:color="auto"/>
               <w:right w:val="nil"/>
             </w:tcBorders>
-            <w:tcMar/>
             <w:vAlign w:val="center"/>
           </w:tcPr>
           <w:p>
@@ -3341,10 +3018,9 @@
             <w:tcBorders>
               <w:top w:val="nil"/>
               <w:left w:val="nil"/>
-              <w:bottom w:val="single" w:color="auto" w:sz="12" w:space="0"/>
+              <w:bottom w:val="single" w:sz="12" w:space="0" w:color="auto"/>
               <w:right w:val="nil"/>
             </w:tcBorders>
-            <w:tcMar/>
             <w:vAlign w:val="center"/>
           </w:tcPr>
           <w:p>
@@ -3375,10 +3051,9 @@
             <w:tcBorders>
               <w:top w:val="nil"/>
               <w:left w:val="nil"/>
-              <w:bottom w:val="single" w:color="auto" w:sz="12" w:space="0"/>
+              <w:bottom w:val="single" w:sz="12" w:space="0" w:color="auto"/>
               <w:right w:val="nil"/>
             </w:tcBorders>
-            <w:tcMar/>
             <w:vAlign w:val="center"/>
           </w:tcPr>
           <w:p>
@@ -3414,10 +3089,9 @@
             <w:tcBorders>
               <w:top w:val="nil"/>
               <w:left w:val="nil"/>
-              <w:bottom w:val="single" w:color="auto" w:sz="12" w:space="0"/>
+              <w:bottom w:val="single" w:sz="12" w:space="0" w:color="auto"/>
               <w:right w:val="nil"/>
             </w:tcBorders>
-            <w:tcMar/>
             <w:vAlign w:val="center"/>
           </w:tcPr>
           <w:p>
@@ -3439,10 +3113,9 @@
             <w:tcBorders>
               <w:top w:val="nil"/>
               <w:left w:val="nil"/>
-              <w:bottom w:val="single" w:color="auto" w:sz="12" w:space="0"/>
+              <w:bottom w:val="single" w:sz="12" w:space="0" w:color="auto"/>
               <w:right w:val="nil"/>
             </w:tcBorders>
-            <w:tcMar/>
             <w:vAlign w:val="center"/>
           </w:tcPr>
           <w:p>
@@ -3482,10 +3155,9 @@
             <w:tcBorders>
               <w:top w:val="nil"/>
               <w:left w:val="nil"/>
-              <w:bottom w:val="single" w:color="auto" w:sz="12" w:space="0"/>
+              <w:bottom w:val="single" w:sz="12" w:space="0" w:color="auto"/>
               <w:right w:val="nil"/>
             </w:tcBorders>
-            <w:tcMar/>
             <w:vAlign w:val="center"/>
           </w:tcPr>
           <w:p>
@@ -3518,10 +3190,9 @@
             <w:tcBorders>
               <w:top w:val="nil"/>
               <w:left w:val="nil"/>
-              <w:bottom w:val="single" w:color="auto" w:sz="12" w:space="0"/>
+              <w:bottom w:val="single" w:sz="12" w:space="0" w:color="auto"/>
               <w:right w:val="nil"/>
             </w:tcBorders>
-            <w:tcMar/>
             <w:vAlign w:val="center"/>
           </w:tcPr>
           <w:p>
@@ -3543,10 +3214,9 @@
             <w:tcBorders>
               <w:top w:val="nil"/>
               <w:left w:val="nil"/>
-              <w:bottom w:val="single" w:color="auto" w:sz="12" w:space="0"/>
+              <w:bottom w:val="single" w:sz="12" w:space="0" w:color="auto"/>
               <w:right w:val="nil"/>
             </w:tcBorders>
-            <w:tcMar/>
             <w:vAlign w:val="center"/>
           </w:tcPr>
           <w:p>
@@ -3608,10 +3278,9 @@
             <w:tcBorders>
               <w:top w:val="nil"/>
               <w:left w:val="nil"/>
-              <w:bottom w:val="single" w:color="auto" w:sz="12" w:space="0"/>
+              <w:bottom w:val="single" w:sz="12" w:space="0" w:color="auto"/>
               <w:right w:val="nil"/>
             </w:tcBorders>
-            <w:tcMar/>
             <w:vAlign w:val="center"/>
           </w:tcPr>
           <w:p>
@@ -3650,10 +3319,9 @@
             <w:tcBorders>
               <w:top w:val="nil"/>
               <w:left w:val="nil"/>
-              <w:bottom w:val="single" w:color="auto" w:sz="12" w:space="0"/>
+              <w:bottom w:val="single" w:sz="12" w:space="0" w:color="auto"/>
               <w:right w:val="nil"/>
             </w:tcBorders>
-            <w:tcMar/>
             <w:vAlign w:val="center"/>
           </w:tcPr>
           <w:p>
@@ -3675,10 +3343,9 @@
             <w:tcBorders>
               <w:top w:val="nil"/>
               <w:left w:val="nil"/>
-              <w:bottom w:val="single" w:color="auto" w:sz="12" w:space="0"/>
+              <w:bottom w:val="single" w:sz="12" w:space="0" w:color="auto"/>
               <w:right w:val="nil"/>
             </w:tcBorders>
-            <w:tcMar/>
             <w:vAlign w:val="center"/>
           </w:tcPr>
           <w:p>
@@ -3712,10 +3379,9 @@
             <w:tcBorders>
               <w:top w:val="nil"/>
               <w:left w:val="nil"/>
-              <w:bottom w:val="single" w:color="auto" w:sz="12" w:space="0"/>
+              <w:bottom w:val="single" w:sz="12" w:space="0" w:color="auto"/>
               <w:right w:val="nil"/>
             </w:tcBorders>
-            <w:tcMar/>
             <w:vAlign w:val="center"/>
           </w:tcPr>
           <w:p>
@@ -3754,10 +3420,9 @@
             <w:tcBorders>
               <w:top w:val="nil"/>
               <w:left w:val="nil"/>
-              <w:bottom w:val="single" w:color="auto" w:sz="12" w:space="0"/>
+              <w:bottom w:val="single" w:sz="12" w:space="0" w:color="auto"/>
               <w:right w:val="nil"/>
             </w:tcBorders>
-            <w:tcMar/>
             <w:vAlign w:val="center"/>
           </w:tcPr>
           <w:p>
@@ -3780,10 +3445,9 @@
             <w:tcBorders>
               <w:top w:val="nil"/>
               <w:left w:val="nil"/>
-              <w:bottom w:val="single" w:color="auto" w:sz="12" w:space="0"/>
+              <w:bottom w:val="single" w:sz="12" w:space="0" w:color="auto"/>
               <w:right w:val="nil"/>
             </w:tcBorders>
-            <w:tcMar/>
             <w:vAlign w:val="center"/>
           </w:tcPr>
           <w:p>
@@ -3817,10 +3481,9 @@
             <w:tcBorders>
               <w:top w:val="nil"/>
               <w:left w:val="nil"/>
-              <w:bottom w:val="single" w:color="auto" w:sz="12" w:space="0"/>
+              <w:bottom w:val="single" w:sz="12" w:space="0" w:color="auto"/>
               <w:right w:val="nil"/>
             </w:tcBorders>
-            <w:tcMar/>
             <w:vAlign w:val="center"/>
           </w:tcPr>
           <w:p>
@@ -3943,10 +3606,10 @@
       <w:r>
         <w:t xml:space="preserve">s korespondenční adresou </w:t>
       </w:r>
-      <w:hyperlink w:history="1" r:id="rId13">
+      <w:hyperlink r:id="rId13" w:history="1">
         <w:r>
           <w:rPr>
-            <w:rStyle w:val="Hypertextovodkaz"/>
+            <w:rStyle w:val="Hyperlink"/>
           </w:rPr>
           <w:t>Gočárova tř. 227/50, 500 02 Hradec Králové 2</w:t>
         </w:r>
@@ -3983,7 +3646,7 @@
     </w:p>
     <w:p>
       <w:pPr>
-        <w:pStyle w:val="Odstavecseseznamem"/>
+        <w:pStyle w:val="ListParagraph"/>
         <w:numPr>
           <w:ilvl w:val="0"/>
           <w:numId w:val="5"/>
@@ -3996,86 +3659,68 @@
     </w:p>
     <w:p>
       <w:pPr>
-        <w:pStyle w:val="Odstavecseseznamem"/>
+        <w:pStyle w:val="ListParagraph"/>
         <w:ind w:left="360"/>
       </w:pPr>
     </w:p>
     <w:p>
       <w:pPr>
-        <w:pStyle w:val="Odstavecseseznamem"/>
+        <w:pStyle w:val="ListParagraph"/>
         <w:numPr>
           <w:ilvl w:val="1"/>
           <w:numId w:val="5"/>
         </w:numPr>
         <w:jc w:val="both"/>
-        <w:rPr/>
-      </w:pPr>
-      <w:r>
-        <w:rPr/>
+      </w:pPr>
+      <w:r>
         <w:t xml:space="preserve">Tyto Podmínky </w:t>
       </w:r>
       <w:r>
-        <w:rPr/>
         <w:t>společnosti LUNASTAV CZ s.r.o. IČO: 05591872, se sídlem Ostrovní 2059/4, 110 00 Praha 1</w:t>
       </w:r>
       <w:r>
-        <w:rPr/>
         <w:t xml:space="preserve"> (dále také jako „Zhotovitel“), jsou nedílnou součástí Smlouvy o dílo (dále jen jako „Smlouva“), ve které je na tyto Podmínky odkazováno ve smyslu § 1751 odst. 1 zákona č. 89/2012 Sb., občanský zákoník, ve znění pozdějších předpisů (dále jen jako „OZ“), a která je uzavřena mezi společností </w:t>
       </w:r>
       <w:r>
-        <w:rPr/>
         <w:t>LUNASTAV CZ</w:t>
       </w:r>
       <w:r>
-        <w:rPr/>
-        <w:t xml:space="preserve"> s.r.o. jako Zhotovitelem </w:t>
-      </w:r>
-      <w:r>
-        <w:rPr/>
-        <w:t xml:space="preserve">a </w:t>
-      </w:r>
-      <w:r>
-        <w:rPr/>
+        <w:t xml:space="preserve"> s.r.o. jako Zhotovitelem a </w:t>
+      </w:r>
+      <w:r>
         <w:t>o</w:t>
       </w:r>
       <w:r>
-        <w:rPr/>
         <w:t>bjednatelem uvedeným ve Smlouvě</w:t>
       </w:r>
       <w:r>
-        <w:rPr/>
         <w:t xml:space="preserve"> (dále jen „Objednatel“)</w:t>
       </w:r>
       <w:r>
-        <w:rPr/>
         <w:t xml:space="preserve"> a jejímž předmětem je provedení </w:t>
       </w:r>
       <w:r>
-        <w:rPr/>
         <w:t>d</w:t>
       </w:r>
       <w:r>
-        <w:rPr/>
         <w:t>íla uvedeného ve Smlouvě</w:t>
       </w:r>
       <w:r>
-        <w:rPr/>
         <w:t xml:space="preserve"> (dále jen „Dílo“)</w:t>
       </w:r>
       <w:r>
-        <w:rPr/>
         <w:t xml:space="preserve">. </w:t>
       </w:r>
     </w:p>
     <w:p>
       <w:pPr>
-        <w:pStyle w:val="Odstavecseseznamem"/>
-        <w:jc w:val="both"/>
-      </w:pPr>
-    </w:p>
-    <w:p>
-      <w:pPr>
-        <w:pStyle w:val="Odstavecseseznamem"/>
+        <w:pStyle w:val="ListParagraph"/>
+        <w:jc w:val="both"/>
+      </w:pPr>
+    </w:p>
+    <w:p>
+      <w:pPr>
+        <w:pStyle w:val="ListParagraph"/>
         <w:numPr>
           <w:ilvl w:val="1"/>
           <w:numId w:val="5"/>
@@ -4088,13 +3733,13 @@
     </w:p>
     <w:p>
       <w:pPr>
-        <w:pStyle w:val="Odstavecseseznamem"/>
-        <w:jc w:val="both"/>
-      </w:pPr>
-    </w:p>
-    <w:p>
-      <w:pPr>
-        <w:pStyle w:val="Odstavecseseznamem"/>
+        <w:pStyle w:val="ListParagraph"/>
+        <w:jc w:val="both"/>
+      </w:pPr>
+    </w:p>
+    <w:p>
+      <w:pPr>
+        <w:pStyle w:val="ListParagraph"/>
         <w:numPr>
           <w:ilvl w:val="1"/>
           <w:numId w:val="5"/>
@@ -4104,10 +3749,10 @@
       <w:r>
         <w:t xml:space="preserve">Kontaktní údaje Zhotovitele jsou uvedeny na internetových stránkách Zhotovitele na adrese </w:t>
       </w:r>
-      <w:hyperlink w:history="1" r:id="rId14">
+      <w:hyperlink r:id="rId14" w:history="1">
         <w:r>
           <w:rPr>
-            <w:rStyle w:val="Hypertextovodkaz"/>
+            <w:rStyle w:val="Hyperlink"/>
           </w:rPr>
           <w:t>https://lunastav.cz/</w:t>
         </w:r>
@@ -4118,12 +3763,12 @@
     </w:p>
     <w:p>
       <w:pPr>
-        <w:pStyle w:val="Odstavecseseznamem"/>
-      </w:pPr>
-    </w:p>
-    <w:p>
-      <w:pPr>
-        <w:pStyle w:val="Odstavecseseznamem"/>
+        <w:pStyle w:val="ListParagraph"/>
+      </w:pPr>
+    </w:p>
+    <w:p>
+      <w:pPr>
+        <w:pStyle w:val="ListParagraph"/>
         <w:numPr>
           <w:ilvl w:val="1"/>
           <w:numId w:val="5"/>
@@ -4136,13 +3781,13 @@
     </w:p>
     <w:p>
       <w:pPr>
-        <w:pStyle w:val="Odstavecseseznamem"/>
-        <w:jc w:val="both"/>
-      </w:pPr>
-    </w:p>
-    <w:p>
-      <w:pPr>
-        <w:pStyle w:val="Odstavecseseznamem"/>
+        <w:pStyle w:val="ListParagraph"/>
+        <w:jc w:val="both"/>
+      </w:pPr>
+    </w:p>
+    <w:p>
+      <w:pPr>
+        <w:pStyle w:val="ListParagraph"/>
         <w:numPr>
           <w:ilvl w:val="0"/>
           <w:numId w:val="5"/>
@@ -4155,13 +3800,13 @@
     </w:p>
     <w:p>
       <w:pPr>
-        <w:pStyle w:val="Odstavecseseznamem"/>
+        <w:pStyle w:val="ListParagraph"/>
         <w:ind w:left="360"/>
       </w:pPr>
     </w:p>
     <w:p>
       <w:pPr>
-        <w:pStyle w:val="Odstavecseseznamem"/>
+        <w:pStyle w:val="ListParagraph"/>
         <w:numPr>
           <w:ilvl w:val="1"/>
           <w:numId w:val="5"/>
@@ -4180,14 +3825,14 @@
     </w:p>
     <w:p>
       <w:pPr>
-        <w:pStyle w:val="Odstavecseseznamem"/>
+        <w:pStyle w:val="ListParagraph"/>
         <w:ind w:left="405"/>
         <w:jc w:val="both"/>
       </w:pPr>
     </w:p>
     <w:p>
       <w:pPr>
-        <w:pStyle w:val="Odstavecseseznamem"/>
+        <w:pStyle w:val="ListParagraph"/>
         <w:numPr>
           <w:ilvl w:val="0"/>
           <w:numId w:val="5"/>
@@ -4200,13 +3845,13 @@
     </w:p>
     <w:p>
       <w:pPr>
-        <w:pStyle w:val="Odstavecseseznamem"/>
+        <w:pStyle w:val="ListParagraph"/>
         <w:ind w:left="360"/>
       </w:pPr>
     </w:p>
     <w:p>
       <w:pPr>
-        <w:pStyle w:val="Odstavecseseznamem"/>
+        <w:pStyle w:val="ListParagraph"/>
         <w:numPr>
           <w:ilvl w:val="1"/>
           <w:numId w:val="5"/>
@@ -4225,53 +3870,43 @@
     </w:p>
     <w:p>
       <w:pPr>
-        <w:pStyle w:val="Odstavecseseznamem"/>
-        <w:jc w:val="both"/>
-      </w:pPr>
-    </w:p>
-    <w:p>
-      <w:pPr>
-        <w:pStyle w:val="Odstavecseseznamem"/>
+        <w:pStyle w:val="ListParagraph"/>
+        <w:jc w:val="both"/>
+      </w:pPr>
+    </w:p>
+    <w:p>
+      <w:pPr>
+        <w:pStyle w:val="ListParagraph"/>
         <w:numPr>
           <w:ilvl w:val="1"/>
           <w:numId w:val="5"/>
         </w:numPr>
         <w:jc w:val="both"/>
-        <w:rPr/>
-      </w:pPr>
-      <w:r>
-        <w:rPr/>
+      </w:pPr>
+      <w:r>
         <w:t xml:space="preserve">Zhotovitel se zavazuje práce na Díle provádět v souladu se všemi bezpečnostními, protipožárními předpisy a předpisy na ochranu životního prostředí. Zhotovitel je povinen udržovat v </w:t>
       </w:r>
       <w:r>
-        <w:rPr/>
-        <w:t>m</w:t>
-      </w:r>
-      <w:r>
-        <w:rPr/>
-        <w:t xml:space="preserve">ístě </w:t>
-      </w:r>
-      <w:r>
-        <w:rPr/>
+        <w:t xml:space="preserve">místě </w:t>
+      </w:r>
+      <w:r>
         <w:t>plnění dle Smlouvy</w:t>
       </w:r>
       <w:r>
-        <w:rPr/>
         <w:t xml:space="preserve"> (dále jen „Místo plnění“)</w:t>
       </w:r>
       <w:r>
-        <w:rPr/>
         <w:t xml:space="preserve"> pořádek a čistotu, je povinen na svůj náklad odstraňovat odpady a nečistoty vzniklé při provádění Díla na Místě plnění dle Smlouvy. </w:t>
       </w:r>
     </w:p>
     <w:p>
       <w:pPr>
-        <w:pStyle w:val="Odstavecseseznamem"/>
-      </w:pPr>
-    </w:p>
-    <w:p>
-      <w:pPr>
-        <w:pStyle w:val="Odstavecseseznamem"/>
+        <w:pStyle w:val="ListParagraph"/>
+      </w:pPr>
+    </w:p>
+    <w:p>
+      <w:pPr>
+        <w:pStyle w:val="ListParagraph"/>
         <w:numPr>
           <w:ilvl w:val="1"/>
           <w:numId w:val="5"/>
@@ -4284,12 +3919,12 @@
     </w:p>
     <w:p>
       <w:pPr>
-        <w:pStyle w:val="Odstavecseseznamem"/>
-      </w:pPr>
-    </w:p>
-    <w:p>
-      <w:pPr>
-        <w:pStyle w:val="Odstavecseseznamem"/>
+        <w:pStyle w:val="ListParagraph"/>
+      </w:pPr>
+    </w:p>
+    <w:p>
+      <w:pPr>
+        <w:pStyle w:val="ListParagraph"/>
         <w:numPr>
           <w:ilvl w:val="1"/>
           <w:numId w:val="5"/>
@@ -4297,18 +3932,19 @@
         <w:jc w:val="both"/>
       </w:pPr>
       <w:r>
+        <w:lastRenderedPageBreak/>
         <w:t xml:space="preserve">Zhotovitel je oprávněn využít k provedení Díla třetí osoby (dále jen jako „Subdodavatelé“) dle podmínek stanovených ve Smlouvě. </w:t>
       </w:r>
     </w:p>
     <w:p>
       <w:pPr>
-        <w:pStyle w:val="Odstavecseseznamem"/>
+        <w:pStyle w:val="ListParagraph"/>
         <w:ind w:left="360"/>
       </w:pPr>
     </w:p>
     <w:p>
       <w:pPr>
-        <w:pStyle w:val="Odstavecseseznamem"/>
+        <w:pStyle w:val="ListParagraph"/>
         <w:numPr>
           <w:ilvl w:val="0"/>
           <w:numId w:val="5"/>
@@ -4321,13 +3957,13 @@
     </w:p>
     <w:p>
       <w:pPr>
-        <w:pStyle w:val="Odstavecseseznamem"/>
+        <w:pStyle w:val="ListParagraph"/>
         <w:ind w:left="360"/>
       </w:pPr>
     </w:p>
     <w:p>
       <w:pPr>
-        <w:pStyle w:val="Odstavecseseznamem"/>
+        <w:pStyle w:val="ListParagraph"/>
         <w:numPr>
           <w:ilvl w:val="1"/>
           <w:numId w:val="5"/>
@@ -4340,14 +3976,14 @@
     </w:p>
     <w:p>
       <w:pPr>
-        <w:pStyle w:val="Odstavecseseznamem"/>
+        <w:pStyle w:val="ListParagraph"/>
         <w:ind w:left="765"/>
         <w:jc w:val="both"/>
       </w:pPr>
     </w:p>
     <w:p>
       <w:pPr>
-        <w:pStyle w:val="Odstavecseseznamem"/>
+        <w:pStyle w:val="ListParagraph"/>
         <w:numPr>
           <w:ilvl w:val="1"/>
           <w:numId w:val="5"/>
@@ -4381,14 +4017,14 @@
     </w:p>
     <w:p>
       <w:pPr>
-        <w:pStyle w:val="Odstavecseseznamem"/>
+        <w:pStyle w:val="ListParagraph"/>
         <w:ind w:left="405"/>
         <w:jc w:val="both"/>
       </w:pPr>
     </w:p>
     <w:p>
       <w:pPr>
-        <w:pStyle w:val="Odstavecseseznamem"/>
+        <w:pStyle w:val="ListParagraph"/>
         <w:numPr>
           <w:ilvl w:val="1"/>
           <w:numId w:val="5"/>
@@ -4413,14 +4049,14 @@
     </w:p>
     <w:p>
       <w:pPr>
-        <w:pStyle w:val="Odstavecseseznamem"/>
+        <w:pStyle w:val="ListParagraph"/>
         <w:ind w:left="405"/>
         <w:jc w:val="both"/>
       </w:pPr>
     </w:p>
     <w:p>
       <w:pPr>
-        <w:pStyle w:val="Odstavecseseznamem"/>
+        <w:pStyle w:val="ListParagraph"/>
         <w:numPr>
           <w:ilvl w:val="1"/>
           <w:numId w:val="5"/>
@@ -4433,14 +4069,14 @@
     </w:p>
     <w:p>
       <w:pPr>
-        <w:pStyle w:val="Odstavecseseznamem"/>
+        <w:pStyle w:val="ListParagraph"/>
         <w:ind w:left="708"/>
         <w:jc w:val="both"/>
       </w:pPr>
     </w:p>
     <w:p>
       <w:pPr>
-        <w:pStyle w:val="Odstavecseseznamem"/>
+        <w:pStyle w:val="ListParagraph"/>
         <w:ind w:left="708"/>
         <w:jc w:val="both"/>
       </w:pPr>
@@ -4462,7 +4098,7 @@
     </w:p>
     <w:p>
       <w:pPr>
-        <w:pStyle w:val="Odstavecseseznamem"/>
+        <w:pStyle w:val="ListParagraph"/>
         <w:ind w:left="708"/>
         <w:jc w:val="both"/>
       </w:pPr>
@@ -4481,7 +4117,7 @@
     </w:p>
     <w:p>
       <w:pPr>
-        <w:pStyle w:val="Odstavecseseznamem"/>
+        <w:pStyle w:val="ListParagraph"/>
         <w:ind w:left="708"/>
         <w:jc w:val="both"/>
       </w:pPr>
@@ -4500,7 +4136,7 @@
     </w:p>
     <w:p>
       <w:pPr>
-        <w:pStyle w:val="Odstavecseseznamem"/>
+        <w:pStyle w:val="ListParagraph"/>
         <w:ind w:left="708"/>
         <w:jc w:val="both"/>
       </w:pPr>
@@ -4519,14 +4155,14 @@
     </w:p>
     <w:p>
       <w:pPr>
-        <w:pStyle w:val="Odstavecseseznamem"/>
+        <w:pStyle w:val="ListParagraph"/>
         <w:ind w:left="405"/>
         <w:jc w:val="both"/>
       </w:pPr>
     </w:p>
     <w:p>
       <w:pPr>
-        <w:pStyle w:val="Odstavecseseznamem"/>
+        <w:pStyle w:val="ListParagraph"/>
         <w:numPr>
           <w:ilvl w:val="1"/>
           <w:numId w:val="5"/>
@@ -4545,14 +4181,14 @@
     </w:p>
     <w:p>
       <w:pPr>
-        <w:pStyle w:val="Odstavecseseznamem"/>
+        <w:pStyle w:val="ListParagraph"/>
         <w:ind w:left="405"/>
         <w:jc w:val="both"/>
       </w:pPr>
     </w:p>
     <w:p>
       <w:pPr>
-        <w:pStyle w:val="Odstavecseseznamem"/>
+        <w:pStyle w:val="ListParagraph"/>
         <w:numPr>
           <w:ilvl w:val="1"/>
           <w:numId w:val="5"/>
@@ -4569,19 +4205,20 @@
         <w:t xml:space="preserve">oznámení Zhotovitele Objednateli musí být uvedena povaha překážek a/nebo fyzických podmínek s vysvětlením jejich předpokládaného dopadu, popis opatření, která Zhotovitel </w:t>
       </w:r>
       <w:r>
+        <w:lastRenderedPageBreak/>
         <w:t xml:space="preserve">podnikl nebo hodlá podniknout, jakož i rozsah předpokládaného zpoždění nebo narušení realizace prací na Díla. </w:t>
       </w:r>
     </w:p>
     <w:p>
       <w:pPr>
-        <w:pStyle w:val="Odstavecseseznamem"/>
+        <w:pStyle w:val="ListParagraph"/>
         <w:ind w:left="405"/>
         <w:jc w:val="both"/>
       </w:pPr>
     </w:p>
     <w:p>
       <w:pPr>
-        <w:pStyle w:val="Odstavecseseznamem"/>
+        <w:pStyle w:val="ListParagraph"/>
         <w:numPr>
           <w:ilvl w:val="0"/>
           <w:numId w:val="5"/>
@@ -4594,13 +4231,13 @@
     </w:p>
     <w:p>
       <w:pPr>
-        <w:pStyle w:val="Odstavecseseznamem"/>
+        <w:pStyle w:val="ListParagraph"/>
         <w:ind w:left="360"/>
       </w:pPr>
     </w:p>
     <w:p>
       <w:pPr>
-        <w:pStyle w:val="Odstavecseseznamem"/>
+        <w:pStyle w:val="ListParagraph"/>
         <w:numPr>
           <w:ilvl w:val="1"/>
           <w:numId w:val="5"/>
@@ -4619,13 +4256,13 @@
     </w:p>
     <w:p>
       <w:pPr>
-        <w:pStyle w:val="Odstavecseseznamem"/>
-        <w:jc w:val="both"/>
-      </w:pPr>
-    </w:p>
-    <w:p>
-      <w:pPr>
-        <w:pStyle w:val="Odstavecseseznamem"/>
+        <w:pStyle w:val="ListParagraph"/>
+        <w:jc w:val="both"/>
+      </w:pPr>
+    </w:p>
+    <w:p>
+      <w:pPr>
+        <w:pStyle w:val="ListParagraph"/>
         <w:numPr>
           <w:ilvl w:val="0"/>
           <w:numId w:val="5"/>
@@ -4638,136 +4275,82 @@
     </w:p>
     <w:p>
       <w:pPr>
-        <w:pStyle w:val="Odstavecseseznamem"/>
+        <w:pStyle w:val="ListParagraph"/>
         <w:ind w:left="405"/>
         <w:jc w:val="both"/>
       </w:pPr>
     </w:p>
     <w:p>
       <w:pPr>
-        <w:pStyle w:val="Odstavecseseznamem"/>
+        <w:pStyle w:val="ListParagraph"/>
         <w:numPr>
           <w:ilvl w:val="1"/>
           <w:numId w:val="5"/>
         </w:numPr>
         <w:jc w:val="both"/>
-        <w:rPr/>
-      </w:pPr>
-      <w:r>
-        <w:rPr/>
+      </w:pPr>
+      <w:r>
         <w:t xml:space="preserve">Po </w:t>
       </w:r>
       <w:r>
-        <w:rPr/>
-        <w:t>dokončení</w:t>
-      </w:r>
-      <w:r>
-        <w:rPr/>
+        <w:t xml:space="preserve">dokončení </w:t>
+      </w:r>
+      <w:r>
+        <w:t>Díla bude Objednateli předán k podpisu předávací protokol s</w:t>
+      </w:r>
+      <w:r>
+        <w:t> </w:t>
+      </w:r>
+      <w:r>
+        <w:t xml:space="preserve">rozpisem všech dodaných částí Díla (komponentů), kdy předávací protokol bude obsahovat zejména: (i) identifikační údaje Objednatele a Zhotovitele, (ii) identifikaci </w:t>
+      </w:r>
+      <w:r>
+        <w:t>aplikovaných materiálů</w:t>
+      </w:r>
+      <w:r>
+        <w:t xml:space="preserve"> (iii) prohlášení Objednatele a Zhotovitele o předání a převzetí </w:t>
+      </w:r>
+      <w:r>
+        <w:t>technologií</w:t>
+      </w:r>
+      <w:r>
+        <w:t>, jež tvoří Dílo</w:t>
+      </w:r>
+      <w:r>
+        <w:t xml:space="preserve">, </w:t>
+      </w:r>
+      <w:r>
+        <w:t>a Místa plnění dle Smlouvy, jakožto staveniště, (iv) prohlášení Objednatele, že byl seznámen s veškerou dokumentací k Dílu (v) soupis víceprací nad rámec prací dle Smlouvy, a to vše v případě vzniku víceprací. Strany souhlasí s tím, že Zhotovitel (Subdodavatel) může Objednateli dílčím protokolem protokolárně předat část Díla v podobě dokončené</w:t>
+      </w:r>
+      <w:r>
+        <w:t xml:space="preserve"> části</w:t>
+      </w:r>
+      <w:r>
         <w:t xml:space="preserve"> </w:t>
       </w:r>
       <w:r>
-        <w:rPr/>
-        <w:t>Díla bude Objednateli předán k podpisu předávací protokol s</w:t>
-      </w:r>
-      <w:r>
-        <w:rPr/>
-        <w:t> </w:t>
-      </w:r>
-      <w:r>
-        <w:rPr/>
-        <w:t>rozpisem všech dodaných částí Díla (komponentů), kdy předávací protokol bude obsahovat zejména: (i) identifikační údaje Objednatele a Zhotovitele, (</w:t>
-      </w:r>
-      <w:r>
-        <w:rPr/>
-        <w:t>ii</w:t>
-      </w:r>
-      <w:r>
-        <w:rPr/>
-        <w:t xml:space="preserve">) identifikaci </w:t>
-      </w:r>
-      <w:r>
-        <w:rPr/>
-        <w:t>aplikovaných materiálů</w:t>
-      </w:r>
-      <w:r>
-        <w:rPr/>
-        <w:t xml:space="preserve"> (</w:t>
-      </w:r>
-      <w:r>
-        <w:rPr/>
-        <w:t>iii</w:t>
-      </w:r>
-      <w:r>
-        <w:rPr/>
-        <w:t xml:space="preserve">) prohlášení Objednatele a Zhotovitele o předání a převzetí </w:t>
-      </w:r>
-      <w:r>
-        <w:rPr/>
-        <w:t>technologií</w:t>
-      </w:r>
-      <w:r>
-        <w:rPr/>
-        <w:t>, jež tvoří Dílo</w:t>
-      </w:r>
-      <w:r>
-        <w:rPr/>
-        <w:t xml:space="preserve">, </w:t>
-      </w:r>
-      <w:r>
-        <w:rPr/>
-        <w:t>a Místa plnění dle Smlouvy, jakožto staveniště, (</w:t>
-      </w:r>
-      <w:r>
-        <w:rPr/>
-        <w:t>iv</w:t>
-      </w:r>
-      <w:r>
-        <w:rPr/>
-        <w:t>) prohlášení Objednatele, že byl seznámen s veškerou dokumentací k Dílu (v) soupis víceprací nad rámec prací dle Smlouvy, a to vše v případě vzniku víceprací. Strany souhlasí s tím, že Zhotovitel (Subdodavat</w:t>
-      </w:r>
-      <w:r>
-        <w:rPr/>
-        <w:t>el) může Objednateli dílčím protokolem protokolárně předat část Díla v podobě dokončené</w:t>
-      </w:r>
-      <w:r>
-        <w:rPr/>
-        <w:t xml:space="preserve"> části</w:t>
-      </w:r>
-      <w:r>
-        <w:rPr/>
-        <w:t xml:space="preserve"> </w:t>
-      </w:r>
-      <w:r>
-        <w:rPr/>
         <w:t xml:space="preserve">realizace </w:t>
       </w:r>
       <w:r>
-        <w:rPr/>
         <w:t>na Místě plnění dle Smlouvy, kdy ve Smlouvě a v těchto Podmínkách zamýšlené následky má až předávací protokol, na jehož základě dojde k</w:t>
       </w:r>
       <w:r>
-        <w:rPr/>
         <w:t> předání d</w:t>
       </w:r>
       <w:r>
-        <w:rPr/>
-        <w:t>íla, a tedy k jeho celkovému dokončení v souladu se Smlouvou a těmito Podmínkami.</w:t>
-      </w:r>
-      <w:r>
-        <w:rPr/>
-        <w:t xml:space="preserve"> </w:t>
-      </w:r>
-    </w:p>
-    <w:p>
-      <w:pPr>
-        <w:pStyle w:val="Odstavecseseznamem"/>
+        <w:t xml:space="preserve">íla, a tedy k jeho celkovému dokončení v souladu se Smlouvou a těmito Podmínkami. </w:t>
+      </w:r>
+    </w:p>
+    <w:p>
+      <w:pPr>
+        <w:pStyle w:val="ListParagraph"/>
         <w:ind w:left="405"/>
         <w:jc w:val="both"/>
       </w:pPr>
     </w:p>
     <w:p>
       <w:pPr>
-        <w:pStyle w:val="Odstavecseseznamem"/>
+        <w:pStyle w:val="ListParagraph"/>
         <w:numPr>
           <w:ilvl w:val="1"/>
           <w:numId w:val="5"/>
@@ -4789,13 +4372,13 @@
     </w:p>
     <w:p>
       <w:pPr>
-        <w:pStyle w:val="Odstavecseseznamem"/>
-        <w:jc w:val="both"/>
-      </w:pPr>
-    </w:p>
-    <w:p>
-      <w:pPr>
-        <w:pStyle w:val="Odstavecseseznamem"/>
+        <w:pStyle w:val="ListParagraph"/>
+        <w:jc w:val="both"/>
+      </w:pPr>
+    </w:p>
+    <w:p>
+      <w:pPr>
+        <w:pStyle w:val="ListParagraph"/>
         <w:numPr>
           <w:ilvl w:val="1"/>
           <w:numId w:val="5"/>
@@ -4808,14 +4391,14 @@
     </w:p>
     <w:p>
       <w:pPr>
-        <w:pStyle w:val="Odstavecseseznamem"/>
+        <w:pStyle w:val="ListParagraph"/>
         <w:ind w:left="405"/>
         <w:jc w:val="both"/>
       </w:pPr>
     </w:p>
     <w:p>
       <w:pPr>
-        <w:pStyle w:val="Odstavecseseznamem"/>
+        <w:pStyle w:val="ListParagraph"/>
         <w:numPr>
           <w:ilvl w:val="1"/>
           <w:numId w:val="5"/>
@@ -4828,7 +4411,7 @@
       <w:r>
         <w:t xml:space="preserve"> </w:t>
       </w:r>
-      <w:ins w:author="NH" w:date="2026-06-09T10:59:00Z" w:id="96">
+      <w:ins w:id="14" w:author="NH" w:date="2026-06-09T10:59:00Z">
         <w:r>
           <w:t>bránící jeho řádnému užívání</w:t>
         </w:r>
@@ -4845,14 +4428,14 @@
     </w:p>
     <w:p>
       <w:pPr>
-        <w:pStyle w:val="Odstavecseseznamem"/>
+        <w:pStyle w:val="ListParagraph"/>
         <w:ind w:left="405"/>
         <w:jc w:val="both"/>
       </w:pPr>
     </w:p>
     <w:p>
       <w:pPr>
-        <w:pStyle w:val="Odstavecseseznamem"/>
+        <w:pStyle w:val="ListParagraph"/>
         <w:numPr>
           <w:ilvl w:val="0"/>
           <w:numId w:val="5"/>
@@ -4865,13 +4448,13 @@
     </w:p>
     <w:p>
       <w:pPr>
-        <w:pStyle w:val="Odstavecseseznamem"/>
+        <w:pStyle w:val="ListParagraph"/>
         <w:ind w:left="360"/>
       </w:pPr>
     </w:p>
     <w:p>
       <w:pPr>
-        <w:pStyle w:val="Odstavecseseznamem"/>
+        <w:pStyle w:val="ListParagraph"/>
         <w:numPr>
           <w:ilvl w:val="1"/>
           <w:numId w:val="5"/>
@@ -4881,12 +4464,12 @@
       <w:r>
         <w:t>Zhotovitel odpovídá za to, že Dílo bude provedeno podle podmínek Smlouvy a bude mít dohodnuté parametry. Zhotovitel odpovídá za vady, které Dílo mělo v okamžiku předání a</w:t>
       </w:r>
-      <w:ins w:author="NH" w:date="2026-06-09T11:02:00Z" w:id="97">
+      <w:ins w:id="15" w:author="NH" w:date="2026-06-09T11:02:00Z">
         <w:r>
           <w:t> </w:t>
         </w:r>
       </w:ins>
-      <w:del w:author="NH" w:date="2026-06-09T11:00:00Z" w:id="98">
+      <w:del w:id="16" w:author="NH" w:date="2026-06-09T11:00:00Z">
         <w:r>
           <w:delText xml:space="preserve"> </w:delText>
         </w:r>
@@ -4897,14 +4480,14 @@
     </w:p>
     <w:p>
       <w:pPr>
-        <w:pStyle w:val="Odstavecseseznamem"/>
+        <w:pStyle w:val="ListParagraph"/>
         <w:ind w:left="405"/>
         <w:jc w:val="both"/>
       </w:pPr>
     </w:p>
     <w:p>
       <w:pPr>
-        <w:pStyle w:val="Odstavecseseznamem"/>
+        <w:pStyle w:val="ListParagraph"/>
         <w:numPr>
           <w:ilvl w:val="1"/>
           <w:numId w:val="5"/>
@@ -4917,14 +4500,14 @@
     </w:p>
     <w:p>
       <w:pPr>
-        <w:pStyle w:val="Odstavecseseznamem"/>
+        <w:pStyle w:val="ListParagraph"/>
         <w:ind w:left="405"/>
         <w:jc w:val="both"/>
       </w:pPr>
     </w:p>
     <w:p>
       <w:pPr>
-        <w:pStyle w:val="Odstavecseseznamem"/>
+        <w:pStyle w:val="ListParagraph"/>
         <w:numPr>
           <w:ilvl w:val="1"/>
           <w:numId w:val="5"/>
@@ -4937,7 +4520,7 @@
     </w:p>
     <w:p>
       <w:pPr>
-        <w:pStyle w:val="Odstavecseseznamem"/>
+        <w:pStyle w:val="ListParagraph"/>
         <w:numPr>
           <w:ilvl w:val="1"/>
           <w:numId w:val="10"/>
@@ -4946,6 +4529,7 @@
         <w:jc w:val="both"/>
       </w:pPr>
       <w:r>
+        <w:lastRenderedPageBreak/>
         <w:t>běžným opotřebením způsobeným obvyklým používáním Díla</w:t>
       </w:r>
       <w:r>
@@ -4954,7 +4538,7 @@
     </w:p>
     <w:p>
       <w:pPr>
-        <w:pStyle w:val="Odstavecseseznamem"/>
+        <w:pStyle w:val="ListParagraph"/>
         <w:numPr>
           <w:ilvl w:val="1"/>
           <w:numId w:val="10"/>
@@ -4971,7 +4555,7 @@
     </w:p>
     <w:p>
       <w:pPr>
-        <w:pStyle w:val="Odstavecseseznamem"/>
+        <w:pStyle w:val="ListParagraph"/>
         <w:numPr>
           <w:ilvl w:val="1"/>
           <w:numId w:val="10"/>
@@ -4991,7 +4575,7 @@
     </w:p>
     <w:p>
       <w:pPr>
-        <w:pStyle w:val="Odstavecseseznamem"/>
+        <w:pStyle w:val="ListParagraph"/>
         <w:numPr>
           <w:ilvl w:val="1"/>
           <w:numId w:val="10"/>
@@ -5011,7 +4595,7 @@
     </w:p>
     <w:p>
       <w:pPr>
-        <w:pStyle w:val="Odstavecseseznamem"/>
+        <w:pStyle w:val="ListParagraph"/>
         <w:numPr>
           <w:ilvl w:val="1"/>
           <w:numId w:val="10"/>
@@ -5031,7 +4615,7 @@
     </w:p>
     <w:p>
       <w:pPr>
-        <w:pStyle w:val="Odstavecseseznamem"/>
+        <w:pStyle w:val="ListParagraph"/>
         <w:numPr>
           <w:ilvl w:val="1"/>
           <w:numId w:val="10"/>
@@ -5048,14 +4632,14 @@
     </w:p>
     <w:p>
       <w:pPr>
-        <w:pStyle w:val="Odstavecseseznamem"/>
+        <w:pStyle w:val="ListParagraph"/>
         <w:ind w:left="405"/>
         <w:jc w:val="both"/>
       </w:pPr>
     </w:p>
     <w:p>
       <w:pPr>
-        <w:pStyle w:val="Odstavecseseznamem"/>
+        <w:pStyle w:val="ListParagraph"/>
         <w:numPr>
           <w:ilvl w:val="1"/>
           <w:numId w:val="5"/>
@@ -5068,13 +4652,13 @@
     </w:p>
     <w:p>
       <w:pPr>
-        <w:pStyle w:val="Odstavecseseznamem"/>
-        <w:jc w:val="both"/>
-      </w:pPr>
-    </w:p>
-    <w:p>
-      <w:pPr>
-        <w:pStyle w:val="Odstavecseseznamem"/>
+        <w:pStyle w:val="ListParagraph"/>
+        <w:jc w:val="both"/>
+      </w:pPr>
+    </w:p>
+    <w:p>
+      <w:pPr>
+        <w:pStyle w:val="ListParagraph"/>
         <w:numPr>
           <w:ilvl w:val="1"/>
           <w:numId w:val="5"/>
@@ -5087,14 +4671,14 @@
     </w:p>
     <w:p>
       <w:pPr>
-        <w:pStyle w:val="Odstavecseseznamem"/>
+        <w:pStyle w:val="ListParagraph"/>
         <w:ind w:left="405"/>
         <w:jc w:val="both"/>
       </w:pPr>
     </w:p>
     <w:p>
       <w:pPr>
-        <w:pStyle w:val="Odstavecseseznamem"/>
+        <w:pStyle w:val="ListParagraph"/>
         <w:numPr>
           <w:ilvl w:val="1"/>
           <w:numId w:val="5"/>
@@ -5107,14 +4691,14 @@
     </w:p>
     <w:p>
       <w:pPr>
-        <w:pStyle w:val="Odstavecseseznamem"/>
+        <w:pStyle w:val="ListParagraph"/>
         <w:ind w:left="405"/>
         <w:jc w:val="both"/>
       </w:pPr>
     </w:p>
     <w:p>
       <w:pPr>
-        <w:pStyle w:val="Odstavecseseznamem"/>
+        <w:pStyle w:val="ListParagraph"/>
         <w:numPr>
           <w:ilvl w:val="1"/>
           <w:numId w:val="5"/>
@@ -5127,14 +4711,14 @@
     </w:p>
     <w:p>
       <w:pPr>
-        <w:pStyle w:val="Odstavecseseznamem"/>
+        <w:pStyle w:val="ListParagraph"/>
         <w:ind w:left="405"/>
         <w:jc w:val="both"/>
       </w:pPr>
     </w:p>
     <w:p>
       <w:pPr>
-        <w:pStyle w:val="Odstavecseseznamem"/>
+        <w:pStyle w:val="ListParagraph"/>
         <w:numPr>
           <w:ilvl w:val="1"/>
           <w:numId w:val="5"/>
@@ -5144,7 +4728,7 @@
       <w:r>
         <w:t xml:space="preserve">Zhotovitel sepíše </w:t>
       </w:r>
-      <w:del w:author="NH" w:date="2026-06-09T11:07:00Z" w:id="99">
+      <w:del w:id="17" w:author="NH" w:date="2026-06-09T11:07:00Z">
         <w:r>
           <w:delText xml:space="preserve">ve smyslu § 2173 OZ </w:delText>
         </w:r>
@@ -5155,13 +4739,13 @@
     </w:p>
     <w:p>
       <w:pPr>
-        <w:pStyle w:val="Odstavecseseznamem"/>
-        <w:jc w:val="both"/>
-      </w:pPr>
-    </w:p>
-    <w:p>
-      <w:pPr>
-        <w:pStyle w:val="Odstavecseseznamem"/>
+        <w:pStyle w:val="ListParagraph"/>
+        <w:jc w:val="both"/>
+      </w:pPr>
+    </w:p>
+    <w:p>
+      <w:pPr>
+        <w:pStyle w:val="ListParagraph"/>
         <w:numPr>
           <w:ilvl w:val="1"/>
           <w:numId w:val="5"/>
@@ -5174,14 +4758,14 @@
     </w:p>
     <w:p>
       <w:pPr>
-        <w:pStyle w:val="Odstavecseseznamem"/>
+        <w:pStyle w:val="ListParagraph"/>
         <w:ind w:left="405"/>
         <w:jc w:val="both"/>
       </w:pPr>
     </w:p>
     <w:p>
       <w:pPr>
-        <w:pStyle w:val="Odstavecseseznamem"/>
+        <w:pStyle w:val="ListParagraph"/>
         <w:numPr>
           <w:ilvl w:val="1"/>
           <w:numId w:val="5"/>
@@ -5194,14 +4778,14 @@
     </w:p>
     <w:p>
       <w:pPr>
-        <w:pStyle w:val="Odstavecseseznamem"/>
+        <w:pStyle w:val="ListParagraph"/>
         <w:ind w:left="405"/>
         <w:jc w:val="both"/>
       </w:pPr>
     </w:p>
     <w:p>
       <w:pPr>
-        <w:pStyle w:val="Odstavecseseznamem"/>
+        <w:pStyle w:val="ListParagraph"/>
         <w:numPr>
           <w:ilvl w:val="1"/>
           <w:numId w:val="5"/>
@@ -5214,12 +4798,12 @@
     </w:p>
     <w:p>
       <w:pPr>
-        <w:pStyle w:val="Odstavecseseznamem"/>
-      </w:pPr>
-    </w:p>
-    <w:p>
-      <w:pPr>
-        <w:pStyle w:val="Odstavecseseznamem"/>
+        <w:pStyle w:val="ListParagraph"/>
+      </w:pPr>
+    </w:p>
+    <w:p>
+      <w:pPr>
+        <w:pStyle w:val="ListParagraph"/>
         <w:numPr>
           <w:ilvl w:val="1"/>
           <w:numId w:val="5"/>
@@ -5232,14 +4816,14 @@
     </w:p>
     <w:p>
       <w:pPr>
-        <w:pStyle w:val="Odstavecseseznamem"/>
+        <w:pStyle w:val="ListParagraph"/>
         <w:ind w:left="405"/>
         <w:jc w:val="both"/>
       </w:pPr>
     </w:p>
     <w:p>
       <w:pPr>
-        <w:pStyle w:val="Odstavecseseznamem"/>
+        <w:pStyle w:val="ListParagraph"/>
         <w:numPr>
           <w:ilvl w:val="1"/>
           <w:numId w:val="5"/>
@@ -5247,19 +4831,20 @@
         <w:jc w:val="both"/>
       </w:pPr>
       <w:r>
+        <w:lastRenderedPageBreak/>
         <w:t xml:space="preserve">Strany se dohodly, že se nenahrazuje škoda vzniklá v souvislosti s plněním Smlouvy, spočívající v ušlém zisku postižené Strany. </w:t>
       </w:r>
     </w:p>
     <w:p>
       <w:pPr>
-        <w:pStyle w:val="Odstavecseseznamem"/>
+        <w:pStyle w:val="ListParagraph"/>
         <w:ind w:left="405"/>
         <w:jc w:val="both"/>
       </w:pPr>
     </w:p>
     <w:p>
       <w:pPr>
-        <w:pStyle w:val="Odstavecseseznamem"/>
+        <w:pStyle w:val="ListParagraph"/>
         <w:numPr>
           <w:ilvl w:val="1"/>
           <w:numId w:val="5"/>
@@ -5272,24 +4857,23 @@
     </w:p>
     <w:p>
       <w:pPr>
-        <w:pStyle w:val="Odstavecseseznamem"/>
-        <w:jc w:val="both"/>
-      </w:pPr>
-    </w:p>
-    <w:p>
-      <w:pPr>
-        <w:pStyle w:val="Odstavecseseznamem"/>
+        <w:pStyle w:val="ListParagraph"/>
+        <w:jc w:val="both"/>
+      </w:pPr>
+    </w:p>
+    <w:p>
+      <w:pPr>
+        <w:pStyle w:val="ListParagraph"/>
         <w:numPr>
           <w:ilvl w:val="0"/>
           <w:numId w:val="5"/>
         </w:numPr>
         <w:jc w:val="center"/>
-        <w:rPr/>
-      </w:pPr>
-    </w:p>
-    <w:p>
-      <w:pPr>
-        <w:pStyle w:val="Odstavecseseznamem"/>
+      </w:pPr>
+    </w:p>
+    <w:p>
+      <w:pPr>
+        <w:pStyle w:val="ListParagraph"/>
         <w:numPr>
           <w:ilvl w:val="0"/>
           <w:numId w:val="5"/>
@@ -5302,75 +4886,66 @@
     </w:p>
     <w:p>
       <w:pPr>
-        <w:pStyle w:val="Odstavecseseznamem"/>
+        <w:pStyle w:val="ListParagraph"/>
         <w:ind w:left="360"/>
       </w:pPr>
     </w:p>
     <w:p>
       <w:pPr>
-        <w:pStyle w:val="Odstavecseseznamem"/>
+        <w:pStyle w:val="ListParagraph"/>
         <w:numPr>
           <w:ilvl w:val="1"/>
           <w:numId w:val="5"/>
         </w:numPr>
         <w:jc w:val="both"/>
-        <w:rPr/>
-      </w:pPr>
-      <w:r>
-        <w:rPr/>
+      </w:pPr>
+      <w:r>
         <w:t xml:space="preserve">Strany jsou oprávněny odstoupit od Smlouvy z důvodů sjednaných ve Smlouvě a v těchto Podmínkách. </w:t>
       </w:r>
     </w:p>
     <w:p>
       <w:pPr>
-        <w:pStyle w:val="Odstavecseseznamem"/>
-        <w:jc w:val="both"/>
-      </w:pPr>
-    </w:p>
-    <w:p>
-      <w:pPr>
-        <w:pStyle w:val="Odstavecseseznamem"/>
+        <w:pStyle w:val="ListParagraph"/>
+        <w:jc w:val="both"/>
+      </w:pPr>
+    </w:p>
+    <w:p>
+      <w:pPr>
+        <w:pStyle w:val="ListParagraph"/>
         <w:numPr>
           <w:ilvl w:val="1"/>
           <w:numId w:val="5"/>
         </w:numPr>
         <w:jc w:val="both"/>
-        <w:rPr/>
-      </w:pPr>
-      <w:r>
-        <w:rPr/>
+      </w:pPr>
+      <w:r>
         <w:t>Z</w:t>
       </w:r>
       <w:r>
-        <w:rPr/>
         <w:t xml:space="preserve">hotovitel </w:t>
       </w:r>
       <w:r>
-        <w:rPr/>
         <w:t>je oprávněn</w:t>
       </w:r>
       <w:r>
-        <w:rPr/>
         <w:t xml:space="preserve"> odstoupit od Smlouvy, pokud v rámci přípravy, nebo montáže na Místě plnění dle Smlouvy bude Zhotovitelem zjištěno, že střecha, krov</w:t>
       </w:r>
       <w:r>
-        <w:rPr/>
         <w:t>, podlaha,</w:t>
       </w:r>
       <w:r>
-        <w:rPr/>
         <w:t xml:space="preserve"> nebo jiné součásti Místa plnění dle Smlouvy neodpovídají svojí únosností plánované hmotnosti Díla, nebo jsou v takovém stavu, který znemožňuje bezpečnou instalaci a provoz Díla na Místě plnění dle Smlouvy. </w:t>
       </w:r>
     </w:p>
     <w:p>
       <w:pPr>
-        <w:pStyle w:val="Odstavecseseznamem"/>
-        <w:jc w:val="both"/>
-      </w:pPr>
-    </w:p>
-    <w:p>
-      <w:pPr>
-        <w:pStyle w:val="Odstavecseseznamem"/>
+        <w:pStyle w:val="ListParagraph"/>
+        <w:jc w:val="both"/>
+      </w:pPr>
+    </w:p>
+    <w:p>
+      <w:pPr>
+        <w:pStyle w:val="ListParagraph"/>
         <w:numPr>
           <w:ilvl w:val="1"/>
           <w:numId w:val="5"/>
@@ -5383,14 +4958,14 @@
     </w:p>
     <w:p>
       <w:pPr>
-        <w:pStyle w:val="Odstavecseseznamem"/>
+        <w:pStyle w:val="ListParagraph"/>
         <w:ind w:left="405"/>
         <w:jc w:val="both"/>
       </w:pPr>
     </w:p>
     <w:p>
       <w:pPr>
-        <w:pStyle w:val="Odstavecseseznamem"/>
+        <w:pStyle w:val="ListParagraph"/>
         <w:numPr>
           <w:ilvl w:val="0"/>
           <w:numId w:val="5"/>
@@ -5409,13 +4984,13 @@
     </w:p>
     <w:p>
       <w:pPr>
-        <w:pStyle w:val="Odstavecseseznamem"/>
+        <w:pStyle w:val="ListParagraph"/>
         <w:ind w:left="360"/>
       </w:pPr>
     </w:p>
     <w:p>
       <w:pPr>
-        <w:pStyle w:val="Odstavecseseznamem"/>
+        <w:pStyle w:val="ListParagraph"/>
         <w:numPr>
           <w:ilvl w:val="1"/>
           <w:numId w:val="5"/>
@@ -5423,44 +4998,17 @@
         <w:spacing w:after="0"/>
         <w:ind w:left="714" w:hanging="357"/>
         <w:jc w:val="both"/>
-        <w:rPr/>
-      </w:pPr>
-      <w:r>
-        <w:rPr/>
+      </w:pPr>
+      <w:r>
         <w:t xml:space="preserve">Pokud je kterákoliv Strana zbavena možnosti plnit nebo je v prodlení s plněním jakýchkoliv svých povinností podle Smlouvy v důsledku události vyšší moci, pak takovou skutečnost písemně oznámí druhé Straně neprodleně, jakmile je to možné, s popisem podstaty a příslušných záležitostí souvisejících s událostí vyšší moci a s uvedením období, po které lze odůvodněně očekávat trvání zbavení možnosti plnit povinnosti dle Smlouvy nebo být v prodlení. O dobu trvání vlivu vyšší moci se automaticky prodlužuje doba plnění závazků vyplývajících ze Smlouvy. V případě, že stav vyšší moci bude trvat déle než 30 dnů, zavazují se Strany společně projednat další postup. </w:t>
       </w:r>
       <w:r>
-        <w:rPr/>
-        <w:t xml:space="preserve">Trvá-li překážka vyšší moci déle než </w:t>
-      </w:r>
-      <w:r>
-        <w:rPr/>
-        <w:t>šedesát (</w:t>
-      </w:r>
-      <w:r>
-        <w:rPr/>
-        <w:t>60</w:t>
-      </w:r>
-      <w:r>
-        <w:rPr/>
-        <w:t>)</w:t>
-      </w:r>
-      <w:r>
-        <w:rPr/>
-        <w:t xml:space="preserve"> kalendářních dnů, má každá </w:t>
-      </w:r>
-      <w:r>
-        <w:rPr/>
-        <w:t>ze Stran</w:t>
-      </w:r>
-      <w:r>
-        <w:rPr/>
-        <w:t xml:space="preserve"> právo od Smlouvy odstoupit.</w:t>
-      </w:r>
-    </w:p>
-    <w:p>
-      <w:pPr>
-        <w:pStyle w:val="Odstavecseseznamem"/>
+        <w:t>Trvá-li překážka vyšší moci déle než šedesát (60) kalendářních dnů, má každá ze Stran právo od Smlouvy odstoupit.</w:t>
+      </w:r>
+    </w:p>
+    <w:p>
+      <w:pPr>
+        <w:pStyle w:val="ListParagraph"/>
         <w:spacing w:after="0"/>
         <w:ind w:left="714"/>
         <w:jc w:val="both"/>
@@ -5468,7 +5016,7 @@
     </w:p>
     <w:p>
       <w:pPr>
-        <w:pStyle w:val="Odstavecseseznamem"/>
+        <w:pStyle w:val="ListParagraph"/>
         <w:numPr>
           <w:ilvl w:val="1"/>
           <w:numId w:val="5"/>
@@ -5476,72 +5024,20 @@
         <w:spacing w:after="0"/>
         <w:ind w:left="714" w:hanging="357"/>
         <w:jc w:val="both"/>
-        <w:rPr/>
-      </w:pPr>
-      <w:r>
-        <w:rPr/>
+      </w:pPr>
+      <w:r>
         <w:t xml:space="preserve">Za vyšší moc se pokládají okolnosti, které vzniknou nezávisle na vůli Stran po uzavření Smlouvy v důsledku nepředvídatelných a neodvratitelných událostí mimořádné povahy. </w:t>
       </w:r>
       <w:r>
-        <w:rPr/>
-        <w:t xml:space="preserve">Těmito </w:t>
-      </w:r>
-      <w:r>
-        <w:rPr/>
-        <w:t>okolnostmi</w:t>
-      </w:r>
-      <w:r>
-        <w:rPr/>
-        <w:t xml:space="preserve"> </w:t>
-      </w:r>
-      <w:r>
-        <w:rPr/>
-        <w:t xml:space="preserve">vyšší moci </w:t>
-      </w:r>
-      <w:r>
-        <w:rPr/>
-        <w:t xml:space="preserve">pak </w:t>
-      </w:r>
-      <w:r>
-        <w:rPr/>
-        <w:t>Strany shodně rozumí zejména stávk</w:t>
-      </w:r>
-      <w:r>
-        <w:rPr/>
-        <w:t>u</w:t>
-      </w:r>
-      <w:r>
-        <w:rPr/>
-        <w:t>, válk</w:t>
-      </w:r>
-      <w:r>
-        <w:rPr/>
-        <w:t>u</w:t>
-      </w:r>
-      <w:r>
-        <w:rPr/>
-        <w:t xml:space="preserve">, občanské nepokoje jiné nepokoje podobného charakteru, obchodní, měnová, politická či jiná opatření státu, </w:t>
-      </w:r>
-      <w:r>
-        <w:rPr/>
-        <w:t xml:space="preserve">epidemie, karanténní omezení, </w:t>
-      </w:r>
-      <w:r>
-        <w:rPr/>
-        <w:t xml:space="preserve">přírodní pohromy jako např. požár, povodeň, zemětřesení, úder blesku, silné mrazy, apod., dále Zhotovitelem nezaviněné zpoždění dodávek materiálu, dopravní výluky či zpoždění, krádež materiálu při přepravě, havárie výrobního zařízení, </w:t>
-      </w:r>
-      <w:r>
-        <w:rPr/>
-        <w:t>dopravního prostředku a obdobné události vyšší moci, včetně rozhodnutí či pokynu příslušného státního orgánu, které omezí či znemožní plnění smluvních povinností dle Smlouvy</w:t>
-      </w:r>
-      <w:r>
-        <w:rPr/>
+        <w:t>Těmito okolnostmi vyšší moci pak Strany shodně rozumí zejména stávku, válku, občanské nepokoje jiné nepokoje podobného charakteru, obchodní, měnová, politická či jiná opatření státu, epidemie, karanténní omezení, přírodní pohromy jako např. požár, povodeň, zemětřesení, úder blesku, silné mrazy, apod., dále Zhotovitelem nezaviněné zpoždění dodávek materiálu, dopravní výluky či zpoždění, krádež materiálu při přepravě, havárie výrobního zařízení, dopravního prostředku a obdobné události vyšší moci, včetně rozhodnutí či pokynu příslušného státního orgánu, které omezí či znemožní plnění smluvních povinností dle Smlouvy</w:t>
+      </w:r>
+      <w:r>
         <w:t>.</w:t>
       </w:r>
     </w:p>
     <w:p>
       <w:pPr>
-        <w:pStyle w:val="Odstavecseseznamem"/>
+        <w:pStyle w:val="ListParagraph"/>
         <w:spacing w:after="0"/>
         <w:ind w:left="714"/>
         <w:jc w:val="both"/>
@@ -5549,100 +5045,54 @@
     </w:p>
     <w:p>
       <w:pPr>
-        <w:pStyle w:val="Odstavecseseznamem"/>
+        <w:pStyle w:val="ListParagraph"/>
         <w:numPr>
           <w:ilvl w:val="1"/>
           <w:numId w:val="5"/>
         </w:numPr>
         <w:jc w:val="both"/>
-        <w:rPr/>
-      </w:pPr>
-      <w:r>
-        <w:rPr/>
-        <w:t xml:space="preserve">Zhotovitel ve smyslu nařízení Evropského parlamentu a Rady (EU) 2016/679 ze dne 27. 4. 2016 o ochraně fyzických osob v souvislosti se zpracováním osobních údajů a o volném pohybu těchto údajů a o zrušení směrnice 95/46/ES (obecné nařízení o ochraně osobních údajů), (dále jen jako „GDPR“), a zákona č. 110/2019 Sb., o zpracování osobních údajů, ve znění pozdějších předpisů, zpracovává osobní údaje Objednatele nezbytné pro plnění Smlouvy, a to jméno, příjmení, titul, datum narození, rodné číslo, adresu bydliště, případně další údaje nezbytné pro plnění Smlouvy nebo v rámci NZÚ, pokud je v rámci plnění Smlouvy sjednáno zastupování Objednatele Zhotovitelem v rámci NZÚ. Zhotovitel zpracovává pro výše uvedené účely osobní údaje Objednatele sám nebo na základě smluvního vztahu prostřednictvím třetích osob. Zhotovitel uchovává osobní údaje Objednatele v elektronické podobě po nezbytně nutnou </w:t>
-      </w:r>
-      <w:r>
-        <w:rPr/>
-        <w:t>dobu vyplývající z účelu Smlouvy a NZÚ a do vypořádání práv a závazků ze Smlouvy a dotace z NZÚ vyplývajících. Objednatel byl před uzavřením Smlouvy informován o tom, v jakém rozsahu a pro jaký účel budou jeho údaje zpracovány, kdo a jakým způsobem bude údaje zpracovávat a komu případně mohou být údaje zpřístupněny. Objednatel byl před uzavřením Smlouvy rovněž poučen o tom, zda je poskytnutí údaje povinné či dobrovolné. Dále byl objednatel před uzavřením Smlouvy poučen o právu přístupu k údajům, právu na opravu údajů, jakož i o dalších právech stanovených v čl. 15, čl. 16, čl. 17, čl. 18, čl. 20 a čl. 21 GDPR. Údaje Objednatele budou zpracovávány pouze v rozsahu a za účely výše uvedenými. Údaje Objednatele budou Zhotovitelem zpřístupněny zaměstnancům Zhotovitele a jiným pověřeným osobám, kteří se podílejí na plnění výše uvedených činností Zhotovitele, dále pak Ministerstvu životního prostředí ČR a Státnímu fondu životního prostředí ČR, pokud bude podávána žádost o dotaci z</w:t>
-      </w:r>
-      <w:r>
-        <w:rPr/>
+      </w:pPr>
+      <w:r>
+        <w:lastRenderedPageBreak/>
+        <w:t>Zhotovitel ve smyslu nařízení Evropského parlamentu a Rady (EU) 2016/679 ze dne 27. 4. 2016 o ochraně fyzických osob v souvislosti se zpracováním osobních údajů a o volném pohybu těchto údajů a o zrušení směrnice 95/46/ES (obecné nařízení o ochraně osobních údajů), (dále jen jako „GDPR“), a zákona č. 110/2019 Sb., o zpracování osobních údajů, ve znění pozdějších předpisů, zpracovává osobní údaje Objednatele nezbytné pro plnění Smlouvy, a to jméno, příjmení, titul, datum narození, rodné číslo, adresu bydliště, případně další údaje nezbytné pro plnění Smlouvy nebo v rámci NZÚ, pokud je v rámci plnění Smlouvy sjednáno zastupování Objednatele Zhotovitelem v rámci NZÚ. Zhotovitel zpracovává pro výše uvedené účely osobní údaje Objednatele sám nebo na základě smluvního vztahu prostřednictvím třetích osob. Zhotovitel uchovává osobní údaje Objednatele v elektronické podobě po nezbytně nutnou dobu vyplývající z účelu Smlouvy a NZÚ a do vypořádání práv a závazků ze Smlouvy a dotace z NZÚ vyplývajících. Objednatel byl před uzavřením Smlouvy informován o tom, v jakém rozsahu a pro jaký účel budou jeho údaje zpracovány, kdo a jakým způsobem bude údaje zpracovávat a komu případně mohou být údaje zpřístupněny. Objednatel byl před uzavřením Smlouvy rovněž poučen o tom, zda je poskytnutí údaje povinné či dobrovolné. Dále byl objednatel před uzavřením Smlouvy poučen o právu přístupu k údajům, právu na opravu údajů, jakož i o dalších právech stanovených v čl. 15, čl. 16, čl. 17, čl. 18, čl. 20 a čl. 21 GDPR. Údaje Objednatele budou zpracovávány pouze v rozsahu a za účely výše uvedenými. Údaje Objednatele budou Zhotovitelem zpřístupněny zaměstnancům Zhotovitele a jiným pověřeným osobám, kteří se podílejí na plnění výše uvedených činností Zhotovitele, dále pak Ministerstvu životního prostředí ČR a Státnímu fondu životního prostředí ČR, pokud bude podávána žádost o dotaci z</w:t>
+      </w:r>
+      <w:r>
         <w:t> </w:t>
       </w:r>
       <w:r>
-        <w:rPr/>
-        <w:t>NZÚ. Údaje Objednatele budou zpracovávat manuálně nebo pomocí prostředků výpočetní techniky k tomu</w:t>
-      </w:r>
-      <w:r>
-        <w:rPr/>
-        <w:t xml:space="preserve"> pověřené osoby. </w:t>
-      </w:r>
-      <w:r>
-        <w:rPr/>
-        <w:t>Zpracováním osobních údajů nedochází</w:t>
-      </w:r>
-      <w:r>
-        <w:rPr/>
-        <w:t xml:space="preserve"> </w:t>
-      </w:r>
-      <w:r>
-        <w:rPr/>
-        <w:t>k automatizovanému rozhodování či profilování.</w:t>
-      </w:r>
-    </w:p>
-    <w:p>
-      <w:pPr>
-        <w:pStyle w:val="Odstavecseseznamem"/>
-        <w:jc w:val="both"/>
-      </w:pPr>
-    </w:p>
-    <w:p>
-      <w:pPr>
-        <w:pStyle w:val="Odstavecseseznamem"/>
+        <w:t xml:space="preserve">NZÚ. Údaje Objednatele budou zpracovávat manuálně nebo pomocí prostředků výpočetní techniky k tomu pověřené osoby. </w:t>
+      </w:r>
+      <w:r>
+        <w:t>Zpracováním osobních údajů nedochází k automatizovanému rozhodování či profilování.</w:t>
+      </w:r>
+    </w:p>
+    <w:p>
+      <w:pPr>
+        <w:pStyle w:val="ListParagraph"/>
+        <w:jc w:val="both"/>
+      </w:pPr>
+    </w:p>
+    <w:p>
+      <w:pPr>
+        <w:pStyle w:val="ListParagraph"/>
         <w:numPr>
           <w:ilvl w:val="1"/>
           <w:numId w:val="5"/>
         </w:numPr>
         <w:jc w:val="both"/>
-        <w:rPr/>
-      </w:pPr>
-      <w:r>
-        <w:rPr/>
-        <w:t>Objednatel</w:t>
-      </w:r>
-      <w:r>
-        <w:rPr/>
-        <w:t xml:space="preserve"> má v souvislosti se zpracováním osobních údajů následující práva: a) právo na přístup k osobním údajům,</w:t>
-      </w:r>
-      <w:r>
-        <w:rPr/>
-        <w:t xml:space="preserve"> </w:t>
-      </w:r>
-      <w:r>
-        <w:rPr/>
-        <w:t>b) právo na opravu nebo výmaz osobních údajů, c) právo na omezení zpracování, d) právo na přenositelnost údajů,</w:t>
-      </w:r>
-      <w:r>
-        <w:rPr/>
-        <w:t xml:space="preserve"> </w:t>
-      </w:r>
-      <w:r>
-        <w:rPr/>
-        <w:t>e) právo vznést námitku proti zpracování, f) právo podat stížnost u Úřadu pro ochranu osobních údajů (adresa Pplk. Sochora 27, 170 00 Praha 7, tel. č. +420 234 665 111, email:</w:t>
-      </w:r>
-      <w:r>
-        <w:rPr/>
-        <w:t xml:space="preserve"> </w:t>
-      </w:r>
-      <w:hyperlink r:id="R59210642368d43ed">
+      </w:pPr>
+      <w:r>
+        <w:t xml:space="preserve">Objednatel má v souvislosti se zpracováním osobních údajů následující práva: a) právo na přístup k osobním údajům, b) právo na opravu nebo výmaz osobních údajů, c) právo na omezení zpracování, d) právo na přenositelnost údajů, e) právo vznést námitku proti zpracování, f) právo podat stížnost u Úřadu pro ochranu osobních údajů (adresa Pplk. Sochora 27, 170 00 Praha 7, tel. č. +420 234 665 111, email: </w:t>
+      </w:r>
+      <w:hyperlink r:id="rId15">
         <w:r>
           <w:rPr>
-            <w:rStyle w:val="Hypertextovodkaz"/>
+            <w:rStyle w:val="Hyperlink"/>
           </w:rPr>
           <w:t>posta@uoou.cz</w:t>
         </w:r>
       </w:hyperlink>
-      <w:ins w:author="NH" w:date="2026-06-09T11:23:00Z" w16du:dateUtc="2026-06-09T11:23:00Z" w:id="2052247025">
+      <w:ins w:id="18" w:author="NH" w:date="2026-06-09T11:23:00Z" w16du:dateUtc="2026-06-09T11:23:00Z">
         <w:r>
           <w:t>).</w:t>
         </w:r>
@@ -5650,7 +5100,7 @@
     </w:p>
     <w:p>
       <w:pPr>
-        <w:pStyle w:val="Odstavecseseznamem"/>
+        <w:pStyle w:val="ListParagraph"/>
         <w:rPr>
           <w:iCs/>
         </w:rPr>
@@ -5658,22 +5108,20 @@
     </w:p>
     <w:p>
       <w:pPr>
-        <w:pStyle w:val="Odstavecseseznamem"/>
+        <w:pStyle w:val="ListParagraph"/>
         <w:numPr>
           <w:ilvl w:val="1"/>
           <w:numId w:val="5"/>
         </w:numPr>
         <w:jc w:val="both"/>
-        <w:rPr/>
-      </w:pPr>
-      <w:r>
-        <w:rPr/>
+      </w:pPr>
+      <w:r>
         <w:t xml:space="preserve">V případě jakýchkoliv dotazů či uplatnění práv v souvislosti se zpracováním osobních údajů se může zákazník obrátit na Společnost prostřednictvím e-mailu: </w:t>
       </w:r>
-      <w:commentRangeStart w:id="188"/>
-      <w:r>
-        <w:rPr>
-          <w:rPrChange w:author="Lukáš Najman" w:date="2026-06-15T08:43:24.116Z" w16du:dateUtc="2026-06-15T08:43:24.116Z" w:id="1982550995">
+      <w:commentRangeStart w:id="19"/>
+      <w:r>
+        <w:rPr>
+          <w:rPrChange w:id="20" w:author="Lukáš Najman" w:date="2026-06-15T08:43:00Z" w16du:dateUtc="2026-06-15T08:43:24Z">
             <w:rPr>
               <w:highlight w:val="yellow"/>
             </w:rPr>
@@ -5681,15 +5129,17 @@
         </w:rPr>
         <w:t>info@lunastav.cz</w:t>
       </w:r>
-      <w:commentRangeEnd w:id="188"/>
+      <w:commentRangeEnd w:id="19"/>
       <w:r>
         <w:rPr>
           <w:rStyle w:val="CommentReference"/>
-        </w:rPr>
-        <w:commentReference w:id="188"/>
-      </w:r>
-      <w:r>
-        <w:rPr/>
+          <w:rFonts w:asciiTheme="minorHAnsi" w:hAnsiTheme="minorHAnsi" w:cstheme="minorBidi"/>
+          <w:sz w:val="22"/>
+          <w:szCs w:val="22"/>
+        </w:rPr>
+        <w:commentReference w:id="19"/>
+      </w:r>
+      <w:r>
         <w:t>, nebo písemně na adresu sídla Společnosti.</w:t>
       </w:r>
     </w:p>
@@ -5697,151 +5147,126 @@
       <w:pPr>
         <w:jc w:val="both"/>
         <w:rPr>
-          <w:ins w:author="NH" w:date="2026-06-09T11:23:00Z" w:id="190"/>
-        </w:rPr>
-      </w:pPr>
-    </w:p>
-    <w:p>
-      <w:pPr>
-        <w:pStyle w:val="Odstavecseseznamem"/>
+          <w:ins w:id="21" w:author="NH" w:date="2026-06-09T11:23:00Z"/>
+        </w:rPr>
+      </w:pPr>
+    </w:p>
+    <w:p>
+      <w:pPr>
+        <w:pStyle w:val="ListParagraph"/>
         <w:numPr>
           <w:ilvl w:val="0"/>
           <w:numId w:val="5"/>
         </w:numPr>
         <w:jc w:val="center"/>
-        <w:rPr/>
-      </w:pPr>
-      <w:r>
-        <w:rPr/>
+      </w:pPr>
+      <w:r>
         <w:t>Mimosoudní řešení sporů pro spotřebitele</w:t>
       </w:r>
     </w:p>
     <w:p>
       <w:pPr>
-        <w:pStyle w:val="Odstavecseseznamem"/>
+        <w:pStyle w:val="ListParagraph"/>
         <w:ind w:left="360"/>
       </w:pPr>
     </w:p>
     <w:p>
       <w:pPr>
-        <w:pStyle w:val="Odstavecseseznamem"/>
+        <w:pStyle w:val="ListParagraph"/>
         <w:numPr>
           <w:ilvl w:val="1"/>
           <w:numId w:val="5"/>
         </w:numPr>
         <w:jc w:val="both"/>
-        <w:rPr/>
-      </w:pPr>
-      <w:r>
-        <w:rPr/>
+      </w:pPr>
+      <w:r>
         <w:t xml:space="preserve">V případě, že </w:t>
       </w:r>
       <w:r>
-        <w:rPr/>
         <w:t xml:space="preserve">mezi </w:t>
       </w:r>
       <w:r>
-        <w:rPr/>
-        <w:t xml:space="preserve">Zhotovitelem a Objednatelem, který je spotřebitelem ve </w:t>
-      </w:r>
-      <w:r>
-        <w:rPr/>
-        <w:t>smyslu §</w:t>
-      </w:r>
-      <w:r>
-        <w:rPr/>
+        <w:t>Zhotovitelem a Objednatelem, který je spotřebitelem ve smyslu §</w:t>
+      </w:r>
+      <w:r>
         <w:t xml:space="preserve"> 419 OZ</w:t>
       </w:r>
       <w:r>
-        <w:rPr/>
-        <w:t xml:space="preserve"> </w:t>
-      </w:r>
-      <w:r>
-        <w:rPr/>
-        <w:t xml:space="preserve">dojde ke vzniku spotřebitelského sporu ze </w:t>
-      </w:r>
-      <w:r>
-        <w:rPr/>
+        <w:t xml:space="preserve"> dojde ke vzniku spotřebitelského sporu ze </w:t>
+      </w:r>
+      <w:r>
         <w:t>S</w:t>
       </w:r>
       <w:r>
-        <w:rPr/>
         <w:t xml:space="preserve">mlouvy, který se nepodaří vyřešit vzájemnou dohodou, může </w:t>
       </w:r>
       <w:r>
-        <w:rPr/>
         <w:t>Objednatel</w:t>
       </w:r>
       <w:r>
-        <w:rPr/>
         <w:t xml:space="preserve"> podat návrh na mimosoudní řešení takového sporu určenému subjektu mimosoudního řešení spotřebitelských sporů, kterým je:</w:t>
       </w:r>
     </w:p>
     <w:p>
       <w:pPr>
-        <w:pStyle w:val="Odstavecseseznamem"/>
-        <w:jc w:val="both"/>
-      </w:pPr>
-    </w:p>
-    <w:p>
-      <w:pPr>
-        <w:pStyle w:val="Odstavecseseznamem"/>
-        <w:jc w:val="both"/>
-      </w:pPr>
-      <w:r>
-        <w:rPr/>
+        <w:pStyle w:val="ListParagraph"/>
+        <w:jc w:val="both"/>
+      </w:pPr>
+    </w:p>
+    <w:p>
+      <w:pPr>
+        <w:pStyle w:val="ListParagraph"/>
+        <w:jc w:val="both"/>
+      </w:pPr>
+      <w:r>
         <w:t>Česká obchodní inspekce</w:t>
       </w:r>
     </w:p>
     <w:p>
       <w:pPr>
-        <w:pStyle w:val="Odstavecseseznamem"/>
-        <w:jc w:val="both"/>
-      </w:pPr>
-      <w:r>
-        <w:rPr/>
+        <w:pStyle w:val="ListParagraph"/>
+        <w:jc w:val="both"/>
+      </w:pPr>
+      <w:r>
         <w:t>Ústřední inspektorát – oddělení ADR</w:t>
       </w:r>
     </w:p>
     <w:p>
       <w:pPr>
-        <w:pStyle w:val="Odstavecseseznamem"/>
-        <w:jc w:val="both"/>
-      </w:pPr>
-      <w:r>
-        <w:rPr/>
+        <w:pStyle w:val="ListParagraph"/>
+        <w:jc w:val="both"/>
+      </w:pPr>
+      <w:r>
         <w:t>Gorazdova 1969/24</w:t>
       </w:r>
     </w:p>
     <w:p>
       <w:pPr>
-        <w:pStyle w:val="Odstavecseseznamem"/>
-        <w:jc w:val="both"/>
-      </w:pPr>
-      <w:r>
-        <w:rPr/>
+        <w:pStyle w:val="ListParagraph"/>
+        <w:jc w:val="both"/>
+      </w:pPr>
+      <w:r>
         <w:t>120 00 Praha 2</w:t>
       </w:r>
     </w:p>
     <w:p>
       <w:pPr>
-        <w:pStyle w:val="Odstavecseseznamem"/>
-        <w:jc w:val="both"/>
-      </w:pPr>
-      <w:r>
-        <w:rPr/>
+        <w:pStyle w:val="ListParagraph"/>
+        <w:jc w:val="both"/>
+      </w:pPr>
+      <w:r>
         <w:t>Email: adr@coi.gov.cz, web: adr.coi.gov.cz</w:t>
       </w:r>
     </w:p>
     <w:p>
       <w:pPr>
-        <w:pStyle w:val="Odstavecseseznamem"/>
-        <w:jc w:val="both"/>
-      </w:pPr>
-    </w:p>
-    <w:p>
-      <w:pPr>
-        <w:pStyle w:val="Odstavecseseznamem"/>
+        <w:pStyle w:val="ListParagraph"/>
+        <w:jc w:val="both"/>
+      </w:pPr>
+    </w:p>
+    <w:p>
+      <w:pPr>
+        <w:pStyle w:val="ListParagraph"/>
         <w:numPr>
           <w:ilvl w:val="1"/>
           <w:numId w:val="5"/>
@@ -5851,55 +5276,38 @@
         </w:tabs>
         <w:jc w:val="both"/>
         <w:rPr>
-          <w:rStyle w:val="Hypertextovodkaz"/>
+          <w:rStyle w:val="Hyperlink"/>
           <w:color w:val="auto"/>
           <w:u w:val="none"/>
         </w:rPr>
       </w:pPr>
       <w:r>
-        <w:rPr/>
-        <w:t>Pro zahájení mimosoudního řešení sporu může</w:t>
-      </w:r>
-      <w:r>
-        <w:rPr/>
-        <w:t xml:space="preserve"> </w:t>
-      </w:r>
-      <w:r>
-        <w:rPr/>
-        <w:t>Objednatel</w:t>
-      </w:r>
-      <w:r>
-        <w:rPr/>
-        <w:t xml:space="preserve"> využít rovněž platformu pro řešení sporů online, která je zřízena Evropskou komisí a je dostupná na této webové adrese</w:t>
-      </w:r>
-      <w:r>
-        <w:rPr/>
-        <w:t xml:space="preserve"> </w:t>
-      </w:r>
-      <w:hyperlink r:id="Rfc75259537164724">
+        <w:t xml:space="preserve">Pro zahájení mimosoudního řešení sporu může Objednatel využít rovněž platformu pro řešení sporů online, která je zřízena Evropskou komisí a je dostupná na této webové adrese </w:t>
+      </w:r>
+      <w:hyperlink r:id="rId16">
         <w:r>
           <w:rPr>
-            <w:rStyle w:val="Hypertextovodkaz"/>
+            <w:rStyle w:val="Hyperlink"/>
           </w:rPr>
           <w:t>http://ec.europa.eu/consumers/odr/</w:t>
         </w:r>
       </w:hyperlink>
       <w:r>
         <w:rPr>
-          <w:rStyle w:val="Hypertextovodkaz"/>
+          <w:rStyle w:val="Hyperlink"/>
         </w:rPr>
         <w:t>.</w:t>
       </w:r>
     </w:p>
     <w:p>
       <w:pPr>
-        <w:pStyle w:val="Odstavecseseznamem"/>
+        <w:pStyle w:val="ListParagraph"/>
         <w:tabs>
           <w:tab w:val="left" w:pos="3402"/>
         </w:tabs>
         <w:jc w:val="both"/>
         <w:rPr>
-          <w:rStyle w:val="Hypertextovodkaz"/>
+          <w:rStyle w:val="Hyperlink"/>
           <w:color w:val="auto"/>
           <w:u w:val="none"/>
         </w:rPr>
@@ -5907,7 +5315,7 @@
     </w:p>
     <w:p>
       <w:pPr>
-        <w:pStyle w:val="Odstavecseseznamem"/>
+        <w:pStyle w:val="ListParagraph"/>
         <w:numPr>
           <w:ilvl w:val="1"/>
           <w:numId w:val="5"/>
@@ -5916,37 +5324,19 @@
           <w:tab w:val="left" w:pos="3402"/>
         </w:tabs>
         <w:jc w:val="both"/>
-        <w:rPr/>
-      </w:pPr>
-      <w:r>
-        <w:rPr/>
-        <w:t xml:space="preserve">Návrh na mimosoudní řešení sporu může </w:t>
-      </w:r>
-      <w:r>
-        <w:rPr/>
-        <w:t>Objednatel</w:t>
-      </w:r>
-      <w:r>
-        <w:rPr/>
-        <w:t xml:space="preserve"> podat nejpozději do jednoho roku ode dne, kdy své právo, které je předmětem sporu, poprvé uplatnil u </w:t>
-      </w:r>
-      <w:r>
-        <w:rPr/>
-        <w:t>Zhotovitele.</w:t>
-      </w:r>
-      <w:r>
-        <w:rPr/>
-        <w:t xml:space="preserve"> </w:t>
-      </w:r>
-    </w:p>
-    <w:p>
-      <w:pPr>
-        <w:jc w:val="both"/>
-      </w:pPr>
-    </w:p>
-    <w:p>
-      <w:pPr>
-        <w:pStyle w:val="Odstavecseseznamem"/>
+      </w:pPr>
+      <w:r>
+        <w:t xml:space="preserve">Návrh na mimosoudní řešení sporu může Objednatel podat nejpozději do jednoho roku ode dne, kdy své právo, které je předmětem sporu, poprvé uplatnil u Zhotovitele. </w:t>
+      </w:r>
+    </w:p>
+    <w:p>
+      <w:pPr>
+        <w:jc w:val="both"/>
+      </w:pPr>
+    </w:p>
+    <w:p>
+      <w:pPr>
+        <w:pStyle w:val="ListParagraph"/>
         <w:numPr>
           <w:ilvl w:val="0"/>
           <w:numId w:val="5"/>
@@ -5959,55 +5349,40 @@
     </w:p>
     <w:p>
       <w:pPr>
-        <w:pStyle w:val="Odstavecseseznamem"/>
+        <w:pStyle w:val="ListParagraph"/>
         <w:ind w:left="360"/>
       </w:pPr>
     </w:p>
     <w:p>
       <w:pPr>
-        <w:pStyle w:val="Odstavecseseznamem"/>
+        <w:pStyle w:val="ListParagraph"/>
         <w:numPr>
           <w:ilvl w:val="1"/>
           <w:numId w:val="5"/>
         </w:numPr>
         <w:jc w:val="both"/>
-        <w:rPr/>
-      </w:pPr>
-      <w:r>
-        <w:rPr/>
-        <w:t xml:space="preserve">Smluvní vztahy mezi </w:t>
-      </w:r>
-      <w:r>
-        <w:rPr/>
-        <w:t>Zhotovitelem a Objednatelem</w:t>
-      </w:r>
-      <w:r>
-        <w:rPr/>
-        <w:t xml:space="preserve"> se řídí právním řádem České republiky. Veškeré spory mezi </w:t>
-      </w:r>
-      <w:r>
-        <w:rPr/>
-        <w:t>Zhotovitelem a Objednatelem</w:t>
-      </w:r>
-      <w:r>
-        <w:rPr/>
-        <w:t xml:space="preserve"> budou rozhodovány obecnými soudy České republiky.</w:t>
-      </w:r>
-    </w:p>
-    <w:p>
-      <w:pPr>
-        <w:pStyle w:val="Odstavecseseznamem"/>
-        <w:jc w:val="both"/>
-      </w:pPr>
-    </w:p>
-    <w:p>
-      <w:pPr>
-        <w:pStyle w:val="Odstavecseseznamem"/>
+      </w:pPr>
+      <w:r>
+        <w:t>Smluvní vztahy mezi Zhotovitelem a Objednatelem se řídí právním řádem České republiky. Veškeré spory mezi Zhotovitelem a Objednatelem budou rozhodovány obecnými soudy České republiky.</w:t>
+      </w:r>
+    </w:p>
+    <w:p>
+      <w:pPr>
+        <w:pStyle w:val="ListParagraph"/>
+        <w:jc w:val="both"/>
+      </w:pPr>
+    </w:p>
+    <w:p>
+      <w:pPr>
+        <w:pStyle w:val="ListParagraph"/>
         <w:numPr>
           <w:ilvl w:val="1"/>
           <w:numId w:val="5"/>
         </w:numPr>
         <w:jc w:val="both"/>
+        <w:rPr>
+          <w:del w:id="22" w:author="Tomáš Najman" w:date="2026-08-10T20:27:00Z" w16du:dateUtc="2026-08-10T18:27:00Z"/>
+        </w:rPr>
       </w:pPr>
       <w:r>
         <w:t>Pokud je Objednatel v postavení spotřebitele dle § 419 OZ, nemohou tyto Podmínky zkrátit platnými a účinnými právními předpisy ve prospěch Objednatele jako spotřebitele stanovená práva a povinnosti, od nichž se nelze ani ujednáním Stran odchýlit.</w:t>
@@ -6015,45 +5390,29 @@
     </w:p>
     <w:p>
       <w:pPr>
-        <w:pStyle w:val="Odstavecseseznamem"/>
-        <w:jc w:val="both"/>
-      </w:pPr>
-    </w:p>
-    <w:p>
-      <w:pPr>
-        <w:pStyle w:val="Odstavecseseznamem"/>
-        <w:ind w:left="720"/>
-        <w:jc w:val="both"/>
-      </w:pPr>
-    </w:p>
-    <w:p>
-      <w:pPr>
-        <w:pStyle w:val="Odstavecseseznamem"/>
+        <w:pStyle w:val="ListParagraph"/>
         <w:numPr>
           <w:ilvl w:val="1"/>
           <w:numId w:val="5"/>
         </w:numPr>
         <w:jc w:val="both"/>
-        <w:rPr/>
-      </w:pPr>
-      <w:r>
-        <w:rPr/>
-        <w:t>Zhotovitel není vázán žádnými kodexy chování</w:t>
-      </w:r>
-      <w:r>
-        <w:rPr/>
-        <w:t xml:space="preserve">. </w:t>
-      </w:r>
-    </w:p>
-    <w:p>
-      <w:pPr>
-        <w:pStyle w:val="Odstavecseseznamem"/>
-        <w:jc w:val="both"/>
-      </w:pPr>
-    </w:p>
-    <w:p>
-      <w:pPr>
-        <w:pStyle w:val="Odstavecseseznamem"/>
+        <w:pPrChange w:id="23" w:author="Tomáš Najman" w:date="2026-08-10T20:27:00Z" w16du:dateUtc="2026-08-10T18:27:00Z">
+          <w:pPr>
+            <w:pStyle w:val="ListParagraph"/>
+            <w:jc w:val="both"/>
+          </w:pPr>
+        </w:pPrChange>
+      </w:pPr>
+    </w:p>
+    <w:p>
+      <w:pPr>
+        <w:pStyle w:val="ListParagraph"/>
+        <w:jc w:val="both"/>
+      </w:pPr>
+    </w:p>
+    <w:p>
+      <w:pPr>
+        <w:pStyle w:val="ListParagraph"/>
         <w:numPr>
           <w:ilvl w:val="1"/>
           <w:numId w:val="5"/>
@@ -6061,18 +5420,18 @@
         <w:jc w:val="both"/>
       </w:pPr>
       <w:r>
-        <w:t xml:space="preserve">Zhotovitel je oprávněn k podnikání v rozsahu dle živnostenského oprávnění. Kontrolu provádí v rámci své působnosti příslušný živnostenský úřad. Dozor nad oblastí ochrany osobních údajů vykonává Úřad pro ochranu osobních údajů. Nad dodržováním zákona č. 634/1992 Sb., o ochraně spotřebitele, ve znění pozdějších předpisů, vykonává dozor Česká obchodní inspekce. </w:t>
-      </w:r>
-    </w:p>
-    <w:p>
-      <w:pPr>
-        <w:pStyle w:val="Odstavecseseznamem"/>
-        <w:jc w:val="both"/>
-      </w:pPr>
-    </w:p>
-    <w:p>
-      <w:pPr>
-        <w:pStyle w:val="Odstavecseseznamem"/>
+        <w:t xml:space="preserve">Zhotovitel není vázán žádnými kodexy chování. </w:t>
+      </w:r>
+    </w:p>
+    <w:p>
+      <w:pPr>
+        <w:pStyle w:val="ListParagraph"/>
+        <w:jc w:val="both"/>
+      </w:pPr>
+    </w:p>
+    <w:p>
+      <w:pPr>
+        <w:pStyle w:val="ListParagraph"/>
         <w:numPr>
           <w:ilvl w:val="1"/>
           <w:numId w:val="5"/>
@@ -6080,78 +5439,37 @@
         <w:jc w:val="both"/>
       </w:pPr>
       <w:r>
-        <w:t xml:space="preserve">V případě, že kterékoliv ustanovení Smlouvy nebo těchto Podmínek bude nebo se stane neplatné či neúčinné, nemá to vliv na platnost a účinnost ostatních ustanovení Smlouvy a těchto Podmínek. </w:t>
-      </w:r>
-    </w:p>
-    <w:p>
-      <w:pPr>
-        <w:pStyle w:val="Odstavecseseznamem"/>
-        <w:jc w:val="both"/>
-      </w:pPr>
-    </w:p>
-    <w:p>
-      <w:pPr>
-        <w:pStyle w:val="Odstavecseseznamem"/>
+        <w:t xml:space="preserve">Zhotovitel je oprávněn k podnikání v rozsahu dle živnostenského oprávnění. Kontrolu provádí v rámci své působnosti příslušný živnostenský úřad. Dozor nad oblastí ochrany osobních údajů vykonává Úřad pro ochranu osobních údajů. Nad dodržováním zákona č. 634/1992 Sb., o ochraně spotřebitele, ve znění pozdějších předpisů, vykonává dozor Česká obchodní inspekce. </w:t>
+      </w:r>
+    </w:p>
+    <w:p>
+      <w:pPr>
+        <w:pStyle w:val="ListParagraph"/>
+        <w:jc w:val="both"/>
+      </w:pPr>
+    </w:p>
+    <w:p>
+      <w:pPr>
+        <w:pStyle w:val="ListParagraph"/>
         <w:numPr>
           <w:ilvl w:val="1"/>
           <w:numId w:val="5"/>
         </w:numPr>
         <w:jc w:val="both"/>
-        <w:rPr/>
-      </w:pPr>
-      <w:r>
-        <w:rPr/>
-        <w:t xml:space="preserve">Tyto </w:t>
-      </w:r>
-      <w:r>
-        <w:rPr/>
-        <w:t xml:space="preserve">Podmínky </w:t>
-      </w:r>
-      <w:r>
-        <w:rPr/>
-        <w:t>jsou uveřejněny na webových stránkách Společnosti: http://www.lunastav.c</w:t>
-      </w:r>
-      <w:r>
-        <w:rPr/>
-        <w:t>z/</w:t>
-      </w:r>
-      <w:r>
-        <w:rPr/>
-        <w:t xml:space="preserve">. Smluvní vztahy mezi </w:t>
-      </w:r>
-      <w:r>
-        <w:rPr/>
-        <w:t xml:space="preserve">Zhotovitelem a Objednatelem </w:t>
-      </w:r>
-      <w:r>
-        <w:rPr/>
-        <w:t>se řídí zněním</w:t>
-      </w:r>
-      <w:r>
-        <w:rPr/>
-        <w:t xml:space="preserve"> Podmínek</w:t>
-      </w:r>
-      <w:r>
-        <w:rPr/>
-        <w:t xml:space="preserve"> účinným ke dni uzavření </w:t>
-      </w:r>
-      <w:r>
-        <w:rPr/>
-        <w:t>S</w:t>
-      </w:r>
-      <w:r>
-        <w:rPr/>
-        <w:t xml:space="preserve">mlouvy. </w:t>
-      </w:r>
-    </w:p>
-    <w:p>
-      <w:pPr>
-        <w:pStyle w:val="Odstavecseseznamem"/>
-      </w:pPr>
-    </w:p>
-    <w:p>
-      <w:pPr>
-        <w:pStyle w:val="Odstavecseseznamem"/>
+      </w:pPr>
+      <w:r>
+        <w:t xml:space="preserve">V případě, že kterékoliv ustanovení Smlouvy nebo těchto Podmínek bude nebo se stane neplatné či neúčinné, nemá to vliv na platnost a účinnost ostatních ustanovení Smlouvy a těchto Podmínek. </w:t>
+      </w:r>
+    </w:p>
+    <w:p>
+      <w:pPr>
+        <w:pStyle w:val="ListParagraph"/>
+        <w:jc w:val="both"/>
+      </w:pPr>
+    </w:p>
+    <w:p>
+      <w:pPr>
+        <w:pStyle w:val="ListParagraph"/>
         <w:numPr>
           <w:ilvl w:val="1"/>
           <w:numId w:val="5"/>
@@ -6159,6 +5477,27 @@
         <w:jc w:val="both"/>
       </w:pPr>
       <w:r>
+        <w:t xml:space="preserve">Tyto Podmínky jsou uveřejněny na webových stránkách Společnosti: http://www.lunastav.cz/. Smluvní vztahy mezi Zhotovitelem a Objednatelem se řídí zněním Podmínek účinným ke dni uzavření Smlouvy. </w:t>
+      </w:r>
+    </w:p>
+    <w:p>
+      <w:pPr>
+        <w:pStyle w:val="ListParagraph"/>
+      </w:pPr>
+    </w:p>
+    <w:p>
+      <w:pPr>
+        <w:pStyle w:val="ListParagraph"/>
+        <w:numPr>
+          <w:ilvl w:val="1"/>
+          <w:numId w:val="5"/>
+        </w:numPr>
+        <w:jc w:val="both"/>
+        <w:rPr>
+          <w:del w:id="24" w:author="Tomáš Najman" w:date="2026-08-10T20:27:00Z" w16du:dateUtc="2026-08-10T18:27:00Z"/>
+        </w:rPr>
+      </w:pPr>
+      <w:r>
         <w:t>Podmínky nabývají platnosti a účinnosti dne 1.</w:t>
       </w:r>
       <w:r>
@@ -6167,28 +5506,234 @@
     </w:p>
     <w:p>
       <w:pPr>
-        <w:pStyle w:val="Odstavecseseznamem"/>
-        <w:jc w:val="both"/>
-      </w:pPr>
-    </w:p>
-    <w:p>
-      <w:pPr>
-        <w:pStyle w:val="Odstavecseseznamem"/>
-        <w:ind w:left="360"/>
-        <w:jc w:val="both"/>
-      </w:pPr>
-    </w:p>
-    <w:p>
-      <w:pPr>
-        <w:pStyle w:val="Odstavecseseznamem"/>
-        <w:ind/>
-        <w:jc w:val="both"/>
+        <w:pStyle w:val="ListParagraph"/>
+        <w:numPr>
+          <w:ilvl w:val="1"/>
+          <w:numId w:val="5"/>
+        </w:numPr>
+        <w:jc w:val="both"/>
+        <w:rPr>
+          <w:del w:id="25" w:author="Tomáš Najman" w:date="2026-08-10T20:25:00Z" w16du:dateUtc="2026-08-10T18:25:00Z"/>
+        </w:rPr>
+        <w:pPrChange w:id="26" w:author="Tomáš Najman" w:date="2026-08-10T20:27:00Z" w16du:dateUtc="2026-08-10T18:27:00Z">
+          <w:pPr>
+            <w:pStyle w:val="ListParagraph"/>
+            <w:jc w:val="both"/>
+          </w:pPr>
+        </w:pPrChange>
+      </w:pPr>
+    </w:p>
+    <w:p>
+      <w:pPr>
+        <w:pStyle w:val="ListParagraph"/>
+        <w:numPr>
+          <w:ilvl w:val="1"/>
+          <w:numId w:val="5"/>
+        </w:numPr>
+        <w:jc w:val="both"/>
+        <w:pPrChange w:id="27" w:author="Tomáš Najman" w:date="2026-08-10T20:27:00Z" w16du:dateUtc="2026-08-10T18:27:00Z">
+          <w:pPr>
+            <w:pStyle w:val="ListParagraph"/>
+            <w:ind w:left="360"/>
+            <w:jc w:val="both"/>
+          </w:pPr>
+        </w:pPrChange>
+      </w:pPr>
+    </w:p>
+    <w:p>
+      <w:pPr>
+        <w:keepNext/>
+        <w:rPr>
+          <w:ins w:id="28" w:author="Tomáš Najman" w:date="2026-08-10T20:25:00Z" w16du:dateUtc="2026-08-10T18:25:00Z"/>
+        </w:rPr>
+      </w:pPr>
+      <w:ins w:id="29" w:author="Tomáš Najman" w:date="2026-08-10T20:25:00Z" w16du:dateUtc="2026-08-10T18:25:00Z">
+        <w:r>
+          <w:t xml:space="preserve">V </w:t>
+        </w:r>
+        <w:r>
+          <w:t>{companyCity}</w:t>
+        </w:r>
+        <w:r>
+          <w:tab/>
+        </w:r>
+        <w:r>
+          <w:tab/>
+        </w:r>
+        <w:r>
+          <w:tab/>
+        </w:r>
+        <w:r>
+          <w:tab/>
+        </w:r>
+        <w:r>
+          <w:tab/>
+        </w:r>
+        <w:r>
+          <w:tab/>
+        </w:r>
+        <w:r>
+          <w:tab/>
+          <w:t xml:space="preserve">dne </w:t>
+        </w:r>
+        <w:r>
+          <w:t>{scheduledEnd}</w:t>
+        </w:r>
+      </w:ins>
+    </w:p>
+    <w:tbl>
+      <w:tblPr>
+        <w:tblStyle w:val="TableGrid"/>
+        <w:tblW w:w="9194" w:type="dxa"/>
+        <w:tblLook w:val="04A0" w:firstRow="1" w:lastRow="0" w:firstColumn="1" w:lastColumn="0" w:noHBand="0" w:noVBand="1"/>
+      </w:tblPr>
+      <w:tblGrid>
+        <w:gridCol w:w="4410"/>
+        <w:gridCol w:w="4784"/>
+      </w:tblGrid>
+      <w:tr>
+        <w:trPr>
+          <w:trHeight w:val="271"/>
+          <w:ins w:id="30" w:author="Tomáš Najman" w:date="2026-08-10T20:25:00Z" w16du:dateUtc="2026-08-10T18:25:00Z"/>
+        </w:trPr>
+        <w:tc>
+          <w:tcPr>
+            <w:tcW w:w="4410" w:type="dxa"/>
+          </w:tcPr>
+          <w:p>
+            <w:pPr>
+              <w:keepNext/>
+              <w:rPr>
+                <w:ins w:id="31" w:author="Tomáš Najman" w:date="2026-08-10T20:25:00Z" w16du:dateUtc="2026-08-10T18:25:00Z"/>
+              </w:rPr>
+            </w:pPr>
+            <w:ins w:id="32" w:author="Tomáš Najman" w:date="2026-08-10T20:25:00Z" w16du:dateUtc="2026-08-10T18:25:00Z">
+              <w:r>
+                <w:t xml:space="preserve">Jméno: </w:t>
+              </w:r>
+              <w:r>
+                <w:rPr>
+                  <w:b/>
+                  <w:bCs/>
+                </w:rPr>
+                <w:t>{companyName}</w:t>
+              </w:r>
+            </w:ins>
+          </w:p>
+        </w:tc>
+        <w:tc>
+          <w:tcPr>
+            <w:tcW w:w="4784" w:type="dxa"/>
+          </w:tcPr>
+          <w:p>
+            <w:pPr>
+              <w:rPr>
+                <w:ins w:id="33" w:author="Tomáš Najman" w:date="2026-08-10T20:25:00Z" w16du:dateUtc="2026-08-10T18:25:00Z"/>
+              </w:rPr>
+            </w:pPr>
+            <w:ins w:id="34" w:author="Tomáš Najman" w:date="2026-08-10T20:25:00Z" w16du:dateUtc="2026-08-10T18:25:00Z">
+              <w:r>
+                <w:t xml:space="preserve">Jméno: </w:t>
+              </w:r>
+              <w:r>
+                <w:rPr>
+                  <w:b/>
+                  <w:bCs/>
+                </w:rPr>
+                <w:t>Lukáš Najman, jednatel LUNASTAV CZ s.r.o.</w:t>
+              </w:r>
+            </w:ins>
+          </w:p>
+        </w:tc>
+      </w:tr>
+      <w:tr>
+        <w:trPr>
+          <w:trHeight w:val="2180"/>
+          <w:ins w:id="35" w:author="Tomáš Najman" w:date="2026-08-10T20:25:00Z" w16du:dateUtc="2026-08-10T18:25:00Z"/>
+        </w:trPr>
+        <w:tc>
+          <w:tcPr>
+            <w:tcW w:w="4410" w:type="dxa"/>
+          </w:tcPr>
+          <w:p>
+            <w:pPr>
+              <w:rPr>
+                <w:ins w:id="36" w:author="Tomáš Najman" w:date="2026-08-10T20:25:00Z" w16du:dateUtc="2026-08-10T18:25:00Z"/>
+              </w:rPr>
+            </w:pPr>
+          </w:p>
+        </w:tc>
+        <w:tc>
+          <w:tcPr>
+            <w:tcW w:w="4784" w:type="dxa"/>
+          </w:tcPr>
+          <w:p>
+            <w:pPr>
+              <w:rPr>
+                <w:ins w:id="37" w:author="Tomáš Najman" w:date="2026-08-10T20:25:00Z" w16du:dateUtc="2026-08-10T18:25:00Z"/>
+              </w:rPr>
+            </w:pPr>
+          </w:p>
+        </w:tc>
+      </w:tr>
+      <w:tr>
+        <w:trPr>
+          <w:trHeight w:val="258"/>
+          <w:ins w:id="38" w:author="Tomáš Najman" w:date="2026-08-10T20:25:00Z" w16du:dateUtc="2026-08-10T18:25:00Z"/>
+        </w:trPr>
+        <w:tc>
+          <w:tcPr>
+            <w:tcW w:w="4410" w:type="dxa"/>
+          </w:tcPr>
+          <w:p>
+            <w:pPr>
+              <w:jc w:val="center"/>
+              <w:rPr>
+                <w:ins w:id="39" w:author="Tomáš Najman" w:date="2026-08-10T20:25:00Z" w16du:dateUtc="2026-08-10T18:25:00Z"/>
+              </w:rPr>
+            </w:pPr>
+            <w:ins w:id="40" w:author="Tomáš Najman" w:date="2026-08-10T20:25:00Z" w16du:dateUtc="2026-08-10T18:25:00Z">
+              <w:r>
+                <w:t>Objednatel</w:t>
+              </w:r>
+            </w:ins>
+          </w:p>
+        </w:tc>
+        <w:tc>
+          <w:tcPr>
+            <w:tcW w:w="4784" w:type="dxa"/>
+          </w:tcPr>
+          <w:p>
+            <w:pPr>
+              <w:jc w:val="center"/>
+              <w:rPr>
+                <w:ins w:id="41" w:author="Tomáš Najman" w:date="2026-08-10T20:25:00Z" w16du:dateUtc="2026-08-10T18:25:00Z"/>
+              </w:rPr>
+            </w:pPr>
+            <w:ins w:id="42" w:author="Tomáš Najman" w:date="2026-08-10T20:25:00Z" w16du:dateUtc="2026-08-10T18:25:00Z">
+              <w:r>
+                <w:t>Zhotovitel</w:t>
+              </w:r>
+            </w:ins>
+          </w:p>
+        </w:tc>
+      </w:tr>
+    </w:tbl>
+    <w:p>
+      <w:pPr>
+        <w:jc w:val="both"/>
+        <w:pPrChange w:id="43" w:author="Tomáš Najman" w:date="2026-08-10T20:27:00Z" w16du:dateUtc="2026-08-10T18:27:00Z">
+          <w:pPr>
+            <w:pStyle w:val="ListParagraph"/>
+            <w:jc w:val="both"/>
+          </w:pPr>
+        </w:pPrChange>
       </w:pPr>
     </w:p>
     <w:sectPr>
       <w:headerReference w:type="default" r:id="rId17"/>
       <w:footerReference w:type="default" r:id="rId18"/>
-      <w:pgSz w:w="11906" w:h="16838" w:orient="portrait"/>
+      <w:pgSz w:w="11906" w:h="16838"/>
       <w:pgMar w:top="1417" w:right="1417" w:bottom="1417" w:left="1417" w:header="576" w:footer="576" w:gutter="0"/>
       <w:cols w:space="708"/>
       <w:docGrid w:linePitch="360"/>
@@ -6198,15 +5743,15 @@
 </file>
 
 <file path=word/comments.xml><?xml version="1.0" encoding="utf-8"?>
-<w:comments xmlns:wpc="http://schemas.microsoft.com/office/word/2010/wordprocessingCanvas" xmlns:cx="http://schemas.microsoft.com/office/drawing/2014/chartex" xmlns:cx1="http://schemas.microsoft.com/office/drawing/2015/9/8/chartex" xmlns:cx2="http://schemas.microsoft.com/office/drawing/2015/10/21/chartex" xmlns:cx3="http://schemas.microsoft.com/office/drawing/2016/5/9/chartex" xmlns:cx4="http://schemas.microsoft.com/office/drawing/2016/5/10/chartex" xmlns:cx5="http://schemas.microsoft.com/office/drawing/2016/5/11/chartex" xmlns:cx6="http://schemas.microsoft.com/office/drawing/2016/5/12/chartex" xmlns:cx7="http://schemas.microsoft.com/office/drawing/2016/5/13/chartex" xmlns:cx8="http://schemas.microsoft.com/office/drawing/2016/5/14/chartex" xmlns:mc="http://schemas.openxmlformats.org/markup-compatibility/2006" xmlns:aink="http://schemas.microsoft.com/office/drawing/2016/ink" xmlns:am3d="http://schemas.microsoft.com/office/drawing/2017/model3d" xmlns:o="urn:schemas-microsoft-com:office:office" xmlns:oel="http://schemas.microsoft.com/office/2019/extlst" xmlns:r="http://schemas.openxmlformats.org/officeDocument/2006/relationships" xmlns:m="http://schemas.openxmlformats.org/officeDocument/2006/math" xmlns:v="urn:schemas-microsoft-com:vml" xmlns:wp14="http://schemas.microsoft.com/office/word/2010/wordprocessingDrawing" xmlns:wp="http://schemas.openxmlformats.org/drawingml/2006/wordprocessingDrawing" xmlns:w10="urn:schemas-microsoft-com:office:word" xmlns:w="http://schemas.openxmlformats.org/wordprocessingml/2006/main" xmlns:w14="http://schemas.microsoft.com/office/word/2010/wordml" xmlns:w15="http://schemas.microsoft.com/office/word/2012/wordml" xmlns:w16cex="http://schemas.microsoft.com/office/word/2018/wordml/cex" xmlns:w16cid="http://schemas.microsoft.com/office/word/2016/wordml/cid" xmlns:w16="http://schemas.microsoft.com/office/word/2018/wordml" xmlns:w16sdtdh="http://schemas.microsoft.com/office/word/2020/wordml/sdtdatahash" xmlns:w16se="http://schemas.microsoft.com/office/word/2015/wordml/symex" xmlns:wpg="http://schemas.microsoft.com/office/word/2010/wordprocessingGroup" xmlns:wpi="http://schemas.microsoft.com/office/word/2010/wordprocessingInk" xmlns:wne="http://schemas.microsoft.com/office/word/2006/wordml" xmlns:wps="http://schemas.microsoft.com/office/word/2010/wordprocessingShape" mc:Ignorable="w14 w15 w16se w16cid w16 w16cex w16sdtdh wp14">
-  <w:comment w:initials="NH" w:author="NH" w:date="2026-06-09T16:40:00Z" w:id="12">
-    <w:p>
-      <w:pPr>
-        <w:pStyle w:val="Textkomente"/>
-      </w:pPr>
-      <w:r>
-        <w:rPr>
-          <w:rStyle w:val="Odkaznakoment"/>
+<w:comments xmlns:wpc="http://schemas.microsoft.com/office/word/2010/wordprocessingCanvas" xmlns:cx="http://schemas.microsoft.com/office/drawing/2014/chartex" xmlns:cx1="http://schemas.microsoft.com/office/drawing/2015/9/8/chartex" xmlns:cx2="http://schemas.microsoft.com/office/drawing/2015/10/21/chartex" xmlns:cx3="http://schemas.microsoft.com/office/drawing/2016/5/9/chartex" xmlns:cx4="http://schemas.microsoft.com/office/drawing/2016/5/10/chartex" xmlns:cx5="http://schemas.microsoft.com/office/drawing/2016/5/11/chartex" xmlns:cx6="http://schemas.microsoft.com/office/drawing/2016/5/12/chartex" xmlns:cx7="http://schemas.microsoft.com/office/drawing/2016/5/13/chartex" xmlns:cx8="http://schemas.microsoft.com/office/drawing/2016/5/14/chartex" xmlns:mc="http://schemas.openxmlformats.org/markup-compatibility/2006" xmlns:aink="http://schemas.microsoft.com/office/drawing/2016/ink" xmlns:am3d="http://schemas.microsoft.com/office/drawing/2017/model3d" xmlns:o="urn:schemas-microsoft-com:office:office" xmlns:oel="http://schemas.microsoft.com/office/2019/extlst" xmlns:r="http://schemas.openxmlformats.org/officeDocument/2006/relationships" xmlns:m="http://schemas.openxmlformats.org/officeDocument/2006/math" xmlns:v="urn:schemas-microsoft-com:vml" xmlns:wp14="http://schemas.microsoft.com/office/word/2010/wordprocessingDrawing" xmlns:wp="http://schemas.openxmlformats.org/drawingml/2006/wordprocessingDrawing" xmlns:w10="urn:schemas-microsoft-com:office:word" xmlns:w="http://schemas.openxmlformats.org/wordprocessingml/2006/main" xmlns:w14="http://schemas.microsoft.com/office/word/2010/wordml" xmlns:w15="http://schemas.microsoft.com/office/word/2012/wordml" xmlns:w16cei="http://schemas.microsoft.com/office/word/2026/wordml/cei" xmlns:w16cex="http://schemas.microsoft.com/office/word/2018/wordml/cex" xmlns:w16cid="http://schemas.microsoft.com/office/word/2016/wordml/cid" xmlns:w16="http://schemas.microsoft.com/office/word/2018/wordml" xmlns:w16du="http://schemas.microsoft.com/office/word/2023/wordml/word16du" xmlns:w16sdtdh="http://schemas.microsoft.com/office/word/2020/wordml/sdtdatahash" xmlns:w16sdtfl="http://schemas.microsoft.com/office/word/2024/wordml/sdtformatlock" xmlns:w16se="http://schemas.microsoft.com/office/word/2015/wordml/symex" xmlns:wpg="http://schemas.microsoft.com/office/word/2010/wordprocessingGroup" xmlns:wpi="http://schemas.microsoft.com/office/word/2010/wordprocessingInk" xmlns:wne="http://schemas.microsoft.com/office/word/2006/wordml" xmlns:wps="http://schemas.microsoft.com/office/word/2010/wordprocessingShape" mc:Ignorable="w14 w15 w16se w16cid w16 w16cex w16sdtdh w16sdtfl w16du wp14">
+  <w:comment w:id="2" w:author="NH" w:date="2026-06-09T16:40:00Z" w:initials="NH">
+    <w:p>
+      <w:pPr>
+        <w:pStyle w:val="CommentText"/>
+      </w:pPr>
+      <w:r>
+        <w:rPr>
+          <w:rStyle w:val="CommentReference"/>
         </w:rPr>
         <w:annotationRef/>
       </w:r>
@@ -6215,14 +5760,14 @@
       </w:r>
     </w:p>
   </w:comment>
-  <w:comment w:initials="NH" w:author="NH" w:date="2026-06-09T16:46:00Z" w:id="50">
-    <w:p>
-      <w:pPr>
-        <w:pStyle w:val="Textkomente"/>
-      </w:pPr>
-      <w:r>
-        <w:rPr>
-          <w:rStyle w:val="Odkaznakoment"/>
+  <w:comment w:id="5" w:author="NH" w:date="2026-06-09T16:46:00Z" w:initials="NH">
+    <w:p>
+      <w:pPr>
+        <w:pStyle w:val="CommentText"/>
+      </w:pPr>
+      <w:r>
+        <w:rPr>
+          <w:rStyle w:val="CommentReference"/>
         </w:rPr>
         <w:annotationRef/>
       </w:r>
@@ -6231,14 +5776,14 @@
       </w:r>
     </w:p>
   </w:comment>
-  <w:comment w:initials="NH" w:author="NH" w:date="2026-06-09T11:25:00Z" w:id="188">
-    <w:p>
-      <w:pPr>
-        <w:pStyle w:val="Textkomente"/>
-      </w:pPr>
-      <w:r>
-        <w:rPr>
-          <w:rStyle w:val="Odkaznakoment"/>
+  <w:comment w:id="19" w:author="NH" w:date="2026-06-09T11:25:00Z" w:initials="NH">
+    <w:p>
+      <w:pPr>
+        <w:pStyle w:val="CommentText"/>
+      </w:pPr>
+      <w:r>
+        <w:rPr>
+          <w:rStyle w:val="CommentReference"/>
         </w:rPr>
         <w:annotationRef/>
       </w:r>
@@ -6251,15 +5796,15 @@
 </file>
 
 <file path=word/commentsExtended.xml><?xml version="1.0" encoding="utf-8"?>
-<w15:commentsEx xmlns:mc="http://schemas.openxmlformats.org/markup-compatibility/2006" xmlns:w15="http://schemas.microsoft.com/office/word/2012/wordml" mc:Ignorable="w15">
-  <w15:commentEx w15:done="1" w15:paraId="251423AC"/>
-  <w15:commentEx w15:done="1" w15:paraId="4C3FA642"/>
-  <w15:commentEx w15:done="1" w15:paraId="37ACDCCD"/>
+<w15:commentsEx xmlns:wpc="http://schemas.microsoft.com/office/word/2010/wordprocessingCanvas" xmlns:cx="http://schemas.microsoft.com/office/drawing/2014/chartex" xmlns:cx1="http://schemas.microsoft.com/office/drawing/2015/9/8/chartex" xmlns:cx2="http://schemas.microsoft.com/office/drawing/2015/10/21/chartex" xmlns:cx3="http://schemas.microsoft.com/office/drawing/2016/5/9/chartex" xmlns:cx4="http://schemas.microsoft.com/office/drawing/2016/5/10/chartex" xmlns:cx5="http://schemas.microsoft.com/office/drawing/2016/5/11/chartex" xmlns:cx6="http://schemas.microsoft.com/office/drawing/2016/5/12/chartex" xmlns:cx7="http://schemas.microsoft.com/office/drawing/2016/5/13/chartex" xmlns:cx8="http://schemas.microsoft.com/office/drawing/2016/5/14/chartex" xmlns:mc="http://schemas.openxmlformats.org/markup-compatibility/2006" xmlns:aink="http://schemas.microsoft.com/office/drawing/2016/ink" xmlns:am3d="http://schemas.microsoft.com/office/drawing/2017/model3d" xmlns:o="urn:schemas-microsoft-com:office:office" xmlns:oel="http://schemas.microsoft.com/office/2019/extlst" xmlns:r="http://schemas.openxmlformats.org/officeDocument/2006/relationships" xmlns:m="http://schemas.openxmlformats.org/officeDocument/2006/math" xmlns:v="urn:schemas-microsoft-com:vml" xmlns:wp14="http://schemas.microsoft.com/office/word/2010/wordprocessingDrawing" xmlns:wp="http://schemas.openxmlformats.org/drawingml/2006/wordprocessingDrawing" xmlns:w10="urn:schemas-microsoft-com:office:word" xmlns:w="http://schemas.openxmlformats.org/wordprocessingml/2006/main" xmlns:w14="http://schemas.microsoft.com/office/word/2010/wordml" xmlns:w15="http://schemas.microsoft.com/office/word/2012/wordml" xmlns:w16cei="http://schemas.microsoft.com/office/word/2026/wordml/cei" xmlns:w16cex="http://schemas.microsoft.com/office/word/2018/wordml/cex" xmlns:w16cid="http://schemas.microsoft.com/office/word/2016/wordml/cid" xmlns:w16="http://schemas.microsoft.com/office/word/2018/wordml" xmlns:w16du="http://schemas.microsoft.com/office/word/2023/wordml/word16du" xmlns:w16sdtdh="http://schemas.microsoft.com/office/word/2020/wordml/sdtdatahash" xmlns:w16sdtfl="http://schemas.microsoft.com/office/word/2024/wordml/sdtformatlock" xmlns:w16se="http://schemas.microsoft.com/office/word/2015/wordml/symex" xmlns:wpg="http://schemas.microsoft.com/office/word/2010/wordprocessingGroup" xmlns:wpi="http://schemas.microsoft.com/office/word/2010/wordprocessingInk" xmlns:wne="http://schemas.microsoft.com/office/word/2006/wordml" xmlns:wps="http://schemas.microsoft.com/office/word/2010/wordprocessingShape" mc:Ignorable="w14 w15 w16se w16cid w16 w16cex w16sdtdh w16sdtfl w16du wp14">
+  <w15:commentEx w15:paraId="251423AC" w15:done="1"/>
+  <w15:commentEx w15:paraId="4C3FA642" w15:done="1"/>
+  <w15:commentEx w15:paraId="37ACDCCD" w15:done="1"/>
 </w15:commentsEx>
 </file>
 
 <file path=word/commentsExtensible.xml><?xml version="1.0" encoding="utf-8"?>
-<w16cex:commentsExtensible xmlns:w16="http://schemas.microsoft.com/office/word/2018/wordml" xmlns:w16cex="http://schemas.microsoft.com/office/word/2018/wordml/cex" xmlns:mc="http://schemas.openxmlformats.org/markup-compatibility/2006" mc:Ignorable="w16 w16cex">
+<w16cex:commentsExtensible xmlns:wpc="http://schemas.microsoft.com/office/word/2010/wordprocessingCanvas" xmlns:cx="http://schemas.microsoft.com/office/drawing/2014/chartex" xmlns:cx1="http://schemas.microsoft.com/office/drawing/2015/9/8/chartex" xmlns:cx2="http://schemas.microsoft.com/office/drawing/2015/10/21/chartex" xmlns:cx3="http://schemas.microsoft.com/office/drawing/2016/5/9/chartex" xmlns:cx4="http://schemas.microsoft.com/office/drawing/2016/5/10/chartex" xmlns:cx5="http://schemas.microsoft.com/office/drawing/2016/5/11/chartex" xmlns:cx6="http://schemas.microsoft.com/office/drawing/2016/5/12/chartex" xmlns:cx7="http://schemas.microsoft.com/office/drawing/2016/5/13/chartex" xmlns:cx8="http://schemas.microsoft.com/office/drawing/2016/5/14/chartex" xmlns:cr="http://schemas.microsoft.com/office/comments/2020/reactions" xmlns:mc="http://schemas.openxmlformats.org/markup-compatibility/2006" xmlns:aink="http://schemas.microsoft.com/office/drawing/2016/ink" xmlns:am3d="http://schemas.microsoft.com/office/drawing/2017/model3d" xmlns:o="urn:schemas-microsoft-com:office:office" xmlns:oel="http://schemas.microsoft.com/office/2019/extlst" xmlns:r="http://schemas.openxmlformats.org/officeDocument/2006/relationships" xmlns:m="http://schemas.openxmlformats.org/officeDocument/2006/math" xmlns:v="urn:schemas-microsoft-com:vml" xmlns:wp14="http://schemas.microsoft.com/office/word/2010/wordprocessingDrawing" xmlns:wp="http://schemas.openxmlformats.org/drawingml/2006/wordprocessingDrawing" xmlns:w10="urn:schemas-microsoft-com:office:word" xmlns:w="http://schemas.openxmlformats.org/wordprocessingml/2006/main" xmlns:w14="http://schemas.microsoft.com/office/word/2010/wordml" xmlns:w15="http://schemas.microsoft.com/office/word/2012/wordml" xmlns:w16cei="http://schemas.microsoft.com/office/word/2026/wordml/cei" xmlns:w16cex="http://schemas.microsoft.com/office/word/2018/wordml/cex" xmlns:w16cid="http://schemas.microsoft.com/office/word/2016/wordml/cid" xmlns:w16="http://schemas.microsoft.com/office/word/2018/wordml" xmlns:w16du="http://schemas.microsoft.com/office/word/2023/wordml/word16du" xmlns:w16sdtdh="http://schemas.microsoft.com/office/word/2020/wordml/sdtdatahash" xmlns:w16sdtfl="http://schemas.microsoft.com/office/word/2024/wordml/sdtformatlock" xmlns:w16se="http://schemas.microsoft.com/office/word/2015/wordml/symex" xmlns:wpg="http://schemas.microsoft.com/office/word/2010/wordprocessingGroup" xmlns:wpi="http://schemas.microsoft.com/office/word/2010/wordprocessingInk" xmlns:wne="http://schemas.microsoft.com/office/word/2006/wordml" xmlns:wps="http://schemas.microsoft.com/office/word/2010/wordprocessingShape" mc:Ignorable="w14 w15 w16se w16cid w16 w16cex w16sdtdh w16sdtfl cr w16du wp14">
   <w16cex:commentExtensible w16cex:durableId="54361BF7" w16cex:dateUtc="2026-06-09T14:40:00Z"/>
   <w16cex:commentExtensible w16cex:durableId="2CAFDC0B" w16cex:dateUtc="2026-06-09T14:46:00Z"/>
   <w16cex:commentExtensible w16cex:durableId="2AD996BF" w16cex:dateUtc="2026-06-09T09:25:00Z"/>
@@ -6267,7 +5812,7 @@
 </file>
 
 <file path=word/commentsIds.xml><?xml version="1.0" encoding="utf-8"?>
-<w16cid:commentsIds xmlns:mc="http://schemas.openxmlformats.org/markup-compatibility/2006" xmlns:w16cid="http://schemas.microsoft.com/office/word/2016/wordml/cid" mc:Ignorable="w16cid">
+<w16cid:commentsIds xmlns:wpc="http://schemas.microsoft.com/office/word/2010/wordprocessingCanvas" xmlns:cx="http://schemas.microsoft.com/office/drawing/2014/chartex" xmlns:cx1="http://schemas.microsoft.com/office/drawing/2015/9/8/chartex" xmlns:cx2="http://schemas.microsoft.com/office/drawing/2015/10/21/chartex" xmlns:cx3="http://schemas.microsoft.com/office/drawing/2016/5/9/chartex" xmlns:cx4="http://schemas.microsoft.com/office/drawing/2016/5/10/chartex" xmlns:cx5="http://schemas.microsoft.com/office/drawing/2016/5/11/chartex" xmlns:cx6="http://schemas.microsoft.com/office/drawing/2016/5/12/chartex" xmlns:cx7="http://schemas.microsoft.com/office/drawing/2016/5/13/chartex" xmlns:cx8="http://schemas.microsoft.com/office/drawing/2016/5/14/chartex" xmlns:mc="http://schemas.openxmlformats.org/markup-compatibility/2006" xmlns:aink="http://schemas.microsoft.com/office/drawing/2016/ink" xmlns:am3d="http://schemas.microsoft.com/office/drawing/2017/model3d" xmlns:o="urn:schemas-microsoft-com:office:office" xmlns:oel="http://schemas.microsoft.com/office/2019/extlst" xmlns:r="http://schemas.openxmlformats.org/officeDocument/2006/relationships" xmlns:m="http://schemas.openxmlformats.org/officeDocument/2006/math" xmlns:v="urn:schemas-microsoft-com:vml" xmlns:wp14="http://schemas.microsoft.com/office/word/2010/wordprocessingDrawing" xmlns:wp="http://schemas.openxmlformats.org/drawingml/2006/wordprocessingDrawing" xmlns:w10="urn:schemas-microsoft-com:office:word" xmlns:w="http://schemas.openxmlformats.org/wordprocessingml/2006/main" xmlns:w14="http://schemas.microsoft.com/office/word/2010/wordml" xmlns:w15="http://schemas.microsoft.com/office/word/2012/wordml" xmlns:w16cei="http://schemas.microsoft.com/office/word/2026/wordml/cei" xmlns:w16cex="http://schemas.microsoft.com/office/word/2018/wordml/cex" xmlns:w16cid="http://schemas.microsoft.com/office/word/2016/wordml/cid" xmlns:w16="http://schemas.microsoft.com/office/word/2018/wordml" xmlns:w16du="http://schemas.microsoft.com/office/word/2023/wordml/word16du" xmlns:w16sdtdh="http://schemas.microsoft.com/office/word/2020/wordml/sdtdatahash" xmlns:w16sdtfl="http://schemas.microsoft.com/office/word/2024/wordml/sdtformatlock" xmlns:w16se="http://schemas.microsoft.com/office/word/2015/wordml/symex" xmlns:wpg="http://schemas.microsoft.com/office/word/2010/wordprocessingGroup" xmlns:wpi="http://schemas.microsoft.com/office/word/2010/wordprocessingInk" xmlns:wne="http://schemas.microsoft.com/office/word/2006/wordml" xmlns:wps="http://schemas.microsoft.com/office/word/2010/wordprocessingShape" mc:Ignorable="w14 w15 w16se w16cid w16 w16cex w16sdtdh w16sdtfl w16du wp14">
   <w16cid:commentId w16cid:paraId="251423AC" w16cid:durableId="54361BF7"/>
   <w16cid:commentId w16cid:paraId="4C3FA642" w16cid:durableId="2CAFDC0B"/>
   <w16cid:commentId w16cid:paraId="37ACDCCD" w16cid:durableId="2AD996BF"/>
@@ -6275,7 +5820,7 @@
 </file>
 
 <file path=word/endnotes.xml><?xml version="1.0" encoding="utf-8"?>
-<w:endnotes xmlns:wpc="http://schemas.microsoft.com/office/word/2010/wordprocessingCanvas" xmlns:cx="http://schemas.microsoft.com/office/drawing/2014/chartex" xmlns:cx1="http://schemas.microsoft.com/office/drawing/2015/9/8/chartex" xmlns:cx2="http://schemas.microsoft.com/office/drawing/2015/10/21/chartex" xmlns:cx3="http://schemas.microsoft.com/office/drawing/2016/5/9/chartex" xmlns:cx4="http://schemas.microsoft.com/office/drawing/2016/5/10/chartex" xmlns:cx5="http://schemas.microsoft.com/office/drawing/2016/5/11/chartex" xmlns:cx6="http://schemas.microsoft.com/office/drawing/2016/5/12/chartex" xmlns:cx7="http://schemas.microsoft.com/office/drawing/2016/5/13/chartex" xmlns:cx8="http://schemas.microsoft.com/office/drawing/2016/5/14/chartex" xmlns:mc="http://schemas.openxmlformats.org/markup-compatibility/2006" xmlns:aink="http://schemas.microsoft.com/office/drawing/2016/ink" xmlns:am3d="http://schemas.microsoft.com/office/drawing/2017/model3d" xmlns:o="urn:schemas-microsoft-com:office:office" xmlns:oel="http://schemas.microsoft.com/office/2019/extlst" xmlns:r="http://schemas.openxmlformats.org/officeDocument/2006/relationships" xmlns:m="http://schemas.openxmlformats.org/officeDocument/2006/math" xmlns:v="urn:schemas-microsoft-com:vml" xmlns:wp14="http://schemas.microsoft.com/office/word/2010/wordprocessingDrawing" xmlns:wp="http://schemas.openxmlformats.org/drawingml/2006/wordprocessingDrawing" xmlns:w10="urn:schemas-microsoft-com:office:word" xmlns:w="http://schemas.openxmlformats.org/wordprocessingml/2006/main" xmlns:w14="http://schemas.microsoft.com/office/word/2010/wordml" xmlns:w15="http://schemas.microsoft.com/office/word/2012/wordml" xmlns:w16cex="http://schemas.microsoft.com/office/word/2018/wordml/cex" xmlns:w16cid="http://schemas.microsoft.com/office/word/2016/wordml/cid" xmlns:w16="http://schemas.microsoft.com/office/word/2018/wordml" xmlns:w16sdtdh="http://schemas.microsoft.com/office/word/2020/wordml/sdtdatahash" xmlns:w16se="http://schemas.microsoft.com/office/word/2015/wordml/symex" xmlns:wpg="http://schemas.microsoft.com/office/word/2010/wordprocessingGroup" xmlns:wpi="http://schemas.microsoft.com/office/word/2010/wordprocessingInk" xmlns:wne="http://schemas.microsoft.com/office/word/2006/wordml" xmlns:wps="http://schemas.microsoft.com/office/word/2010/wordprocessingShape" mc:Ignorable="w14 w15 w16se w16cid w16 w16cex w16sdtdh wp14">
+<w:endnotes xmlns:wpc="http://schemas.microsoft.com/office/word/2010/wordprocessingCanvas" xmlns:cx="http://schemas.microsoft.com/office/drawing/2014/chartex" xmlns:cx1="http://schemas.microsoft.com/office/drawing/2015/9/8/chartex" xmlns:cx2="http://schemas.microsoft.com/office/drawing/2015/10/21/chartex" xmlns:cx3="http://schemas.microsoft.com/office/drawing/2016/5/9/chartex" xmlns:cx4="http://schemas.microsoft.com/office/drawing/2016/5/10/chartex" xmlns:cx5="http://schemas.microsoft.com/office/drawing/2016/5/11/chartex" xmlns:cx6="http://schemas.microsoft.com/office/drawing/2016/5/12/chartex" xmlns:cx7="http://schemas.microsoft.com/office/drawing/2016/5/13/chartex" xmlns:cx8="http://schemas.microsoft.com/office/drawing/2016/5/14/chartex" xmlns:mc="http://schemas.openxmlformats.org/markup-compatibility/2006" xmlns:aink="http://schemas.microsoft.com/office/drawing/2016/ink" xmlns:am3d="http://schemas.microsoft.com/office/drawing/2017/model3d" xmlns:o="urn:schemas-microsoft-com:office:office" xmlns:oel="http://schemas.microsoft.com/office/2019/extlst" xmlns:r="http://schemas.openxmlformats.org/officeDocument/2006/relationships" xmlns:m="http://schemas.openxmlformats.org/officeDocument/2006/math" xmlns:v="urn:schemas-microsoft-com:vml" xmlns:wp14="http://schemas.microsoft.com/office/word/2010/wordprocessingDrawing" xmlns:wp="http://schemas.openxmlformats.org/drawingml/2006/wordprocessingDrawing" xmlns:w10="urn:schemas-microsoft-com:office:word" xmlns:w="http://schemas.openxmlformats.org/wordprocessingml/2006/main" xmlns:w14="http://schemas.microsoft.com/office/word/2010/wordml" xmlns:w15="http://schemas.microsoft.com/office/word/2012/wordml" xmlns:w16cei="http://schemas.microsoft.com/office/word/2026/wordml/cei" xmlns:w16cex="http://schemas.microsoft.com/office/word/2018/wordml/cex" xmlns:w16cid="http://schemas.microsoft.com/office/word/2016/wordml/cid" xmlns:w16="http://schemas.microsoft.com/office/word/2018/wordml" xmlns:w16du="http://schemas.microsoft.com/office/word/2023/wordml/word16du" xmlns:w16sdtdh="http://schemas.microsoft.com/office/word/2020/wordml/sdtdatahash" xmlns:w16sdtfl="http://schemas.microsoft.com/office/word/2024/wordml/sdtformatlock" xmlns:w16se="http://schemas.microsoft.com/office/word/2015/wordml/symex" xmlns:wpg="http://schemas.microsoft.com/office/word/2010/wordprocessingGroup" xmlns:wpi="http://schemas.microsoft.com/office/word/2010/wordprocessingInk" xmlns:wne="http://schemas.microsoft.com/office/word/2006/wordml" xmlns:wps="http://schemas.microsoft.com/office/word/2010/wordprocessingShape" mc:Ignorable="w14 w15 w16se w16cid w16 w16cex w16sdtdh w16sdtfl w16du wp14">
   <w:endnote w:type="separator" w:id="-1">
     <w:p>
       <w:pPr>
@@ -6300,10 +5845,10 @@
 </file>
 
 <file path=word/footer1.xml><?xml version="1.0" encoding="utf-8"?>
-<w:ftr xmlns:wpc="http://schemas.microsoft.com/office/word/2010/wordprocessingCanvas" xmlns:cx="http://schemas.microsoft.com/office/drawing/2014/chartex" xmlns:cx1="http://schemas.microsoft.com/office/drawing/2015/9/8/chartex" xmlns:cx2="http://schemas.microsoft.com/office/drawing/2015/10/21/chartex" xmlns:cx3="http://schemas.microsoft.com/office/drawing/2016/5/9/chartex" xmlns:cx4="http://schemas.microsoft.com/office/drawing/2016/5/10/chartex" xmlns:cx5="http://schemas.microsoft.com/office/drawing/2016/5/11/chartex" xmlns:cx6="http://schemas.microsoft.com/office/drawing/2016/5/12/chartex" xmlns:cx7="http://schemas.microsoft.com/office/drawing/2016/5/13/chartex" xmlns:cx8="http://schemas.microsoft.com/office/drawing/2016/5/14/chartex" xmlns:mc="http://schemas.openxmlformats.org/markup-compatibility/2006" xmlns:aink="http://schemas.microsoft.com/office/drawing/2016/ink" xmlns:am3d="http://schemas.microsoft.com/office/drawing/2017/model3d" xmlns:o="urn:schemas-microsoft-com:office:office" xmlns:oel="http://schemas.microsoft.com/office/2019/extlst" xmlns:r="http://schemas.openxmlformats.org/officeDocument/2006/relationships" xmlns:m="http://schemas.openxmlformats.org/officeDocument/2006/math" xmlns:v="urn:schemas-microsoft-com:vml" xmlns:wp14="http://schemas.microsoft.com/office/word/2010/wordprocessingDrawing" xmlns:wp="http://schemas.openxmlformats.org/drawingml/2006/wordprocessingDrawing" xmlns:w10="urn:schemas-microsoft-com:office:word" xmlns:w="http://schemas.openxmlformats.org/wordprocessingml/2006/main" xmlns:w14="http://schemas.microsoft.com/office/word/2010/wordml" xmlns:w15="http://schemas.microsoft.com/office/word/2012/wordml" xmlns:w16cex="http://schemas.microsoft.com/office/word/2018/wordml/cex" xmlns:w16cid="http://schemas.microsoft.com/office/word/2016/wordml/cid" xmlns:w16="http://schemas.microsoft.com/office/word/2018/wordml" xmlns:w16sdtdh="http://schemas.microsoft.com/office/word/2020/wordml/sdtdatahash" xmlns:w16se="http://schemas.microsoft.com/office/word/2015/wordml/symex" xmlns:wpg="http://schemas.microsoft.com/office/word/2010/wordprocessingGroup" xmlns:wpi="http://schemas.microsoft.com/office/word/2010/wordprocessingInk" xmlns:wne="http://schemas.microsoft.com/office/word/2006/wordml" xmlns:wps="http://schemas.microsoft.com/office/word/2010/wordprocessingShape" xmlns:a="http://schemas.openxmlformats.org/drawingml/2006/main" xmlns:pic="http://schemas.openxmlformats.org/drawingml/2006/picture" xmlns:a14="http://schemas.microsoft.com/office/drawing/2010/main" mc:Ignorable="w14 w15 w16se w16cid w16 w16cex w16sdtdh wp14">
+<w:ftr xmlns:wpc="http://schemas.microsoft.com/office/word/2010/wordprocessingCanvas" xmlns:cx="http://schemas.microsoft.com/office/drawing/2014/chartex" xmlns:cx1="http://schemas.microsoft.com/office/drawing/2015/9/8/chartex" xmlns:cx2="http://schemas.microsoft.com/office/drawing/2015/10/21/chartex" xmlns:cx3="http://schemas.microsoft.com/office/drawing/2016/5/9/chartex" xmlns:cx4="http://schemas.microsoft.com/office/drawing/2016/5/10/chartex" xmlns:cx5="http://schemas.microsoft.com/office/drawing/2016/5/11/chartex" xmlns:cx6="http://schemas.microsoft.com/office/drawing/2016/5/12/chartex" xmlns:cx7="http://schemas.microsoft.com/office/drawing/2016/5/13/chartex" xmlns:cx8="http://schemas.microsoft.com/office/drawing/2016/5/14/chartex" xmlns:mc="http://schemas.openxmlformats.org/markup-compatibility/2006" xmlns:aink="http://schemas.microsoft.com/office/drawing/2016/ink" xmlns:am3d="http://schemas.microsoft.com/office/drawing/2017/model3d" xmlns:o="urn:schemas-microsoft-com:office:office" xmlns:oel="http://schemas.microsoft.com/office/2019/extlst" xmlns:r="http://schemas.openxmlformats.org/officeDocument/2006/relationships" xmlns:m="http://schemas.openxmlformats.org/officeDocument/2006/math" xmlns:v="urn:schemas-microsoft-com:vml" xmlns:wp14="http://schemas.microsoft.com/office/word/2010/wordprocessingDrawing" xmlns:wp="http://schemas.openxmlformats.org/drawingml/2006/wordprocessingDrawing" xmlns:w10="urn:schemas-microsoft-com:office:word" xmlns:w="http://schemas.openxmlformats.org/wordprocessingml/2006/main" xmlns:w14="http://schemas.microsoft.com/office/word/2010/wordml" xmlns:w15="http://schemas.microsoft.com/office/word/2012/wordml" xmlns:w16cei="http://schemas.microsoft.com/office/word/2026/wordml/cei" xmlns:w16cex="http://schemas.microsoft.com/office/word/2018/wordml/cex" xmlns:w16cid="http://schemas.microsoft.com/office/word/2016/wordml/cid" xmlns:w16="http://schemas.microsoft.com/office/word/2018/wordml" xmlns:w16du="http://schemas.microsoft.com/office/word/2023/wordml/word16du" xmlns:w16sdtdh="http://schemas.microsoft.com/office/word/2020/wordml/sdtdatahash" xmlns:w16sdtfl="http://schemas.microsoft.com/office/word/2024/wordml/sdtformatlock" xmlns:w16se="http://schemas.microsoft.com/office/word/2015/wordml/symex" xmlns:wpg="http://schemas.microsoft.com/office/word/2010/wordprocessingGroup" xmlns:wpi="http://schemas.microsoft.com/office/word/2010/wordprocessingInk" xmlns:wne="http://schemas.microsoft.com/office/word/2006/wordml" xmlns:wps="http://schemas.microsoft.com/office/word/2010/wordprocessingShape" mc:Ignorable="w14 w15 w16se w16cid w16 w16cex w16sdtdh w16sdtfl w16du wp14">
   <w:p>
     <w:pPr>
-      <w:pStyle w:val="Zpat"/>
+      <w:pStyle w:val="Footer"/>
       <w:jc w:val="right"/>
     </w:pPr>
     <w:r>
@@ -6387,7 +5932,7 @@
 </file>
 
 <file path=word/footnotes.xml><?xml version="1.0" encoding="utf-8"?>
-<w:footnotes xmlns:wpc="http://schemas.microsoft.com/office/word/2010/wordprocessingCanvas" xmlns:cx="http://schemas.microsoft.com/office/drawing/2014/chartex" xmlns:cx1="http://schemas.microsoft.com/office/drawing/2015/9/8/chartex" xmlns:cx2="http://schemas.microsoft.com/office/drawing/2015/10/21/chartex" xmlns:cx3="http://schemas.microsoft.com/office/drawing/2016/5/9/chartex" xmlns:cx4="http://schemas.microsoft.com/office/drawing/2016/5/10/chartex" xmlns:cx5="http://schemas.microsoft.com/office/drawing/2016/5/11/chartex" xmlns:cx6="http://schemas.microsoft.com/office/drawing/2016/5/12/chartex" xmlns:cx7="http://schemas.microsoft.com/office/drawing/2016/5/13/chartex" xmlns:cx8="http://schemas.microsoft.com/office/drawing/2016/5/14/chartex" xmlns:mc="http://schemas.openxmlformats.org/markup-compatibility/2006" xmlns:aink="http://schemas.microsoft.com/office/drawing/2016/ink" xmlns:am3d="http://schemas.microsoft.com/office/drawing/2017/model3d" xmlns:o="urn:schemas-microsoft-com:office:office" xmlns:oel="http://schemas.microsoft.com/office/2019/extlst" xmlns:r="http://schemas.openxmlformats.org/officeDocument/2006/relationships" xmlns:m="http://schemas.openxmlformats.org/officeDocument/2006/math" xmlns:v="urn:schemas-microsoft-com:vml" xmlns:wp14="http://schemas.microsoft.com/office/word/2010/wordprocessingDrawing" xmlns:wp="http://schemas.openxmlformats.org/drawingml/2006/wordprocessingDrawing" xmlns:w10="urn:schemas-microsoft-com:office:word" xmlns:w="http://schemas.openxmlformats.org/wordprocessingml/2006/main" xmlns:w14="http://schemas.microsoft.com/office/word/2010/wordml" xmlns:w15="http://schemas.microsoft.com/office/word/2012/wordml" xmlns:w16cex="http://schemas.microsoft.com/office/word/2018/wordml/cex" xmlns:w16cid="http://schemas.microsoft.com/office/word/2016/wordml/cid" xmlns:w16="http://schemas.microsoft.com/office/word/2018/wordml" xmlns:w16sdtdh="http://schemas.microsoft.com/office/word/2020/wordml/sdtdatahash" xmlns:w16se="http://schemas.microsoft.com/office/word/2015/wordml/symex" xmlns:wpg="http://schemas.microsoft.com/office/word/2010/wordprocessingGroup" xmlns:wpi="http://schemas.microsoft.com/office/word/2010/wordprocessingInk" xmlns:wne="http://schemas.microsoft.com/office/word/2006/wordml" xmlns:wps="http://schemas.microsoft.com/office/word/2010/wordprocessingShape" mc:Ignorable="w14 w15 w16se w16cid w16 w16cex w16sdtdh wp14">
+<w:footnotes xmlns:wpc="http://schemas.microsoft.com/office/word/2010/wordprocessingCanvas" xmlns:cx="http://schemas.microsoft.com/office/drawing/2014/chartex" xmlns:cx1="http://schemas.microsoft.com/office/drawing/2015/9/8/chartex" xmlns:cx2="http://schemas.microsoft.com/office/drawing/2015/10/21/chartex" xmlns:cx3="http://schemas.microsoft.com/office/drawing/2016/5/9/chartex" xmlns:cx4="http://schemas.microsoft.com/office/drawing/2016/5/10/chartex" xmlns:cx5="http://schemas.microsoft.com/office/drawing/2016/5/11/chartex" xmlns:cx6="http://schemas.microsoft.com/office/drawing/2016/5/12/chartex" xmlns:cx7="http://schemas.microsoft.com/office/drawing/2016/5/13/chartex" xmlns:cx8="http://schemas.microsoft.com/office/drawing/2016/5/14/chartex" xmlns:mc="http://schemas.openxmlformats.org/markup-compatibility/2006" xmlns:aink="http://schemas.microsoft.com/office/drawing/2016/ink" xmlns:am3d="http://schemas.microsoft.com/office/drawing/2017/model3d" xmlns:o="urn:schemas-microsoft-com:office:office" xmlns:oel="http://schemas.microsoft.com/office/2019/extlst" xmlns:r="http://schemas.openxmlformats.org/officeDocument/2006/relationships" xmlns:m="http://schemas.openxmlformats.org/officeDocument/2006/math" xmlns:v="urn:schemas-microsoft-com:vml" xmlns:wp14="http://schemas.microsoft.com/office/word/2010/wordprocessingDrawing" xmlns:wp="http://schemas.openxmlformats.org/drawingml/2006/wordprocessingDrawing" xmlns:w10="urn:schemas-microsoft-com:office:word" xmlns:w="http://schemas.openxmlformats.org/wordprocessingml/2006/main" xmlns:w14="http://schemas.microsoft.com/office/word/2010/wordml" xmlns:w15="http://schemas.microsoft.com/office/word/2012/wordml" xmlns:w16cei="http://schemas.microsoft.com/office/word/2026/wordml/cei" xmlns:w16cex="http://schemas.microsoft.com/office/word/2018/wordml/cex" xmlns:w16cid="http://schemas.microsoft.com/office/word/2016/wordml/cid" xmlns:w16="http://schemas.microsoft.com/office/word/2018/wordml" xmlns:w16du="http://schemas.microsoft.com/office/word/2023/wordml/word16du" xmlns:w16sdtdh="http://schemas.microsoft.com/office/word/2020/wordml/sdtdatahash" xmlns:w16sdtfl="http://schemas.microsoft.com/office/word/2024/wordml/sdtformatlock" xmlns:w16se="http://schemas.microsoft.com/office/word/2015/wordml/symex" xmlns:wpg="http://schemas.microsoft.com/office/word/2010/wordprocessingGroup" xmlns:wpi="http://schemas.microsoft.com/office/word/2010/wordprocessingInk" xmlns:wne="http://schemas.microsoft.com/office/word/2006/wordml" xmlns:wps="http://schemas.microsoft.com/office/word/2010/wordprocessingShape" mc:Ignorable="w14 w15 w16se w16cid w16 w16cex w16sdtdh w16sdtfl w16du wp14">
   <w:footnote w:type="separator" w:id="-1">
     <w:p>
       <w:pPr>
@@ -6412,22 +5957,22 @@
 </file>
 
 <file path=word/header1.xml><?xml version="1.0" encoding="utf-8"?>
-<w:hdr xmlns:wpc="http://schemas.microsoft.com/office/word/2010/wordprocessingCanvas" xmlns:cx="http://schemas.microsoft.com/office/drawing/2014/chartex" xmlns:cx1="http://schemas.microsoft.com/office/drawing/2015/9/8/chartex" xmlns:cx2="http://schemas.microsoft.com/office/drawing/2015/10/21/chartex" xmlns:cx3="http://schemas.microsoft.com/office/drawing/2016/5/9/chartex" xmlns:cx4="http://schemas.microsoft.com/office/drawing/2016/5/10/chartex" xmlns:cx5="http://schemas.microsoft.com/office/drawing/2016/5/11/chartex" xmlns:cx6="http://schemas.microsoft.com/office/drawing/2016/5/12/chartex" xmlns:cx7="http://schemas.microsoft.com/office/drawing/2016/5/13/chartex" xmlns:cx8="http://schemas.microsoft.com/office/drawing/2016/5/14/chartex" xmlns:mc="http://schemas.openxmlformats.org/markup-compatibility/2006" xmlns:aink="http://schemas.microsoft.com/office/drawing/2016/ink" xmlns:am3d="http://schemas.microsoft.com/office/drawing/2017/model3d" xmlns:o="urn:schemas-microsoft-com:office:office" xmlns:oel="http://schemas.microsoft.com/office/2019/extlst" xmlns:r="http://schemas.openxmlformats.org/officeDocument/2006/relationships" xmlns:m="http://schemas.openxmlformats.org/officeDocument/2006/math" xmlns:v="urn:schemas-microsoft-com:vml" xmlns:wp14="http://schemas.microsoft.com/office/word/2010/wordprocessingDrawing" xmlns:wp="http://schemas.openxmlformats.org/drawingml/2006/wordprocessingDrawing" xmlns:w10="urn:schemas-microsoft-com:office:word" xmlns:w="http://schemas.openxmlformats.org/wordprocessingml/2006/main" xmlns:w14="http://schemas.microsoft.com/office/word/2010/wordml" xmlns:w15="http://schemas.microsoft.com/office/word/2012/wordml" xmlns:w16cex="http://schemas.microsoft.com/office/word/2018/wordml/cex" xmlns:w16cid="http://schemas.microsoft.com/office/word/2016/wordml/cid" xmlns:w16="http://schemas.microsoft.com/office/word/2018/wordml" xmlns:w16sdtdh="http://schemas.microsoft.com/office/word/2020/wordml/sdtdatahash" xmlns:w16se="http://schemas.microsoft.com/office/word/2015/wordml/symex" xmlns:wpg="http://schemas.microsoft.com/office/word/2010/wordprocessingGroup" xmlns:wpi="http://schemas.microsoft.com/office/word/2010/wordprocessingInk" xmlns:wne="http://schemas.microsoft.com/office/word/2006/wordml" xmlns:wps="http://schemas.microsoft.com/office/word/2010/wordprocessingShape" mc:Ignorable="w14 w15 w16se w16cid w16 w16cex w16sdtdh wp14">
+<w:hdr xmlns:wpc="http://schemas.microsoft.com/office/word/2010/wordprocessingCanvas" xmlns:cx="http://schemas.microsoft.com/office/drawing/2014/chartex" xmlns:cx1="http://schemas.microsoft.com/office/drawing/2015/9/8/chartex" xmlns:cx2="http://schemas.microsoft.com/office/drawing/2015/10/21/chartex" xmlns:cx3="http://schemas.microsoft.com/office/drawing/2016/5/9/chartex" xmlns:cx4="http://schemas.microsoft.com/office/drawing/2016/5/10/chartex" xmlns:cx5="http://schemas.microsoft.com/office/drawing/2016/5/11/chartex" xmlns:cx6="http://schemas.microsoft.com/office/drawing/2016/5/12/chartex" xmlns:cx7="http://schemas.microsoft.com/office/drawing/2016/5/13/chartex" xmlns:cx8="http://schemas.microsoft.com/office/drawing/2016/5/14/chartex" xmlns:mc="http://schemas.openxmlformats.org/markup-compatibility/2006" xmlns:aink="http://schemas.microsoft.com/office/drawing/2016/ink" xmlns:am3d="http://schemas.microsoft.com/office/drawing/2017/model3d" xmlns:o="urn:schemas-microsoft-com:office:office" xmlns:oel="http://schemas.microsoft.com/office/2019/extlst" xmlns:r="http://schemas.openxmlformats.org/officeDocument/2006/relationships" xmlns:m="http://schemas.openxmlformats.org/officeDocument/2006/math" xmlns:v="urn:schemas-microsoft-com:vml" xmlns:wp14="http://schemas.microsoft.com/office/word/2010/wordprocessingDrawing" xmlns:wp="http://schemas.openxmlformats.org/drawingml/2006/wordprocessingDrawing" xmlns:w10="urn:schemas-microsoft-com:office:word" xmlns:w="http://schemas.openxmlformats.org/wordprocessingml/2006/main" xmlns:w14="http://schemas.microsoft.com/office/word/2010/wordml" xmlns:w15="http://schemas.microsoft.com/office/word/2012/wordml" xmlns:w16cei="http://schemas.microsoft.com/office/word/2026/wordml/cei" xmlns:w16cex="http://schemas.microsoft.com/office/word/2018/wordml/cex" xmlns:w16cid="http://schemas.microsoft.com/office/word/2016/wordml/cid" xmlns:w16="http://schemas.microsoft.com/office/word/2018/wordml" xmlns:w16du="http://schemas.microsoft.com/office/word/2023/wordml/word16du" xmlns:w16sdtdh="http://schemas.microsoft.com/office/word/2020/wordml/sdtdatahash" xmlns:w16sdtfl="http://schemas.microsoft.com/office/word/2024/wordml/sdtformatlock" xmlns:w16se="http://schemas.microsoft.com/office/word/2015/wordml/symex" xmlns:wpg="http://schemas.microsoft.com/office/word/2010/wordprocessingGroup" xmlns:wpi="http://schemas.microsoft.com/office/word/2010/wordprocessingInk" xmlns:wne="http://schemas.microsoft.com/office/word/2006/wordml" xmlns:wps="http://schemas.microsoft.com/office/word/2010/wordprocessingShape" mc:Ignorable="w14 w15 w16se w16cid w16 w16cex w16sdtdh w16sdtfl w16du wp14">
   <w:p>
     <w:pPr>
-      <w:pStyle w:val="Zhlav"/>
+      <w:pStyle w:val="Header"/>
     </w:pPr>
   </w:p>
   <w:p>
     <w:pPr>
-      <w:pStyle w:val="Zhlav"/>
+      <w:pStyle w:val="Header"/>
     </w:pPr>
   </w:p>
 </w:hdr>
 </file>
 
 <file path=word/numbering.xml><?xml version="1.0" encoding="utf-8"?>
-<w:numbering xmlns:wpc="http://schemas.microsoft.com/office/word/2010/wordprocessingCanvas" xmlns:cx="http://schemas.microsoft.com/office/drawing/2014/chartex" xmlns:cx1="http://schemas.microsoft.com/office/drawing/2015/9/8/chartex" xmlns:cx2="http://schemas.microsoft.com/office/drawing/2015/10/21/chartex" xmlns:cx3="http://schemas.microsoft.com/office/drawing/2016/5/9/chartex" xmlns:cx4="http://schemas.microsoft.com/office/drawing/2016/5/10/chartex" xmlns:cx5="http://schemas.microsoft.com/office/drawing/2016/5/11/chartex" xmlns:cx6="http://schemas.microsoft.com/office/drawing/2016/5/12/chartex" xmlns:cx7="http://schemas.microsoft.com/office/drawing/2016/5/13/chartex" xmlns:cx8="http://schemas.microsoft.com/office/drawing/2016/5/14/chartex" xmlns:mc="http://schemas.openxmlformats.org/markup-compatibility/2006" xmlns:aink="http://schemas.microsoft.com/office/drawing/2016/ink" xmlns:am3d="http://schemas.microsoft.com/office/drawing/2017/model3d" xmlns:o="urn:schemas-microsoft-com:office:office" xmlns:oel="http://schemas.microsoft.com/office/2019/extlst" xmlns:r="http://schemas.openxmlformats.org/officeDocument/2006/relationships" xmlns:m="http://schemas.openxmlformats.org/officeDocument/2006/math" xmlns:v="urn:schemas-microsoft-com:vml" xmlns:wp14="http://schemas.microsoft.com/office/word/2010/wordprocessingDrawing" xmlns:wp="http://schemas.openxmlformats.org/drawingml/2006/wordprocessingDrawing" xmlns:w10="urn:schemas-microsoft-com:office:word" xmlns:w="http://schemas.openxmlformats.org/wordprocessingml/2006/main" xmlns:w14="http://schemas.microsoft.com/office/word/2010/wordml" xmlns:w15="http://schemas.microsoft.com/office/word/2012/wordml" xmlns:w16cex="http://schemas.microsoft.com/office/word/2018/wordml/cex" xmlns:w16cid="http://schemas.microsoft.com/office/word/2016/wordml/cid" xmlns:w16="http://schemas.microsoft.com/office/word/2018/wordml" xmlns:w16sdtdh="http://schemas.microsoft.com/office/word/2020/wordml/sdtdatahash" xmlns:w16se="http://schemas.microsoft.com/office/word/2015/wordml/symex" xmlns:wpg="http://schemas.microsoft.com/office/word/2010/wordprocessingGroup" xmlns:wpi="http://schemas.microsoft.com/office/word/2010/wordprocessingInk" xmlns:wne="http://schemas.microsoft.com/office/word/2006/wordml" xmlns:wps="http://schemas.microsoft.com/office/word/2010/wordprocessingShape" mc:Ignorable="w14 w15 w16se w16cid w16 w16cex w16sdtdh wp14">
+<w:numbering xmlns:wpc="http://schemas.microsoft.com/office/word/2010/wordprocessingCanvas" xmlns:cx="http://schemas.microsoft.com/office/drawing/2014/chartex" xmlns:cx1="http://schemas.microsoft.com/office/drawing/2015/9/8/chartex" xmlns:cx2="http://schemas.microsoft.com/office/drawing/2015/10/21/chartex" xmlns:cx3="http://schemas.microsoft.com/office/drawing/2016/5/9/chartex" xmlns:cx4="http://schemas.microsoft.com/office/drawing/2016/5/10/chartex" xmlns:cx5="http://schemas.microsoft.com/office/drawing/2016/5/11/chartex" xmlns:cx6="http://schemas.microsoft.com/office/drawing/2016/5/12/chartex" xmlns:cx7="http://schemas.microsoft.com/office/drawing/2016/5/13/chartex" xmlns:cx8="http://schemas.microsoft.com/office/drawing/2016/5/14/chartex" xmlns:mc="http://schemas.openxmlformats.org/markup-compatibility/2006" xmlns:aink="http://schemas.microsoft.com/office/drawing/2016/ink" xmlns:am3d="http://schemas.microsoft.com/office/drawing/2017/model3d" xmlns:o="urn:schemas-microsoft-com:office:office" xmlns:oel="http://schemas.microsoft.com/office/2019/extlst" xmlns:r="http://schemas.openxmlformats.org/officeDocument/2006/relationships" xmlns:m="http://schemas.openxmlformats.org/officeDocument/2006/math" xmlns:v="urn:schemas-microsoft-com:vml" xmlns:wp14="http://schemas.microsoft.com/office/word/2010/wordprocessingDrawing" xmlns:wp="http://schemas.openxmlformats.org/drawingml/2006/wordprocessingDrawing" xmlns:w10="urn:schemas-microsoft-com:office:word" xmlns:w="http://schemas.openxmlformats.org/wordprocessingml/2006/main" xmlns:w14="http://schemas.microsoft.com/office/word/2010/wordml" xmlns:w15="http://schemas.microsoft.com/office/word/2012/wordml" xmlns:w16cei="http://schemas.microsoft.com/office/word/2026/wordml/cei" xmlns:w16cex="http://schemas.microsoft.com/office/word/2018/wordml/cex" xmlns:w16cid="http://schemas.microsoft.com/office/word/2016/wordml/cid" xmlns:w16="http://schemas.microsoft.com/office/word/2018/wordml" xmlns:w16du="http://schemas.microsoft.com/office/word/2023/wordml/word16du" xmlns:w16sdtdh="http://schemas.microsoft.com/office/word/2020/wordml/sdtdatahash" xmlns:w16sdtfl="http://schemas.microsoft.com/office/word/2024/wordml/sdtformatlock" xmlns:w16se="http://schemas.microsoft.com/office/word/2015/wordml/symex" xmlns:wpg="http://schemas.microsoft.com/office/word/2010/wordprocessingGroup" xmlns:wpi="http://schemas.microsoft.com/office/word/2010/wordprocessingInk" xmlns:wne="http://schemas.microsoft.com/office/word/2006/wordml" xmlns:wps="http://schemas.microsoft.com/office/word/2010/wordprocessingShape" mc:Ignorable="w14 w15 w16se w16cid w16 w16cex w16sdtdh w16sdtfl w16du wp14">
   <w:abstractNum w:abstractNumId="0" w15:restartNumberingAfterBreak="0">
     <w:nsid w:val="026F0EC1"/>
     <w:multiLevelType w:val="hybridMultilevel"/>
@@ -6530,7 +6075,7 @@
         <w:ind w:left="1440" w:hanging="360"/>
       </w:pPr>
       <w:rPr>
-        <w:rFonts w:hint="default" w:asciiTheme="minorHAnsi" w:hAnsiTheme="minorHAnsi" w:cstheme="minorBidi"/>
+        <w:rFonts w:asciiTheme="minorHAnsi" w:hAnsiTheme="minorHAnsi" w:cstheme="minorBidi" w:hint="default"/>
         <w:b w:val="0"/>
         <w:bCs w:val="0"/>
         <w:color w:val="auto"/>
@@ -7675,7 +7220,7 @@
         <w:ind w:left="1440" w:hanging="360"/>
       </w:pPr>
       <w:rPr>
-        <w:rFonts w:hint="default" w:asciiTheme="minorHAnsi" w:hAnsiTheme="minorHAnsi" w:cstheme="minorBidi"/>
+        <w:rFonts w:asciiTheme="minorHAnsi" w:hAnsiTheme="minorHAnsi" w:cstheme="minorBidi" w:hint="default"/>
         <w:b w:val="0"/>
         <w:bCs w:val="0"/>
         <w:color w:val="auto"/>
@@ -8286,7 +7831,7 @@
         <w:ind w:left="1440" w:hanging="360"/>
       </w:pPr>
       <w:rPr>
-        <w:rFonts w:hint="default" w:asciiTheme="minorHAnsi" w:hAnsiTheme="minorHAnsi" w:cstheme="minorBidi"/>
+        <w:rFonts w:asciiTheme="minorHAnsi" w:hAnsiTheme="minorHAnsi" w:cstheme="minorBidi" w:hint="default"/>
         <w:b w:val="0"/>
         <w:bCs w:val="0"/>
         <w:color w:val="auto"/>
@@ -9458,19 +9003,22 @@
 </file>
 
 <file path=word/people.xml><?xml version="1.0" encoding="utf-8"?>
-<w15:people xmlns:wpc="http://schemas.microsoft.com/office/word/2010/wordprocessingCanvas" xmlns:cx="http://schemas.microsoft.com/office/drawing/2014/chartex" xmlns:cx1="http://schemas.microsoft.com/office/drawing/2015/9/8/chartex" xmlns:cx2="http://schemas.microsoft.com/office/drawing/2015/10/21/chartex" xmlns:cx3="http://schemas.microsoft.com/office/drawing/2016/5/9/chartex" xmlns:cx4="http://schemas.microsoft.com/office/drawing/2016/5/10/chartex" xmlns:cx5="http://schemas.microsoft.com/office/drawing/2016/5/11/chartex" xmlns:cx6="http://schemas.microsoft.com/office/drawing/2016/5/12/chartex" xmlns:cx7="http://schemas.microsoft.com/office/drawing/2016/5/13/chartex" xmlns:cx8="http://schemas.microsoft.com/office/drawing/2016/5/14/chartex" xmlns:mc="http://schemas.openxmlformats.org/markup-compatibility/2006" xmlns:aink="http://schemas.microsoft.com/office/drawing/2016/ink" xmlns:am3d="http://schemas.microsoft.com/office/drawing/2017/model3d" xmlns:o="urn:schemas-microsoft-com:office:office" xmlns:oel="http://schemas.microsoft.com/office/2019/extlst" xmlns:r="http://schemas.openxmlformats.org/officeDocument/2006/relationships" xmlns:m="http://schemas.openxmlformats.org/officeDocument/2006/math" xmlns:v="urn:schemas-microsoft-com:vml" xmlns:wp14="http://schemas.microsoft.com/office/word/2010/wordprocessingDrawing" xmlns:wp="http://schemas.openxmlformats.org/drawingml/2006/wordprocessingDrawing" xmlns:w10="urn:schemas-microsoft-com:office:word" xmlns:w="http://schemas.openxmlformats.org/wordprocessingml/2006/main" xmlns:w14="http://schemas.microsoft.com/office/word/2010/wordml" xmlns:w15="http://schemas.microsoft.com/office/word/2012/wordml" xmlns:w16cex="http://schemas.microsoft.com/office/word/2018/wordml/cex" xmlns:w16cid="http://schemas.microsoft.com/office/word/2016/wordml/cid" xmlns:w16="http://schemas.microsoft.com/office/word/2018/wordml" xmlns:w16sdtdh="http://schemas.microsoft.com/office/word/2020/wordml/sdtdatahash" xmlns:w16se="http://schemas.microsoft.com/office/word/2015/wordml/symex" xmlns:wpg="http://schemas.microsoft.com/office/word/2010/wordprocessingGroup" xmlns:wpi="http://schemas.microsoft.com/office/word/2010/wordprocessingInk" xmlns:wne="http://schemas.microsoft.com/office/word/2006/wordml" xmlns:wps="http://schemas.microsoft.com/office/word/2010/wordprocessingShape" mc:Ignorable="w14 w15 w16se w16cid w16 w16cex w16sdtdh wp14">
+<w15:people xmlns:wpc="http://schemas.microsoft.com/office/word/2010/wordprocessingCanvas" xmlns:cx="http://schemas.microsoft.com/office/drawing/2014/chartex" xmlns:cx1="http://schemas.microsoft.com/office/drawing/2015/9/8/chartex" xmlns:cx2="http://schemas.microsoft.com/office/drawing/2015/10/21/chartex" xmlns:cx3="http://schemas.microsoft.com/office/drawing/2016/5/9/chartex" xmlns:cx4="http://schemas.microsoft.com/office/drawing/2016/5/10/chartex" xmlns:cx5="http://schemas.microsoft.com/office/drawing/2016/5/11/chartex" xmlns:cx6="http://schemas.microsoft.com/office/drawing/2016/5/12/chartex" xmlns:cx7="http://schemas.microsoft.com/office/drawing/2016/5/13/chartex" xmlns:cx8="http://schemas.microsoft.com/office/drawing/2016/5/14/chartex" xmlns:mc="http://schemas.openxmlformats.org/markup-compatibility/2006" xmlns:aink="http://schemas.microsoft.com/office/drawing/2016/ink" xmlns:am3d="http://schemas.microsoft.com/office/drawing/2017/model3d" xmlns:o="urn:schemas-microsoft-com:office:office" xmlns:oel="http://schemas.microsoft.com/office/2019/extlst" xmlns:r="http://schemas.openxmlformats.org/officeDocument/2006/relationships" xmlns:m="http://schemas.openxmlformats.org/officeDocument/2006/math" xmlns:v="urn:schemas-microsoft-com:vml" xmlns:wp14="http://schemas.microsoft.com/office/word/2010/wordprocessingDrawing" xmlns:wp="http://schemas.openxmlformats.org/drawingml/2006/wordprocessingDrawing" xmlns:w10="urn:schemas-microsoft-com:office:word" xmlns:w="http://schemas.openxmlformats.org/wordprocessingml/2006/main" xmlns:w14="http://schemas.microsoft.com/office/word/2010/wordml" xmlns:w15="http://schemas.microsoft.com/office/word/2012/wordml" xmlns:w16cei="http://schemas.microsoft.com/office/word/2026/wordml/cei" xmlns:w16cex="http://schemas.microsoft.com/office/word/2018/wordml/cex" xmlns:w16cid="http://schemas.microsoft.com/office/word/2016/wordml/cid" xmlns:w16="http://schemas.microsoft.com/office/word/2018/wordml" xmlns:w16du="http://schemas.microsoft.com/office/word/2023/wordml/word16du" xmlns:w16sdtdh="http://schemas.microsoft.com/office/word/2020/wordml/sdtdatahash" xmlns:w16sdtfl="http://schemas.microsoft.com/office/word/2024/wordml/sdtformatlock" xmlns:w16se="http://schemas.microsoft.com/office/word/2015/wordml/symex" xmlns:wpg="http://schemas.microsoft.com/office/word/2010/wordprocessingGroup" xmlns:wpi="http://schemas.microsoft.com/office/word/2010/wordprocessingInk" xmlns:wne="http://schemas.microsoft.com/office/word/2006/wordml" xmlns:wps="http://schemas.microsoft.com/office/word/2010/wordprocessingShape" mc:Ignorable="w14 w15 w16se w16cid w16 w16cex w16sdtdh w16sdtfl w16du wp14">
   <w15:person w15:author="NH">
     <w15:presenceInfo w15:providerId="None" w15:userId="NH"/>
+  </w15:person>
+  <w15:person w15:author="Tomáš Najman">
+    <w15:presenceInfo w15:providerId="Windows Live" w15:userId="fb2e85e9ae2e36ac"/>
   </w15:person>
 </w15:people>
 </file>
 
 <file path=word/styles.xml><?xml version="1.0" encoding="utf-8"?>
-<w:styles xmlns:wp14="http://schemas.microsoft.com/office/word/2010/wordprocessingDrawing" xmlns:mc="http://schemas.openxmlformats.org/markup-compatibility/2006" xmlns:r="http://schemas.openxmlformats.org/officeDocument/2006/relationships" xmlns:w="http://schemas.openxmlformats.org/wordprocessingml/2006/main" xmlns:w14="http://schemas.microsoft.com/office/word/2010/wordml" xmlns:w15="http://schemas.microsoft.com/office/word/2012/wordml" xmlns:w16cex="http://schemas.microsoft.com/office/word/2018/wordml/cex" xmlns:w16cid="http://schemas.microsoft.com/office/word/2016/wordml/cid" xmlns:w16="http://schemas.microsoft.com/office/word/2018/wordml" xmlns:w16sdtdh="http://schemas.microsoft.com/office/word/2020/wordml/sdtdatahash" xmlns:w16se="http://schemas.microsoft.com/office/word/2015/wordml/symex" mc:Ignorable="w14 w15 w16se w16cid w16 w16cex w16sdtdh wp14">
+<w:styles xmlns:mc="http://schemas.openxmlformats.org/markup-compatibility/2006" xmlns:r="http://schemas.openxmlformats.org/officeDocument/2006/relationships" xmlns:w="http://schemas.openxmlformats.org/wordprocessingml/2006/main" xmlns:w14="http://schemas.microsoft.com/office/word/2010/wordml" xmlns:w15="http://schemas.microsoft.com/office/word/2012/wordml" xmlns:w16cex="http://schemas.microsoft.com/office/word/2018/wordml/cex" xmlns:w16cid="http://schemas.microsoft.com/office/word/2016/wordml/cid" xmlns:w16="http://schemas.microsoft.com/office/word/2018/wordml" xmlns:w16du="http://schemas.microsoft.com/office/word/2023/wordml/word16du" xmlns:w16sdtdh="http://schemas.microsoft.com/office/word/2020/wordml/sdtdatahash" xmlns:w16sdtfl="http://schemas.microsoft.com/office/word/2024/wordml/sdtformatlock" xmlns:w16se="http://schemas.microsoft.com/office/word/2015/wordml/symex" mc:Ignorable="w14 w15 w16se w16cid w16 w16cex w16sdtdh w16sdtfl w16du">
   <w:docDefaults>
     <w:rPrDefault>
       <w:rPr>
-        <w:rFonts w:asciiTheme="minorHAnsi" w:hAnsiTheme="minorHAnsi" w:eastAsiaTheme="minorHAnsi" w:cstheme="minorBidi"/>
+        <w:rFonts w:asciiTheme="minorHAnsi" w:eastAsiaTheme="minorHAnsi" w:hAnsiTheme="minorHAnsi" w:cstheme="minorBidi"/>
         <w:sz w:val="22"/>
         <w:szCs w:val="22"/>
         <w:lang w:val="cs-CZ" w:eastAsia="en-US" w:bidi="ar-SA"/>
@@ -9485,14 +9033,14 @@
   <w:latentStyles w:defLockedState="0" w:defUIPriority="99" w:defSemiHidden="0" w:defUnhideWhenUsed="0" w:defQFormat="0" w:count="376">
     <w:lsdException w:name="Normal" w:uiPriority="0" w:qFormat="1"/>
     <w:lsdException w:name="heading 1" w:uiPriority="9" w:qFormat="1"/>
-    <w:lsdException w:name="heading 2" w:uiPriority="9" w:semiHidden="1" w:unhideWhenUsed="1" w:qFormat="1"/>
-    <w:lsdException w:name="heading 3" w:uiPriority="9" w:semiHidden="1" w:unhideWhenUsed="1" w:qFormat="1"/>
-    <w:lsdException w:name="heading 4" w:uiPriority="9" w:semiHidden="1" w:unhideWhenUsed="1" w:qFormat="1"/>
-    <w:lsdException w:name="heading 5" w:uiPriority="9" w:semiHidden="1" w:unhideWhenUsed="1" w:qFormat="1"/>
-    <w:lsdException w:name="heading 6" w:uiPriority="9" w:semiHidden="1" w:unhideWhenUsed="1" w:qFormat="1"/>
-    <w:lsdException w:name="heading 7" w:uiPriority="9" w:semiHidden="1" w:unhideWhenUsed="1" w:qFormat="1"/>
-    <w:lsdException w:name="heading 8" w:uiPriority="9" w:semiHidden="1" w:unhideWhenUsed="1" w:qFormat="1"/>
-    <w:lsdException w:name="heading 9" w:uiPriority="9" w:semiHidden="1" w:unhideWhenUsed="1" w:qFormat="1"/>
+    <w:lsdException w:name="heading 2" w:semiHidden="1" w:uiPriority="9" w:unhideWhenUsed="1" w:qFormat="1"/>
+    <w:lsdException w:name="heading 3" w:semiHidden="1" w:uiPriority="9" w:unhideWhenUsed="1" w:qFormat="1"/>
+    <w:lsdException w:name="heading 4" w:semiHidden="1" w:uiPriority="9" w:unhideWhenUsed="1" w:qFormat="1"/>
+    <w:lsdException w:name="heading 5" w:semiHidden="1" w:uiPriority="9" w:unhideWhenUsed="1" w:qFormat="1"/>
+    <w:lsdException w:name="heading 6" w:semiHidden="1" w:uiPriority="9" w:unhideWhenUsed="1" w:qFormat="1"/>
+    <w:lsdException w:name="heading 7" w:semiHidden="1" w:uiPriority="9" w:unhideWhenUsed="1" w:qFormat="1"/>
+    <w:lsdException w:name="heading 8" w:semiHidden="1" w:uiPriority="9" w:unhideWhenUsed="1" w:qFormat="1"/>
+    <w:lsdException w:name="heading 9" w:semiHidden="1" w:uiPriority="9" w:unhideWhenUsed="1" w:qFormat="1"/>
     <w:lsdException w:name="index 1" w:semiHidden="1" w:unhideWhenUsed="1"/>
     <w:lsdException w:name="index 2" w:semiHidden="1" w:unhideWhenUsed="1"/>
     <w:lsdException w:name="index 3" w:semiHidden="1" w:unhideWhenUsed="1"/>
@@ -9502,27 +9050,27 @@
     <w:lsdException w:name="index 7" w:semiHidden="1" w:unhideWhenUsed="1"/>
     <w:lsdException w:name="index 8" w:semiHidden="1" w:unhideWhenUsed="1"/>
     <w:lsdException w:name="index 9" w:semiHidden="1" w:unhideWhenUsed="1"/>
-    <w:lsdException w:name="toc 1" w:uiPriority="39" w:semiHidden="1" w:unhideWhenUsed="1"/>
-    <w:lsdException w:name="toc 2" w:uiPriority="39" w:semiHidden="1" w:unhideWhenUsed="1"/>
-    <w:lsdException w:name="toc 3" w:uiPriority="39" w:semiHidden="1" w:unhideWhenUsed="1"/>
-    <w:lsdException w:name="toc 4" w:uiPriority="39" w:semiHidden="1" w:unhideWhenUsed="1"/>
-    <w:lsdException w:name="toc 5" w:uiPriority="39" w:semiHidden="1" w:unhideWhenUsed="1"/>
-    <w:lsdException w:name="toc 6" w:uiPriority="39" w:semiHidden="1" w:unhideWhenUsed="1"/>
-    <w:lsdException w:name="toc 7" w:uiPriority="39" w:semiHidden="1" w:unhideWhenUsed="1"/>
-    <w:lsdException w:name="toc 8" w:uiPriority="39" w:semiHidden="1" w:unhideWhenUsed="1"/>
-    <w:lsdException w:name="toc 9" w:uiPriority="39" w:semiHidden="1" w:unhideWhenUsed="1"/>
+    <w:lsdException w:name="toc 1" w:semiHidden="1" w:uiPriority="39" w:unhideWhenUsed="1"/>
+    <w:lsdException w:name="toc 2" w:semiHidden="1" w:uiPriority="39" w:unhideWhenUsed="1"/>
+    <w:lsdException w:name="toc 3" w:semiHidden="1" w:uiPriority="39" w:unhideWhenUsed="1"/>
+    <w:lsdException w:name="toc 4" w:semiHidden="1" w:uiPriority="39" w:unhideWhenUsed="1"/>
+    <w:lsdException w:name="toc 5" w:semiHidden="1" w:uiPriority="39" w:unhideWhenUsed="1"/>
+    <w:lsdException w:name="toc 6" w:semiHidden="1" w:uiPriority="39" w:unhideWhenUsed="1"/>
+    <w:lsdException w:name="toc 7" w:semiHidden="1" w:uiPriority="39" w:unhideWhenUsed="1"/>
+    <w:lsdException w:name="toc 8" w:semiHidden="1" w:uiPriority="39" w:unhideWhenUsed="1"/>
+    <w:lsdException w:name="toc 9" w:semiHidden="1" w:uiPriority="39" w:unhideWhenUsed="1"/>
     <w:lsdException w:name="Normal Indent" w:semiHidden="1" w:unhideWhenUsed="1"/>
     <w:lsdException w:name="footnote text" w:semiHidden="1" w:unhideWhenUsed="1"/>
-    <w:lsdException w:name="annotation text" w:uiPriority="0" w:semiHidden="1" w:unhideWhenUsed="1"/>
+    <w:lsdException w:name="annotation text" w:semiHidden="1" w:uiPriority="0" w:unhideWhenUsed="1"/>
     <w:lsdException w:name="header" w:semiHidden="1" w:unhideWhenUsed="1"/>
     <w:lsdException w:name="footer" w:semiHidden="1" w:unhideWhenUsed="1"/>
     <w:lsdException w:name="index heading" w:semiHidden="1" w:unhideWhenUsed="1"/>
-    <w:lsdException w:name="caption" w:uiPriority="35" w:semiHidden="1" w:unhideWhenUsed="1" w:qFormat="1"/>
+    <w:lsdException w:name="caption" w:semiHidden="1" w:uiPriority="35" w:unhideWhenUsed="1" w:qFormat="1"/>
     <w:lsdException w:name="table of figures" w:semiHidden="1" w:unhideWhenUsed="1"/>
     <w:lsdException w:name="envelope address" w:semiHidden="1" w:unhideWhenUsed="1"/>
     <w:lsdException w:name="envelope return" w:semiHidden="1" w:unhideWhenUsed="1"/>
     <w:lsdException w:name="footnote reference" w:semiHidden="1" w:unhideWhenUsed="1"/>
-    <w:lsdException w:name="annotation reference" w:uiPriority="0" w:semiHidden="1" w:unhideWhenUsed="1"/>
+    <w:lsdException w:name="annotation reference" w:semiHidden="1" w:uiPriority="0" w:unhideWhenUsed="1"/>
     <w:lsdException w:name="line number" w:semiHidden="1" w:unhideWhenUsed="1"/>
     <w:lsdException w:name="page number" w:semiHidden="1" w:unhideWhenUsed="1"/>
     <w:lsdException w:name="endnote reference" w:semiHidden="1" w:unhideWhenUsed="1"/>
@@ -9548,8 +9096,8 @@
     <w:lsdException w:name="Title" w:uiPriority="10" w:qFormat="1"/>
     <w:lsdException w:name="Closing" w:semiHidden="1" w:unhideWhenUsed="1"/>
     <w:lsdException w:name="Signature" w:semiHidden="1" w:unhideWhenUsed="1"/>
-    <w:lsdException w:name="Default Paragraph Font" w:uiPriority="1" w:semiHidden="1" w:unhideWhenUsed="1"/>
-    <w:lsdException w:name="Body Text" w:uiPriority="0" w:semiHidden="1" w:unhideWhenUsed="1"/>
+    <w:lsdException w:name="Default Paragraph Font" w:semiHidden="1" w:uiPriority="1" w:unhideWhenUsed="1"/>
+    <w:lsdException w:name="Body Text" w:semiHidden="1" w:uiPriority="0" w:unhideWhenUsed="1"/>
     <w:lsdException w:name="Body Text Indent" w:semiHidden="1" w:unhideWhenUsed="1"/>
     <w:lsdException w:name="List Continue" w:semiHidden="1" w:unhideWhenUsed="1"/>
     <w:lsdException w:name="List Continue 2" w:semiHidden="1" w:unhideWhenUsed="1"/>
@@ -9748,8 +9296,8 @@
     <w:lsdException w:name="Subtle Reference" w:uiPriority="31" w:qFormat="1"/>
     <w:lsdException w:name="Intense Reference" w:uiPriority="32" w:qFormat="1"/>
     <w:lsdException w:name="Book Title" w:uiPriority="33" w:qFormat="1"/>
-    <w:lsdException w:name="Bibliography" w:uiPriority="37" w:semiHidden="1" w:unhideWhenUsed="1"/>
-    <w:lsdException w:name="TOC Heading" w:uiPriority="39" w:semiHidden="1" w:unhideWhenUsed="1" w:qFormat="1"/>
+    <w:lsdException w:name="Bibliography" w:semiHidden="1" w:uiPriority="37" w:unhideWhenUsed="1"/>
+    <w:lsdException w:name="TOC Heading" w:semiHidden="1" w:uiPriority="39" w:unhideWhenUsed="1" w:qFormat="1"/>
     <w:lsdException w:name="Plain Table 1" w:uiPriority="41"/>
     <w:lsdException w:name="Plain Table 2" w:uiPriority="42"/>
     <w:lsdException w:name="Plain Table 3" w:uiPriority="43"/>
@@ -9860,16 +9408,16 @@
     <w:lsdException w:name="Unresolved Mention" w:semiHidden="1" w:unhideWhenUsed="1"/>
     <w:lsdException w:name="Smart Link" w:semiHidden="1" w:unhideWhenUsed="1"/>
   </w:latentStyles>
-  <w:style w:type="paragraph" w:styleId="Normln" w:default="1">
+  <w:style w:type="paragraph" w:default="1" w:styleId="Normal">
     <w:name w:val="Normal"/>
     <w:qFormat/>
-    <w:rsid w:val="00A076D9"/>
+    <w:rsid w:val="00F72427"/>
   </w:style>
-  <w:style w:type="paragraph" w:styleId="Nadpis1">
+  <w:style w:type="paragraph" w:styleId="Heading1">
     <w:name w:val="heading 1"/>
-    <w:basedOn w:val="Normln"/>
-    <w:next w:val="Normln"/>
-    <w:link w:val="Nadpis1Char"/>
+    <w:basedOn w:val="Normal"/>
+    <w:next w:val="Normal"/>
+    <w:link w:val="Heading1Char"/>
     <w:uiPriority w:val="9"/>
     <w:qFormat/>
     <w:rsid w:val="00704C82"/>
@@ -9880,16 +9428,16 @@
       <w:outlineLvl w:val="0"/>
     </w:pPr>
     <w:rPr>
-      <w:rFonts w:asciiTheme="majorHAnsi" w:hAnsiTheme="majorHAnsi" w:eastAsiaTheme="majorEastAsia" w:cstheme="majorBidi"/>
+      <w:rFonts w:asciiTheme="majorHAnsi" w:eastAsiaTheme="majorEastAsia" w:hAnsiTheme="majorHAnsi" w:cstheme="majorBidi"/>
       <w:color w:val="2F5496" w:themeColor="accent1" w:themeShade="BF"/>
       <w:sz w:val="32"/>
       <w:szCs w:val="32"/>
     </w:rPr>
   </w:style>
-  <w:style w:type="paragraph" w:styleId="Nadpis2">
+  <w:style w:type="paragraph" w:styleId="Heading2">
     <w:name w:val="heading 2"/>
-    <w:basedOn w:val="Normln"/>
-    <w:link w:val="Nadpis2Char"/>
+    <w:basedOn w:val="Normal"/>
+    <w:link w:val="Heading2Char"/>
     <w:uiPriority w:val="9"/>
     <w:qFormat/>
     <w:rsid w:val="001050F9"/>
@@ -9898,7 +9446,7 @@
       <w:outlineLvl w:val="1"/>
     </w:pPr>
     <w:rPr>
-      <w:rFonts w:ascii="Times New Roman" w:hAnsi="Times New Roman" w:eastAsia="Times New Roman" w:cs="Times New Roman"/>
+      <w:rFonts w:ascii="Times New Roman" w:eastAsia="Times New Roman" w:hAnsi="Times New Roman" w:cs="Times New Roman"/>
       <w:b/>
       <w:bCs/>
       <w:sz w:val="36"/>
@@ -9906,11 +9454,11 @@
       <w:lang w:eastAsia="cs-CZ"/>
     </w:rPr>
   </w:style>
-  <w:style w:type="paragraph" w:styleId="Nadpis3">
+  <w:style w:type="paragraph" w:styleId="Heading3">
     <w:name w:val="heading 3"/>
-    <w:basedOn w:val="Normln"/>
-    <w:next w:val="Normln"/>
-    <w:link w:val="Nadpis3Char"/>
+    <w:basedOn w:val="Normal"/>
+    <w:next w:val="Normal"/>
+    <w:link w:val="Heading3Char"/>
     <w:uiPriority w:val="9"/>
     <w:semiHidden/>
     <w:unhideWhenUsed/>
@@ -9923,17 +9471,17 @@
       <w:outlineLvl w:val="2"/>
     </w:pPr>
     <w:rPr>
-      <w:rFonts w:asciiTheme="majorHAnsi" w:hAnsiTheme="majorHAnsi" w:eastAsiaTheme="majorEastAsia" w:cstheme="majorBidi"/>
+      <w:rFonts w:asciiTheme="majorHAnsi" w:eastAsiaTheme="majorEastAsia" w:hAnsiTheme="majorHAnsi" w:cstheme="majorBidi"/>
       <w:color w:val="1F3763" w:themeColor="accent1" w:themeShade="7F"/>
       <w:sz w:val="24"/>
       <w:szCs w:val="24"/>
     </w:rPr>
   </w:style>
-  <w:style w:type="paragraph" w:styleId="Nadpis6">
+  <w:style w:type="paragraph" w:styleId="Heading6">
     <w:name w:val="heading 6"/>
-    <w:basedOn w:val="Normln"/>
-    <w:next w:val="Normln"/>
-    <w:link w:val="Nadpis6Char"/>
+    <w:basedOn w:val="Normal"/>
+    <w:next w:val="Normal"/>
+    <w:link w:val="Heading6Char"/>
     <w:uiPriority w:val="9"/>
     <w:semiHidden/>
     <w:unhideWhenUsed/>
@@ -9946,16 +9494,17 @@
       <w:outlineLvl w:val="5"/>
     </w:pPr>
     <w:rPr>
-      <w:rFonts w:asciiTheme="majorHAnsi" w:hAnsiTheme="majorHAnsi" w:eastAsiaTheme="majorEastAsia" w:cstheme="majorBidi"/>
+      <w:rFonts w:asciiTheme="majorHAnsi" w:eastAsiaTheme="majorEastAsia" w:hAnsiTheme="majorHAnsi" w:cstheme="majorBidi"/>
       <w:color w:val="1F3763" w:themeColor="accent1" w:themeShade="7F"/>
     </w:rPr>
   </w:style>
-  <w:style w:type="character" w:styleId="Standardnpsmoodstavce" w:default="1">
+  <w:style w:type="character" w:default="1" w:styleId="DefaultParagraphFont">
     <w:name w:val="Default Paragraph Font"/>
     <w:uiPriority w:val="1"/>
+    <w:semiHidden/>
     <w:unhideWhenUsed/>
   </w:style>
-  <w:style w:type="table" w:styleId="Normlntabulka" w:default="1">
+  <w:style w:type="table" w:default="1" w:styleId="TableNormal">
     <w:name w:val="Normal Table"/>
     <w:uiPriority w:val="99"/>
     <w:semiHidden/>
@@ -9970,15 +9519,15 @@
       </w:tblCellMar>
     </w:tblPr>
   </w:style>
-  <w:style w:type="numbering" w:styleId="Bezseznamu" w:default="1">
+  <w:style w:type="numbering" w:default="1" w:styleId="NoList">
     <w:name w:val="No List"/>
     <w:uiPriority w:val="99"/>
     <w:semiHidden/>
     <w:unhideWhenUsed/>
   </w:style>
-  <w:style w:type="character" w:styleId="Hypertextovodkaz">
+  <w:style w:type="character" w:styleId="Hyperlink">
     <w:name w:val="Hyperlink"/>
-    <w:basedOn w:val="Standardnpsmoodstavce"/>
+    <w:basedOn w:val="DefaultParagraphFont"/>
     <w:uiPriority w:val="99"/>
     <w:unhideWhenUsed/>
     <w:rsid w:val="005A2C3B"/>
@@ -9987,9 +9536,9 @@
       <w:u w:val="single"/>
     </w:rPr>
   </w:style>
-  <w:style w:type="character" w:styleId="Nevyeenzmnka">
+  <w:style w:type="character" w:styleId="UnresolvedMention">
     <w:name w:val="Unresolved Mention"/>
-    <w:basedOn w:val="Standardnpsmoodstavce"/>
+    <w:basedOn w:val="DefaultParagraphFont"/>
     <w:uiPriority w:val="99"/>
     <w:semiHidden/>
     <w:unhideWhenUsed/>
@@ -9999,11 +9548,11 @@
       <w:shd w:val="clear" w:color="auto" w:fill="E1DFDD"/>
     </w:rPr>
   </w:style>
-  <w:style w:type="paragraph" w:styleId="Odstavecseseznamem">
+  <w:style w:type="paragraph" w:styleId="ListParagraph">
     <w:name w:val="List Paragraph"/>
-    <w:aliases w:val="Odrážkový seznam,List Paragraph,Odstavec 1,Nad,Odstavec cíl se seznamem,Odstavec se seznamem5,Odstavec_muj,Odrážky,Reference List,Odstavec se seznamem a odrážkou,1 úroveň Odstavec se seznamem,List Paragraph (Czech Tourism),Odstavec"/>
-    <w:basedOn w:val="Normln"/>
-    <w:link w:val="OdstavecseseznamemChar"/>
+    <w:aliases w:val="Odrážkový seznam,Odstavec 1,Nad,Odstavec cíl se seznamem,Odstavec se seznamem5,Odstavec_muj,Odrážky,Reference List,Odstavec se seznamem a odrážkou,1 úroveň Odstavec se seznamem,List Paragraph (Czech Tourism),Odstavec"/>
+    <w:basedOn w:val="Normal"/>
+    <w:link w:val="ListParagraphChar"/>
     <w:uiPriority w:val="34"/>
     <w:qFormat/>
     <w:rsid w:val="005A10C3"/>
@@ -10012,10 +9561,10 @@
       <w:contextualSpacing/>
     </w:pPr>
   </w:style>
-  <w:style w:type="paragraph" w:styleId="Zhlav">
+  <w:style w:type="paragraph" w:styleId="Header">
     <w:name w:val="header"/>
-    <w:basedOn w:val="Normln"/>
-    <w:link w:val="ZhlavChar"/>
+    <w:basedOn w:val="Normal"/>
+    <w:link w:val="HeaderChar"/>
     <w:uiPriority w:val="99"/>
     <w:unhideWhenUsed/>
     <w:rsid w:val="002830ED"/>
@@ -10027,17 +9576,17 @@
       <w:spacing w:after="0" w:line="240" w:lineRule="auto"/>
     </w:pPr>
   </w:style>
-  <w:style w:type="character" w:styleId="ZhlavChar" w:customStyle="1">
-    <w:name w:val="Záhlaví Char"/>
-    <w:basedOn w:val="Standardnpsmoodstavce"/>
-    <w:link w:val="Zhlav"/>
+  <w:style w:type="character" w:customStyle="1" w:styleId="HeaderChar">
+    <w:name w:val="Header Char"/>
+    <w:basedOn w:val="DefaultParagraphFont"/>
+    <w:link w:val="Header"/>
     <w:uiPriority w:val="99"/>
     <w:rsid w:val="002830ED"/>
   </w:style>
-  <w:style w:type="paragraph" w:styleId="Zpat">
+  <w:style w:type="paragraph" w:styleId="Footer">
     <w:name w:val="footer"/>
-    <w:basedOn w:val="Normln"/>
-    <w:link w:val="ZpatChar"/>
+    <w:basedOn w:val="Normal"/>
+    <w:link w:val="FooterChar"/>
     <w:uiPriority w:val="99"/>
     <w:unhideWhenUsed/>
     <w:rsid w:val="002830ED"/>
@@ -10049,17 +9598,17 @@
       <w:spacing w:after="0" w:line="240" w:lineRule="auto"/>
     </w:pPr>
   </w:style>
-  <w:style w:type="character" w:styleId="ZpatChar" w:customStyle="1">
-    <w:name w:val="Zápatí Char"/>
-    <w:basedOn w:val="Standardnpsmoodstavce"/>
-    <w:link w:val="Zpat"/>
+  <w:style w:type="character" w:customStyle="1" w:styleId="FooterChar">
+    <w:name w:val="Footer Char"/>
+    <w:basedOn w:val="DefaultParagraphFont"/>
+    <w:link w:val="Footer"/>
     <w:uiPriority w:val="99"/>
     <w:rsid w:val="002830ED"/>
   </w:style>
-  <w:style w:type="paragraph" w:styleId="RNTText" w:customStyle="1">
+  <w:style w:type="paragraph" w:customStyle="1" w:styleId="RNTText">
     <w:name w:val="RNTText"/>
-    <w:basedOn w:val="Normln"/>
-    <w:next w:val="Normln"/>
+    <w:basedOn w:val="Normal"/>
+    <w:next w:val="Normal"/>
     <w:autoRedefine/>
     <w:qFormat/>
     <w:rsid w:val="00824471"/>
@@ -10073,20 +9622,20 @@
       <w:jc w:val="center"/>
     </w:pPr>
     <w:rPr>
-      <w:rFonts w:ascii="Arial" w:hAnsi="Arial" w:eastAsia="Calibri"/>
+      <w:rFonts w:ascii="Arial" w:eastAsia="Calibri" w:hAnsi="Arial"/>
       <w:color w:val="FFFFFF" w:themeColor="background1"/>
       <w:sz w:val="40"/>
       <w:szCs w:val="40"/>
     </w:rPr>
   </w:style>
-  <w:style w:type="character" w:styleId="Nadpis2Char" w:customStyle="1">
-    <w:name w:val="Nadpis 2 Char"/>
-    <w:basedOn w:val="Standardnpsmoodstavce"/>
-    <w:link w:val="Nadpis2"/>
+  <w:style w:type="character" w:customStyle="1" w:styleId="Heading2Char">
+    <w:name w:val="Heading 2 Char"/>
+    <w:basedOn w:val="DefaultParagraphFont"/>
+    <w:link w:val="Heading2"/>
     <w:uiPriority w:val="9"/>
     <w:rsid w:val="001050F9"/>
     <w:rPr>
-      <w:rFonts w:ascii="Times New Roman" w:hAnsi="Times New Roman" w:eastAsia="Times New Roman" w:cs="Times New Roman"/>
+      <w:rFonts w:ascii="Times New Roman" w:eastAsia="Times New Roman" w:hAnsi="Times New Roman" w:cs="Times New Roman"/>
       <w:b/>
       <w:bCs/>
       <w:sz w:val="36"/>
@@ -10094,10 +9643,10 @@
       <w:lang w:eastAsia="cs-CZ"/>
     </w:rPr>
   </w:style>
-  <w:style w:type="paragraph" w:styleId="RNTSummary" w:customStyle="1">
+  <w:style w:type="paragraph" w:customStyle="1" w:styleId="RNTSummary">
     <w:name w:val="RNTSummary"/>
-    <w:basedOn w:val="Normln"/>
-    <w:next w:val="Normln"/>
+    <w:basedOn w:val="Normal"/>
+    <w:next w:val="Normal"/>
     <w:autoRedefine/>
     <w:qFormat/>
     <w:rsid w:val="009D3992"/>
@@ -10110,31 +9659,31 @@
       <w:spacing w:after="0" w:line="240" w:lineRule="auto"/>
     </w:pPr>
     <w:rPr>
-      <w:rFonts w:ascii="Arial" w:hAnsi="Arial" w:eastAsia="Calibri"/>
+      <w:rFonts w:ascii="Arial" w:eastAsia="Calibri" w:hAnsi="Arial"/>
       <w:b/>
       <w:color w:val="1D1D1B"/>
       <w:sz w:val="32"/>
       <w:szCs w:val="32"/>
     </w:rPr>
   </w:style>
-  <w:style w:type="paragraph" w:styleId="RNTTable" w:customStyle="1">
+  <w:style w:type="paragraph" w:customStyle="1" w:styleId="RNTTable">
     <w:name w:val="RNTTable"/>
-    <w:basedOn w:val="Normln"/>
-    <w:next w:val="Normln"/>
+    <w:basedOn w:val="Normal"/>
+    <w:next w:val="Normal"/>
     <w:qFormat/>
     <w:rsid w:val="009D3992"/>
     <w:pPr>
       <w:suppressAutoHyphens/>
     </w:pPr>
     <w:rPr>
-      <w:rFonts w:ascii="Arial" w:hAnsi="Arial" w:eastAsia="Calibri"/>
+      <w:rFonts w:ascii="Arial" w:eastAsia="Calibri" w:hAnsi="Arial"/>
       <w:color w:val="1D1D1B"/>
       <w:sz w:val="18"/>
     </w:rPr>
   </w:style>
-  <w:style w:type="table" w:styleId="Mkatabulky">
+  <w:style w:type="table" w:styleId="TableGrid">
     <w:name w:val="Table Grid"/>
-    <w:basedOn w:val="Normlntabulka"/>
+    <w:basedOn w:val="TableNormal"/>
     <w:uiPriority w:val="39"/>
     <w:rsid w:val="009D3992"/>
     <w:pPr>
@@ -10146,16 +9695,16 @@
     </w:rPr>
     <w:tblPr>
       <w:tblBorders>
-        <w:top w:val="single" w:color="auto" w:sz="4" w:space="0"/>
-        <w:left w:val="single" w:color="auto" w:sz="4" w:space="0"/>
-        <w:bottom w:val="single" w:color="auto" w:sz="4" w:space="0"/>
-        <w:right w:val="single" w:color="auto" w:sz="4" w:space="0"/>
-        <w:insideH w:val="single" w:color="auto" w:sz="4" w:space="0"/>
-        <w:insideV w:val="single" w:color="auto" w:sz="4" w:space="0"/>
+        <w:top w:val="single" w:sz="4" w:space="0" w:color="auto"/>
+        <w:left w:val="single" w:sz="4" w:space="0" w:color="auto"/>
+        <w:bottom w:val="single" w:sz="4" w:space="0" w:color="auto"/>
+        <w:right w:val="single" w:sz="4" w:space="0" w:color="auto"/>
+        <w:insideH w:val="single" w:sz="4" w:space="0" w:color="auto"/>
+        <w:insideV w:val="single" w:sz="4" w:space="0" w:color="auto"/>
       </w:tblBorders>
     </w:tblPr>
   </w:style>
-  <w:style w:type="numbering" w:styleId="Styl1" w:customStyle="1">
+  <w:style w:type="numbering" w:customStyle="1" w:styleId="Styl1">
     <w:name w:val="Styl1"/>
     <w:uiPriority w:val="99"/>
     <w:rsid w:val="00697E54"/>
@@ -10165,45 +9714,45 @@
       </w:numPr>
     </w:pPr>
   </w:style>
-  <w:style w:type="character" w:styleId="Nadpis1Char" w:customStyle="1">
-    <w:name w:val="Nadpis 1 Char"/>
-    <w:basedOn w:val="Standardnpsmoodstavce"/>
-    <w:link w:val="Nadpis1"/>
+  <w:style w:type="character" w:customStyle="1" w:styleId="Heading1Char">
+    <w:name w:val="Heading 1 Char"/>
+    <w:basedOn w:val="DefaultParagraphFont"/>
+    <w:link w:val="Heading1"/>
     <w:uiPriority w:val="9"/>
     <w:qFormat/>
     <w:rsid w:val="00704C82"/>
     <w:rPr>
-      <w:rFonts w:asciiTheme="majorHAnsi" w:hAnsiTheme="majorHAnsi" w:eastAsiaTheme="majorEastAsia" w:cstheme="majorBidi"/>
+      <w:rFonts w:asciiTheme="majorHAnsi" w:eastAsiaTheme="majorEastAsia" w:hAnsiTheme="majorHAnsi" w:cstheme="majorBidi"/>
       <w:color w:val="2F5496" w:themeColor="accent1" w:themeShade="BF"/>
       <w:sz w:val="32"/>
       <w:szCs w:val="32"/>
     </w:rPr>
   </w:style>
-  <w:style w:type="character" w:styleId="fmybhe" w:customStyle="1">
+  <w:style w:type="character" w:customStyle="1" w:styleId="fmybhe">
     <w:name w:val="fmybhe"/>
-    <w:basedOn w:val="Standardnpsmoodstavce"/>
+    <w:basedOn w:val="DefaultParagraphFont"/>
     <w:rsid w:val="00EA0BFB"/>
   </w:style>
-  <w:style w:type="character" w:styleId="TextkomenteChar" w:customStyle="1">
-    <w:name w:val="Text komentáře Char"/>
+  <w:style w:type="character" w:customStyle="1" w:styleId="CommentTextChar1">
+    <w:name w:val="Comment Text Char1"/>
     <w:aliases w:val="Comment Text Char Char,Comment Text Char Char Char Char"/>
-    <w:basedOn w:val="Standardnpsmoodstavce"/>
-    <w:link w:val="Textkomente"/>
+    <w:basedOn w:val="DefaultParagraphFont"/>
+    <w:link w:val="CommentText"/>
     <w:semiHidden/>
     <w:locked/>
     <w:rsid w:val="005E35C0"/>
     <w:rPr>
-      <w:rFonts w:ascii="Times New Roman" w:hAnsi="Times New Roman" w:eastAsia="Calibri" w:cs="Times New Roman"/>
+      <w:rFonts w:ascii="Times New Roman" w:eastAsia="Calibri" w:hAnsi="Times New Roman" w:cs="Times New Roman"/>
       <w:sz w:val="20"/>
       <w:szCs w:val="20"/>
       <w:lang w:val="x-none" w:eastAsia="cs-CZ"/>
     </w:rPr>
   </w:style>
-  <w:style w:type="paragraph" w:styleId="Textkomente">
+  <w:style w:type="paragraph" w:styleId="CommentText">
     <w:name w:val="annotation text"/>
     <w:aliases w:val="Comment Text Char,Comment Text Char Char Char"/>
-    <w:basedOn w:val="Normln"/>
-    <w:link w:val="TextkomenteChar"/>
+    <w:basedOn w:val="Normal"/>
+    <w:link w:val="CommentTextChar1"/>
     <w:semiHidden/>
     <w:unhideWhenUsed/>
     <w:rsid w:val="005E35C0"/>
@@ -10211,15 +9760,15 @@
       <w:spacing w:after="0" w:line="240" w:lineRule="auto"/>
     </w:pPr>
     <w:rPr>
-      <w:rFonts w:ascii="Times New Roman" w:hAnsi="Times New Roman" w:eastAsia="Calibri" w:cs="Times New Roman"/>
+      <w:rFonts w:ascii="Times New Roman" w:eastAsia="Calibri" w:hAnsi="Times New Roman" w:cs="Times New Roman"/>
       <w:sz w:val="20"/>
       <w:szCs w:val="20"/>
       <w:lang w:val="x-none" w:eastAsia="cs-CZ"/>
     </w:rPr>
   </w:style>
-  <w:style w:type="character" w:styleId="TextkomenteChar1" w:customStyle="1">
+  <w:style w:type="character" w:customStyle="1" w:styleId="TextkomenteChar1">
     <w:name w:val="Text komentáře Char1"/>
-    <w:basedOn w:val="Standardnpsmoodstavce"/>
+    <w:basedOn w:val="DefaultParagraphFont"/>
     <w:uiPriority w:val="99"/>
     <w:semiHidden/>
     <w:rsid w:val="005E35C0"/>
@@ -10228,10 +9777,10 @@
       <w:szCs w:val="20"/>
     </w:rPr>
   </w:style>
-  <w:style w:type="paragraph" w:styleId="Zkladntext">
+  <w:style w:type="paragraph" w:styleId="BodyText">
     <w:name w:val="Body Text"/>
-    <w:basedOn w:val="Normln"/>
-    <w:link w:val="ZkladntextChar"/>
+    <w:basedOn w:val="Normal"/>
+    <w:link w:val="BodyTextChar"/>
     <w:semiHidden/>
     <w:unhideWhenUsed/>
     <w:rsid w:val="005E35C0"/>
@@ -10240,55 +9789,55 @@
       <w:spacing w:after="0" w:line="240" w:lineRule="auto"/>
     </w:pPr>
     <w:rPr>
-      <w:rFonts w:ascii="Times New Roman" w:hAnsi="Times New Roman" w:eastAsia="Times New Roman" w:cs="Times New Roman"/>
+      <w:rFonts w:ascii="Times New Roman" w:eastAsia="Times New Roman" w:hAnsi="Times New Roman" w:cs="Times New Roman"/>
       <w:color w:val="000000"/>
       <w:sz w:val="24"/>
       <w:szCs w:val="20"/>
       <w:lang w:eastAsia="cs-CZ"/>
     </w:rPr>
   </w:style>
-  <w:style w:type="character" w:styleId="ZkladntextChar" w:customStyle="1">
-    <w:name w:val="Základní text Char"/>
-    <w:basedOn w:val="Standardnpsmoodstavce"/>
-    <w:link w:val="Zkladntext"/>
+  <w:style w:type="character" w:customStyle="1" w:styleId="BodyTextChar">
+    <w:name w:val="Body Text Char"/>
+    <w:basedOn w:val="DefaultParagraphFont"/>
+    <w:link w:val="BodyText"/>
     <w:semiHidden/>
     <w:rsid w:val="005E35C0"/>
     <w:rPr>
-      <w:rFonts w:ascii="Times New Roman" w:hAnsi="Times New Roman" w:eastAsia="Times New Roman" w:cs="Times New Roman"/>
+      <w:rFonts w:ascii="Times New Roman" w:eastAsia="Times New Roman" w:hAnsi="Times New Roman" w:cs="Times New Roman"/>
       <w:color w:val="000000"/>
       <w:sz w:val="24"/>
       <w:szCs w:val="20"/>
       <w:lang w:eastAsia="cs-CZ"/>
     </w:rPr>
   </w:style>
-  <w:style w:type="character" w:styleId="Odkaznakoment">
+  <w:style w:type="character" w:styleId="CommentReference">
     <w:name w:val="annotation reference"/>
     <w:semiHidden/>
     <w:unhideWhenUsed/>
     <w:rsid w:val="005E35C0"/>
     <w:rPr>
-      <w:rFonts w:hint="default" w:ascii="Times New Roman" w:hAnsi="Times New Roman" w:cs="Times New Roman"/>
+      <w:rFonts w:ascii="Times New Roman" w:hAnsi="Times New Roman" w:cs="Times New Roman" w:hint="default"/>
       <w:sz w:val="16"/>
       <w:szCs w:val="16"/>
     </w:rPr>
   </w:style>
-  <w:style w:type="character" w:styleId="Nadpis3Char" w:customStyle="1">
-    <w:name w:val="Nadpis 3 Char"/>
-    <w:basedOn w:val="Standardnpsmoodstavce"/>
-    <w:link w:val="Nadpis3"/>
+  <w:style w:type="character" w:customStyle="1" w:styleId="Heading3Char">
+    <w:name w:val="Heading 3 Char"/>
+    <w:basedOn w:val="DefaultParagraphFont"/>
+    <w:link w:val="Heading3"/>
     <w:uiPriority w:val="9"/>
     <w:semiHidden/>
     <w:rsid w:val="00637F83"/>
     <w:rPr>
-      <w:rFonts w:asciiTheme="majorHAnsi" w:hAnsiTheme="majorHAnsi" w:eastAsiaTheme="majorEastAsia" w:cstheme="majorBidi"/>
+      <w:rFonts w:asciiTheme="majorHAnsi" w:eastAsiaTheme="majorEastAsia" w:hAnsiTheme="majorHAnsi" w:cstheme="majorBidi"/>
       <w:color w:val="1F3763" w:themeColor="accent1" w:themeShade="7F"/>
       <w:sz w:val="24"/>
       <w:szCs w:val="24"/>
     </w:rPr>
   </w:style>
-  <w:style w:type="character" w:styleId="Siln">
+  <w:style w:type="character" w:styleId="Strong">
     <w:name w:val="Strong"/>
-    <w:basedOn w:val="Standardnpsmoodstavce"/>
+    <w:basedOn w:val="DefaultParagraphFont"/>
     <w:uiPriority w:val="22"/>
     <w:qFormat/>
     <w:rsid w:val="00637F83"/>
@@ -10297,9 +9846,9 @@
       <w:bCs/>
     </w:rPr>
   </w:style>
-  <w:style w:type="paragraph" w:styleId="Normlnweb">
+  <w:style w:type="paragraph" w:styleId="NormalWeb">
     <w:name w:val="Normal (Web)"/>
-    <w:basedOn w:val="Normln"/>
+    <w:basedOn w:val="Normal"/>
     <w:uiPriority w:val="99"/>
     <w:semiHidden/>
     <w:unhideWhenUsed/>
@@ -10308,13 +9857,13 @@
       <w:spacing w:before="100" w:beforeAutospacing="1" w:after="100" w:afterAutospacing="1" w:line="240" w:lineRule="auto"/>
     </w:pPr>
     <w:rPr>
-      <w:rFonts w:ascii="Times New Roman" w:hAnsi="Times New Roman" w:eastAsia="Times New Roman" w:cs="Times New Roman"/>
+      <w:rFonts w:ascii="Times New Roman" w:eastAsia="Times New Roman" w:hAnsi="Times New Roman" w:cs="Times New Roman"/>
       <w:sz w:val="24"/>
       <w:szCs w:val="24"/>
       <w:lang w:eastAsia="cs-CZ"/>
     </w:rPr>
   </w:style>
-  <w:style w:type="paragraph" w:styleId="Revize">
+  <w:style w:type="paragraph" w:styleId="Revision">
     <w:name w:val="Revision"/>
     <w:hidden/>
     <w:uiPriority w:val="99"/>
@@ -10324,11 +9873,11 @@
       <w:spacing w:after="0" w:line="240" w:lineRule="auto"/>
     </w:pPr>
   </w:style>
-  <w:style w:type="paragraph" w:styleId="Pedmtkomente">
+  <w:style w:type="paragraph" w:styleId="CommentSubject">
     <w:name w:val="annotation subject"/>
-    <w:basedOn w:val="Textkomente"/>
-    <w:next w:val="Textkomente"/>
-    <w:link w:val="PedmtkomenteChar"/>
+    <w:basedOn w:val="CommentText"/>
+    <w:next w:val="CommentText"/>
+    <w:link w:val="CommentSubjectChar"/>
     <w:uiPriority w:val="99"/>
     <w:semiHidden/>
     <w:unhideWhenUsed/>
@@ -10337,21 +9886,21 @@
       <w:spacing w:after="160"/>
     </w:pPr>
     <w:rPr>
-      <w:rFonts w:asciiTheme="minorHAnsi" w:hAnsiTheme="minorHAnsi" w:eastAsiaTheme="minorHAnsi" w:cstheme="minorBidi"/>
+      <w:rFonts w:asciiTheme="minorHAnsi" w:eastAsiaTheme="minorHAnsi" w:hAnsiTheme="minorHAnsi" w:cstheme="minorBidi"/>
       <w:b/>
       <w:bCs/>
       <w:lang w:val="cs-CZ" w:eastAsia="en-US"/>
     </w:rPr>
   </w:style>
-  <w:style w:type="character" w:styleId="PedmtkomenteChar" w:customStyle="1">
-    <w:name w:val="Předmět komentáře Char"/>
-    <w:basedOn w:val="TextkomenteChar"/>
-    <w:link w:val="Pedmtkomente"/>
+  <w:style w:type="character" w:customStyle="1" w:styleId="CommentSubjectChar">
+    <w:name w:val="Comment Subject Char"/>
+    <w:basedOn w:val="CommentTextChar1"/>
+    <w:link w:val="CommentSubject"/>
     <w:uiPriority w:val="99"/>
     <w:semiHidden/>
     <w:rsid w:val="007D5E29"/>
     <w:rPr>
-      <w:rFonts w:ascii="Times New Roman" w:hAnsi="Times New Roman" w:eastAsia="Calibri" w:cs="Times New Roman"/>
+      <w:rFonts w:ascii="Times New Roman" w:eastAsia="Calibri" w:hAnsi="Times New Roman" w:cs="Times New Roman"/>
       <w:b/>
       <w:bCs/>
       <w:sz w:val="20"/>
@@ -10359,18 +9908,18 @@
       <w:lang w:val="x-none" w:eastAsia="cs-CZ"/>
     </w:rPr>
   </w:style>
-  <w:style w:type="character" w:styleId="OdstavecseseznamemChar" w:customStyle="1">
-    <w:name w:val="Odstavec se seznamem Char"/>
-    <w:aliases w:val="Odrážkový seznam Char,List Paragraph Char,Odstavec 1 Char,Nad Char,Odstavec cíl se seznamem Char,Odstavec se seznamem5 Char,Odstavec_muj Char,Odrážky Char,Reference List Char,Odstavec se seznamem a odrážkou Char,Odstavec Char"/>
-    <w:basedOn w:val="Standardnpsmoodstavce"/>
-    <w:link w:val="Odstavecseseznamem"/>
+  <w:style w:type="character" w:customStyle="1" w:styleId="ListParagraphChar">
+    <w:name w:val="List Paragraph Char"/>
+    <w:aliases w:val="Odrážkový seznam Char,Odstavec 1 Char,Nad Char,Odstavec cíl se seznamem Char,Odstavec se seznamem5 Char,Odstavec_muj Char,Odrážky Char,Reference List Char,Odstavec se seznamem a odrážkou Char,1 úroveň Odstavec se seznamem Char"/>
+    <w:basedOn w:val="DefaultParagraphFont"/>
+    <w:link w:val="ListParagraph"/>
     <w:uiPriority w:val="34"/>
     <w:qFormat/>
     <w:rsid w:val="00C614F7"/>
   </w:style>
-  <w:style w:type="paragraph" w:styleId="aTEXT" w:customStyle="1">
+  <w:style w:type="paragraph" w:customStyle="1" w:styleId="aTEXT">
     <w:name w:val="aTEXT"/>
-    <w:basedOn w:val="Nadpis6"/>
+    <w:basedOn w:val="Heading6"/>
     <w:link w:val="aTEXTChar"/>
     <w:qFormat/>
     <w:rsid w:val="003B6BCB"/>
@@ -10382,31 +9931,31 @@
       <w:jc w:val="both"/>
     </w:pPr>
     <w:rPr>
-      <w:rFonts w:ascii="Times New Roman" w:hAnsi="Times New Roman" w:eastAsia="Times New Roman" w:cs="Times New Roman"/>
+      <w:rFonts w:ascii="Times New Roman" w:eastAsia="Times New Roman" w:hAnsi="Times New Roman" w:cs="Times New Roman"/>
       <w:bCs/>
       <w:color w:val="auto"/>
       <w:lang w:eastAsia="ar-SA"/>
     </w:rPr>
   </w:style>
-  <w:style w:type="character" w:styleId="aTEXTChar" w:customStyle="1">
+  <w:style w:type="character" w:customStyle="1" w:styleId="aTEXTChar">
     <w:name w:val="aTEXT Char"/>
     <w:link w:val="aTEXT"/>
     <w:rsid w:val="003B6BCB"/>
     <w:rPr>
-      <w:rFonts w:ascii="Times New Roman" w:hAnsi="Times New Roman" w:eastAsia="Times New Roman" w:cs="Times New Roman"/>
+      <w:rFonts w:ascii="Times New Roman" w:eastAsia="Times New Roman" w:hAnsi="Times New Roman" w:cs="Times New Roman"/>
       <w:bCs/>
       <w:lang w:eastAsia="ar-SA"/>
     </w:rPr>
   </w:style>
-  <w:style w:type="character" w:styleId="Nadpis6Char" w:customStyle="1">
-    <w:name w:val="Nadpis 6 Char"/>
-    <w:basedOn w:val="Standardnpsmoodstavce"/>
-    <w:link w:val="Nadpis6"/>
+  <w:style w:type="character" w:customStyle="1" w:styleId="Heading6Char">
+    <w:name w:val="Heading 6 Char"/>
+    <w:basedOn w:val="DefaultParagraphFont"/>
+    <w:link w:val="Heading6"/>
     <w:uiPriority w:val="9"/>
     <w:semiHidden/>
     <w:rsid w:val="003B6BCB"/>
     <w:rPr>
-      <w:rFonts w:asciiTheme="majorHAnsi" w:hAnsiTheme="majorHAnsi" w:eastAsiaTheme="majorEastAsia" w:cstheme="majorBidi"/>
+      <w:rFonts w:asciiTheme="majorHAnsi" w:eastAsiaTheme="majorEastAsia" w:hAnsiTheme="majorHAnsi" w:cstheme="majorBidi"/>
       <w:color w:val="1F3763" w:themeColor="accent1" w:themeShade="7F"/>
     </w:rPr>
   </w:style>
@@ -10414,7 +9963,7 @@
 </file>
 
 <file path=word/theme/theme1.xml><?xml version="1.0" encoding="utf-8"?>
-<a:theme xmlns:a="http://schemas.openxmlformats.org/drawingml/2006/main" xmlns:thm15="http://schemas.microsoft.com/office/thememl/2012/main" name="Motiv Office">
+<a:theme xmlns:a="http://schemas.openxmlformats.org/drawingml/2006/main" name="Motiv Office">
   <a:themeElements>
     <a:clrScheme name="Office">
       <a:dk1>

--- a/Smlouva-LUNASTAV-vzor.docx
+++ b/Smlouva-LUNASTAV-vzor.docx
@@ -5391,18 +5391,21 @@
     <w:p>
       <w:pPr>
         <w:pStyle w:val="ListParagraph"/>
+        <w:jc w:val="both"/>
+      </w:pPr>
+    </w:p>
+    <w:p>
+      <w:pPr>
+        <w:pStyle w:val="ListParagraph"/>
         <w:numPr>
           <w:ilvl w:val="1"/>
           <w:numId w:val="5"/>
         </w:numPr>
         <w:jc w:val="both"/>
-        <w:pPrChange w:id="23" w:author="Tomáš Najman" w:date="2026-08-10T20:27:00Z" w16du:dateUtc="2026-08-10T18:27:00Z">
-          <w:pPr>
-            <w:pStyle w:val="ListParagraph"/>
-            <w:jc w:val="both"/>
-          </w:pPr>
-        </w:pPrChange>
-      </w:pPr>
+      </w:pPr>
+      <w:r>
+        <w:t xml:space="preserve">Zhotovitel není vázán žádnými kodexy chování. </w:t>
+      </w:r>
     </w:p>
     <w:p>
       <w:pPr>
@@ -5420,7 +5423,7 @@
         <w:jc w:val="both"/>
       </w:pPr>
       <w:r>
-        <w:t xml:space="preserve">Zhotovitel není vázán žádnými kodexy chování. </w:t>
+        <w:t xml:space="preserve">Zhotovitel je oprávněn k podnikání v rozsahu dle živnostenského oprávnění. Kontrolu provádí v rámci své působnosti příslušný živnostenský úřad. Dozor nad oblastí ochrany osobních údajů vykonává Úřad pro ochranu osobních údajů. Nad dodržováním zákona č. 634/1992 Sb., o ochraně spotřebitele, ve znění pozdějších předpisů, vykonává dozor Česká obchodní inspekce. </w:t>
       </w:r>
     </w:p>
     <w:p>
@@ -5439,7 +5442,7 @@
         <w:jc w:val="both"/>
       </w:pPr>
       <w:r>
-        <w:t xml:space="preserve">Zhotovitel je oprávněn k podnikání v rozsahu dle živnostenského oprávnění. Kontrolu provádí v rámci své působnosti příslušný živnostenský úřad. Dozor nad oblastí ochrany osobních údajů vykonává Úřad pro ochranu osobních údajů. Nad dodržováním zákona č. 634/1992 Sb., o ochraně spotřebitele, ve znění pozdějších předpisů, vykonává dozor Česká obchodní inspekce. </w:t>
+        <w:t xml:space="preserve">V případě, že kterékoliv ustanovení Smlouvy nebo těchto Podmínek bude nebo se stane neplatné či neúčinné, nemá to vliv na platnost a účinnost ostatních ustanovení Smlouvy a těchto Podmínek. </w:t>
       </w:r>
     </w:p>
     <w:p>
@@ -5458,13 +5461,12 @@
         <w:jc w:val="both"/>
       </w:pPr>
       <w:r>
-        <w:t xml:space="preserve">V případě, že kterékoliv ustanovení Smlouvy nebo těchto Podmínek bude nebo se stane neplatné či neúčinné, nemá to vliv na platnost a účinnost ostatních ustanovení Smlouvy a těchto Podmínek. </w:t>
-      </w:r>
-    </w:p>
-    <w:p>
-      <w:pPr>
-        <w:pStyle w:val="ListParagraph"/>
-        <w:jc w:val="both"/>
+        <w:t xml:space="preserve">Tyto Podmínky jsou uveřejněny na webových stránkách Společnosti: http://www.lunastav.cz/. Smluvní vztahy mezi Zhotovitelem a Objednatelem se řídí zněním Podmínek účinným ke dni uzavření Smlouvy. </w:t>
+      </w:r>
+    </w:p>
+    <w:p>
+      <w:pPr>
+        <w:pStyle w:val="ListParagraph"/>
       </w:pPr>
     </w:p>
     <w:p>
@@ -5475,24 +5477,6 @@
           <w:numId w:val="5"/>
         </w:numPr>
         <w:jc w:val="both"/>
-      </w:pPr>
-      <w:r>
-        <w:t xml:space="preserve">Tyto Podmínky jsou uveřejněny na webových stránkách Společnosti: http://www.lunastav.cz/. Smluvní vztahy mezi Zhotovitelem a Objednatelem se řídí zněním Podmínek účinným ke dni uzavření Smlouvy. </w:t>
-      </w:r>
-    </w:p>
-    <w:p>
-      <w:pPr>
-        <w:pStyle w:val="ListParagraph"/>
-      </w:pPr>
-    </w:p>
-    <w:p>
-      <w:pPr>
-        <w:pStyle w:val="ListParagraph"/>
-        <w:numPr>
-          <w:ilvl w:val="1"/>
-          <w:numId w:val="5"/>
-        </w:numPr>
-        <w:jc w:val="both"/>
         <w:rPr>
           <w:del w:id="24" w:author="Tomáš Najman" w:date="2026-08-10T20:27:00Z" w16du:dateUtc="2026-08-10T18:27:00Z"/>
         </w:rPr>
@@ -5503,42 +5487,6 @@
       <w:r>
         <w:t>2.2026</w:t>
       </w:r>
-    </w:p>
-    <w:p>
-      <w:pPr>
-        <w:pStyle w:val="ListParagraph"/>
-        <w:numPr>
-          <w:ilvl w:val="1"/>
-          <w:numId w:val="5"/>
-        </w:numPr>
-        <w:jc w:val="both"/>
-        <w:rPr>
-          <w:del w:id="25" w:author="Tomáš Najman" w:date="2026-08-10T20:25:00Z" w16du:dateUtc="2026-08-10T18:25:00Z"/>
-        </w:rPr>
-        <w:pPrChange w:id="26" w:author="Tomáš Najman" w:date="2026-08-10T20:27:00Z" w16du:dateUtc="2026-08-10T18:27:00Z">
-          <w:pPr>
-            <w:pStyle w:val="ListParagraph"/>
-            <w:jc w:val="both"/>
-          </w:pPr>
-        </w:pPrChange>
-      </w:pPr>
-    </w:p>
-    <w:p>
-      <w:pPr>
-        <w:pStyle w:val="ListParagraph"/>
-        <w:numPr>
-          <w:ilvl w:val="1"/>
-          <w:numId w:val="5"/>
-        </w:numPr>
-        <w:jc w:val="both"/>
-        <w:pPrChange w:id="27" w:author="Tomáš Najman" w:date="2026-08-10T20:27:00Z" w16du:dateUtc="2026-08-10T18:27:00Z">
-          <w:pPr>
-            <w:pStyle w:val="ListParagraph"/>
-            <w:ind w:left="360"/>
-            <w:jc w:val="both"/>
-          </w:pPr>
-        </w:pPrChange>
-      </w:pPr>
     </w:p>
     <w:p>
       <w:pPr>
@@ -5648,7 +5596,7 @@
       </w:tr>
       <w:tr>
         <w:trPr>
-          <w:trHeight w:val="2180"/>
+          <w:trHeight w:val="1200"/>
           <w:ins w:id="35" w:author="Tomáš Najman" w:date="2026-08-10T20:25:00Z" w16du:dateUtc="2026-08-10T18:25:00Z"/>
         </w:trPr>
         <w:tc>

--- a/Smlouva-LUNASTAV-vzor.docx
+++ b/Smlouva-LUNASTAV-vzor.docx
@@ -2259,7 +2259,7 @@
       </w:tr>
       <w:tr>
         <w:trPr>
-          <w:trHeight w:val="2180"/>
+          <w:trHeight w:val="1200"/>
         </w:trPr>
         <w:tc>
           <w:tcPr>

--- a/Smlouva-LUNASTAV-vzor.docx
+++ b/Smlouva-LUNASTAV-vzor.docx
@@ -2264,8 +2264,20 @@
         <w:tc>
           <w:tcPr>
             <w:tcW w:w="4410" w:type="dxa"/>
+            <w:vAlign w:val="center"/>
           </w:tcPr>
-          <w:p/>
+          <w:p>
+            <w:pPr>
+              <w:jc w:val="center"/>
+            </w:pPr>
+            <w:r>
+              <w:rPr>
+                <w:sz w:val="12"/>
+                <w:color w:val="FFFFFF"/>
+              </w:rPr>
+              <w:t>◆</w:t>
+            </w:r>
+          </w:p>
         </w:tc>
         <w:tc>
           <w:tcPr>

--- a/Smlouva-LUNASTAV-vzor.docx
+++ b/Smlouva-LUNASTAV-vzor.docx
@@ -2272,8 +2272,8 @@
             </w:pPr>
             <w:r>
               <w:rPr>
-                <w:sz w:val="12"/>
-                <w:color w:val="FFFFFF"/>
+                <w:color w:val="000000"/>
+                <w:sz w:val="20"/>
               </w:rPr>
               <w:t>◆</w:t>
             </w:r>

--- a/Smlouva-LUNASTAV-vzor.docx
+++ b/Smlouva-LUNASTAV-vzor.docx
@@ -5614,6 +5614,7 @@
         <w:tc>
           <w:tcPr>
             <w:tcW w:w="4410" w:type="dxa"/>
+            <w:vAlign w:val="center"/>
           </w:tcPr>
           <w:p>
             <w:pPr>
@@ -5621,6 +5622,13 @@
                 <w:ins w:id="36" w:author="Tomáš Najman" w:date="2026-08-10T20:25:00Z" w16du:dateUtc="2026-08-10T18:25:00Z"/>
               </w:rPr>
             </w:pPr>
+            <w:r>
+              <w:rPr>
+                <w:color w:val="000000"/>
+                <w:sz w:val="20"/>
+              </w:rPr>
+              <w:t>◆</w:t>
+            </w:r>
           </w:p>
         </w:tc>
         <w:tc>

--- a/Smlouva-LUNASTAV-vzor.docx
+++ b/Smlouva-LUNASTAV-vzor.docx
@@ -2272,8 +2272,8 @@
             </w:pPr>
             <w:r>
               <w:rPr>
-                <w:color w:val="000000"/>
-                <w:sz w:val="20"/>
+                <w:color w:val="FFFFFF"/>
+                <w:sz w:val="12"/>
               </w:rPr>
               <w:t>◆</w:t>
             </w:r>
@@ -5624,8 +5624,8 @@
             </w:pPr>
             <w:r>
               <w:rPr>
-                <w:color w:val="000000"/>
-                <w:sz w:val="20"/>
+                <w:color w:val="FFFFFF"/>
+                <w:sz w:val="12"/>
               </w:rPr>
               <w:t>◆</w:t>
             </w:r>

--- a/Smlouva-LUNASTAV-vzor.docx
+++ b/Smlouva-LUNASTAV-vzor.docx
@@ -2259,7 +2259,7 @@
       </w:tr>
       <w:tr>
         <w:trPr>
-          <w:trHeight w:val="1200"/>
+          <w:trHeight w:val="1900"/>
         </w:trPr>
         <w:tc>
           <w:tcPr>
@@ -5608,7 +5608,7 @@
       </w:tr>
       <w:tr>
         <w:trPr>
-          <w:trHeight w:val="1200"/>
+          <w:trHeight w:val="1900"/>
           <w:ins w:id="35" w:author="Tomáš Najman" w:date="2026-08-10T20:25:00Z" w16du:dateUtc="2026-08-10T18:25:00Z"/>
         </w:trPr>
         <w:tc>

--- a/Smlouva-LUNASTAV-vzor.docx
+++ b/Smlouva-LUNASTAV-vzor.docx
@@ -2259,7 +2259,7 @@
       </w:tr>
       <w:tr>
         <w:trPr>
-          <w:trHeight w:val="1900"/>
+          <w:trHeight w:val="2600"/>
         </w:trPr>
         <w:tc>
           <w:tcPr>
@@ -5608,7 +5608,7 @@
       </w:tr>
       <w:tr>
         <w:trPr>
-          <w:trHeight w:val="1900"/>
+          <w:trHeight w:val="2600"/>
           <w:ins w:id="35" w:author="Tomáš Najman" w:date="2026-08-10T20:25:00Z" w16du:dateUtc="2026-08-10T18:25:00Z"/>
         </w:trPr>
         <w:tc>
